--- a/mbr/templates/cert_master_template.docx
+++ b/mbr/templates/cert_master_template.docx
@@ -5,7 +5,6 @@
     <w:p>
       <w:r>
         <w:rPr>
-          <w:rFonts w:ascii="Bookman Old Style" w:hAnsi="Bookman Old Style"/>
           <w:sz w:val="2"/>
         </w:rPr>
         <w:t xml:space="preserve">{%p if avon_code %}</w:t>
@@ -32,7 +31,6 @@
     <w:p>
       <w:r>
         <w:rPr>
-          <w:rFonts w:ascii="Bookman Old Style" w:hAnsi="Bookman Old Style"/>
           <w:sz w:val="2"/>
         </w:rPr>
         <w:t xml:space="preserve">{%p endif %}</w:t>
@@ -240,11 +238,16 @@
       </w:r>
     </w:p>
     <w:p>
-      <w:r>
+      <w:pPr>
         <w:rPr>
           <w:sz w:val="2"/>
         </w:rPr>
-        <w:t>{%p if order_number %}</w:t>
+      </w:pPr>
+      <w:r>
+        <w:rPr>
+          <w:sz w:val="2"/>
+        </w:rPr>
+        <w:t xml:space="preserve">{%p if order_number %}</w:t>
       </w:r>
     </w:p>
     <w:p>
@@ -276,19 +279,29 @@
       </w:r>
     </w:p>
     <w:p>
-      <w:r>
+      <w:pPr>
         <w:rPr>
           <w:sz w:val="2"/>
         </w:rPr>
-        <w:t>{%p endif %}</w:t>
+      </w:pPr>
+      <w:r>
+        <w:rPr>
+          <w:sz w:val="2"/>
+        </w:rPr>
+        <w:t xml:space="preserve">{%p endif %}</w:t>
       </w:r>
     </w:p>
     <w:p>
-      <w:r>
+      <w:pPr>
         <w:rPr>
           <w:sz w:val="2"/>
         </w:rPr>
-        <w:t>{%p if certificate_number %}</w:t>
+      </w:pPr>
+      <w:r>
+        <w:rPr>
+          <w:sz w:val="2"/>
+        </w:rPr>
+        <w:t xml:space="preserve">{%p if certificate_number %}</w:t>
       </w:r>
     </w:p>
     <w:p>
@@ -326,11 +339,16 @@
       </w:r>
     </w:p>
     <w:p>
-      <w:r>
+      <w:pPr>
         <w:rPr>
           <w:sz w:val="2"/>
         </w:rPr>
-        <w:t>{%p endif %}</w:t>
+      </w:pPr>
+      <w:r>
+        <w:rPr>
+          <w:sz w:val="2"/>
+        </w:rPr>
+        <w:t xml:space="preserve">{%p endif %}</w:t>
       </w:r>
     </w:p>
     <w:p>
@@ -362,6 +380,7 @@
       <w:tr>
         <w:trPr>
           <w:trHeight w:val="480"/>
+          <w:tblHeader/>
         </w:trPr>
         <w:tc>
           <w:tcPr>
@@ -848,6 +867,7 @@
       <w:tr>
         <w:trPr>
           <w:trHeight w:val="480"/>
+          <w:cantSplit/>
         </w:trPr>
         <w:tc>
           <w:tcPr>

--- a/mbr/templates/cert_master_template.docx
+++ b/mbr/templates/cert_master_template.docx
@@ -2,15 +2,16 @@
 <file path=word/document.xml><?xml version="1.0" encoding="utf-8"?>
 <w:document xmlns:wpc="http://schemas.microsoft.com/office/word/2010/wordprocessingCanvas" xmlns:cx="http://schemas.microsoft.com/office/drawing/2014/chartex" xmlns:cx1="http://schemas.microsoft.com/office/drawing/2015/9/8/chartex" xmlns:cx2="http://schemas.microsoft.com/office/drawing/2015/10/21/chartex" xmlns:cx3="http://schemas.microsoft.com/office/drawing/2016/5/9/chartex" xmlns:cx4="http://schemas.microsoft.com/office/drawing/2016/5/10/chartex" xmlns:cx5="http://schemas.microsoft.com/office/drawing/2016/5/11/chartex" xmlns:cx6="http://schemas.microsoft.com/office/drawing/2016/5/12/chartex" xmlns:cx7="http://schemas.microsoft.com/office/drawing/2016/5/13/chartex" xmlns:cx8="http://schemas.microsoft.com/office/drawing/2016/5/14/chartex" xmlns:mc="http://schemas.openxmlformats.org/markup-compatibility/2006" xmlns:aink="http://schemas.microsoft.com/office/drawing/2016/ink" xmlns:am3d="http://schemas.microsoft.com/office/drawing/2017/model3d" xmlns:o="urn:schemas-microsoft-com:office:office" xmlns:oel="http://schemas.microsoft.com/office/2019/extlst" xmlns:r="http://schemas.openxmlformats.org/officeDocument/2006/relationships" xmlns:m="http://schemas.openxmlformats.org/officeDocument/2006/math" xmlns:v="urn:schemas-microsoft-com:vml" xmlns:wp14="http://schemas.microsoft.com/office/word/2010/wordprocessingDrawing" xmlns:wp="http://schemas.openxmlformats.org/drawingml/2006/wordprocessingDrawing" xmlns:w10="urn:schemas-microsoft-com:office:word" xmlns:w="http://schemas.openxmlformats.org/wordprocessingml/2006/main" xmlns:w14="http://schemas.microsoft.com/office/word/2010/wordml" xmlns:w15="http://schemas.microsoft.com/office/word/2012/wordml" xmlns:w16cex="http://schemas.microsoft.com/office/word/2018/wordml/cex" xmlns:w16cid="http://schemas.microsoft.com/office/word/2016/wordml/cid" xmlns:w16="http://schemas.microsoft.com/office/word/2018/wordml" xmlns:w16du="http://schemas.microsoft.com/office/word/2023/wordml/word16du" xmlns:w16sdtdh="http://schemas.microsoft.com/office/word/2020/wordml/sdtdatahash" xmlns:w16sdtfl="http://schemas.microsoft.com/office/word/2024/wordml/sdtformatlock" xmlns:w16se="http://schemas.microsoft.com/office/word/2015/wordml/symex" xmlns:wpg="http://schemas.microsoft.com/office/word/2010/wordprocessingGroup" xmlns:wpi="http://schemas.microsoft.com/office/word/2010/wordprocessingInk" xmlns:wne="http://schemas.microsoft.com/office/word/2006/wordml" xmlns:wps="http://schemas.microsoft.com/office/word/2010/wordprocessingShape" mc:Ignorable="w14 w15 w16se w16cid w16 w16cex w16sdtdh w16sdtfl w16du wp14">
   <w:body>
-    <w:p>
-      <w:r>
-        <w:rPr>
+    <w:p xmlns:wp14="http://schemas.microsoft.com/office/word/2010/wordml" wp14:textId="77777777">
+      <w:r>
+        <w:rPr>
+          <w:rFonts w:ascii="Bookman Old Style" w:hAnsi="Bookman Old Style"/>
           <w:sz w:val="2"/>
         </w:rPr>
         <w:t xml:space="preserve">{%p if avon_code %}</w:t>
       </w:r>
     </w:p>
-    <w:p>
+    <w:p xmlns:wp14="http://schemas.microsoft.com/office/word/2010/wordml" wp14:textId="77777777">
       <w:r>
         <w:rPr>
           <w:rFonts w:ascii="Bookman Old Style" w:hAnsi="Bookman Old Style"/>
@@ -19,7 +20,7 @@
         <w:t xml:space="preserve">Kod AVON/AVON code: {{avon_code}}</w:t>
       </w:r>
     </w:p>
-    <w:p>
+    <w:p xmlns:wp14="http://schemas.microsoft.com/office/word/2010/wordml" wp14:textId="77777777">
       <w:r>
         <w:rPr>
           <w:rFonts w:ascii="Bookman Old Style" w:hAnsi="Bookman Old Style"/>
@@ -28,9 +29,10 @@
         <w:t xml:space="preserve">Nazwa AVON/AVON name: {{avon_name}}</w:t>
       </w:r>
     </w:p>
-    <w:p>
-      <w:r>
-        <w:rPr>
+    <w:p xmlns:wp14="http://schemas.microsoft.com/office/word/2010/wordml" wp14:textId="77777777">
+      <w:r>
+        <w:rPr>
+          <w:rFonts w:ascii="Bookman Old Style" w:hAnsi="Bookman Old Style"/>
           <w:sz w:val="2"/>
         </w:rPr>
         <w:t xml:space="preserve">{%p endif %}</w:t>
@@ -139,7 +141,19 @@
           <w:sz w:val="22"/>
         </w:rPr>
         <w:t>Partia/Batch:</w:t>
+      </w:r>
+      <w:r>
+        <w:rPr>
+          <w:rFonts w:ascii="Bookman Old Style" w:hAnsi="Bookman Old Style"/>
+          <w:sz w:val="22"/>
+        </w:rPr>
         <w:tab/>
+      </w:r>
+      <w:r>
+        <w:rPr>
+          <w:rFonts w:ascii="Bookman Old Style" w:hAnsi="Bookman Old Style"/>
+          <w:sz w:val="22"/>
+        </w:rPr>
         <w:t>{{nr_partii}}</w:t>
       </w:r>
       <w:r>
@@ -175,7 +189,19 @@
           <w:sz w:val="22"/>
         </w:rPr>
         <w:t>Data produkcji/Production date:</w:t>
+      </w:r>
+      <w:r>
+        <w:rPr>
+          <w:rFonts w:ascii="Bookman Old Style" w:hAnsi="Bookman Old Style"/>
+          <w:sz w:val="22"/>
+        </w:rPr>
         <w:tab/>
+      </w:r>
+      <w:r>
+        <w:rPr>
+          <w:rFonts w:ascii="Bookman Old Style" w:hAnsi="Bookman Old Style"/>
+          <w:sz w:val="22"/>
+        </w:rPr>
         <w:t>{{dt_produkcji}}</w:t>
       </w:r>
       <w:r>
@@ -215,7 +241,19 @@
           <w:sz w:val="22"/>
         </w:rPr>
         <w:t>Data ważności/Expiry date:</w:t>
+      </w:r>
+      <w:r>
+        <w:rPr>
+          <w:rFonts w:ascii="Bookman Old Style" w:hAnsi="Bookman Old Style"/>
+          <w:sz w:val="22"/>
+        </w:rPr>
         <w:tab/>
+      </w:r>
+      <w:r>
+        <w:rPr>
+          <w:rFonts w:ascii="Bookman Old Style" w:hAnsi="Bookman Old Style"/>
+          <w:sz w:val="22"/>
+        </w:rPr>
         <w:t>{{dt_waznosci}}</w:t>
       </w:r>
       <w:r>
@@ -237,17 +275,12 @@
         </w:rPr>
       </w:r>
     </w:p>
-    <w:p>
-      <w:pPr>
+    <w:p xmlns:wp14="http://schemas.microsoft.com/office/word/2010/wordml" wp14:textId="77777777">
+      <w:r>
         <w:rPr>
           <w:sz w:val="2"/>
         </w:rPr>
-      </w:pPr>
-      <w:r>
-        <w:rPr>
-          <w:sz w:val="2"/>
-        </w:rPr>
-        <w:t xml:space="preserve">{%p if order_number %}</w:t>
+        <w:t>{%p if order_number %}</w:t>
       </w:r>
     </w:p>
     <w:p>
@@ -268,7 +301,19 @@
           <w:sz w:val="22"/>
         </w:rPr>
         <w:t>Numer zamówienia/Order No.:</w:t>
+      </w:r>
+      <w:r>
+        <w:rPr>
+          <w:rFonts w:ascii="Bookman Old Style" w:hAnsi="Bookman Old Style"/>
+          <w:sz w:val="22"/>
+        </w:rPr>
         <w:tab/>
+      </w:r>
+      <w:r>
+        <w:rPr>
+          <w:rFonts w:ascii="Bookman Old Style" w:hAnsi="Bookman Old Style"/>
+          <w:sz w:val="22"/>
+        </w:rPr>
         <w:t>{{order_number}}</w:t>
       </w:r>
       <w:r>
@@ -278,30 +323,20 @@
         </w:rPr>
       </w:r>
     </w:p>
-    <w:p>
-      <w:pPr>
+    <w:p xmlns:wp14="http://schemas.microsoft.com/office/word/2010/wordml" wp14:textId="77777777">
+      <w:r>
         <w:rPr>
           <w:sz w:val="2"/>
         </w:rPr>
-      </w:pPr>
+        <w:t>{%p endif %}</w:t>
+      </w:r>
+    </w:p>
+    <w:p xmlns:wp14="http://schemas.microsoft.com/office/word/2010/wordml" wp14:textId="77777777">
       <w:r>
         <w:rPr>
           <w:sz w:val="2"/>
         </w:rPr>
-        <w:t xml:space="preserve">{%p endif %}</w:t>
-      </w:r>
-    </w:p>
-    <w:p>
-      <w:pPr>
-        <w:rPr>
-          <w:sz w:val="2"/>
-        </w:rPr>
-      </w:pPr>
-      <w:r>
-        <w:rPr>
-          <w:sz w:val="2"/>
-        </w:rPr>
-        <w:t xml:space="preserve">{%p if certificate_number %}</w:t>
+        <w:t>{%p if certificate_number %}</w:t>
       </w:r>
     </w:p>
     <w:p>
@@ -322,7 +357,19 @@
           <w:sz w:val="22"/>
         </w:rPr>
         <w:t>Numer certyfikatu/Certificate No.:</w:t>
+      </w:r>
+      <w:r>
+        <w:rPr>
+          <w:rFonts w:ascii="Bookman Old Style" w:hAnsi="Bookman Old Style"/>
+          <w:sz w:val="22"/>
+        </w:rPr>
         <w:tab/>
+      </w:r>
+      <w:r>
+        <w:rPr>
+          <w:rFonts w:ascii="Bookman Old Style" w:hAnsi="Bookman Old Style"/>
+          <w:sz w:val="22"/>
+        </w:rPr>
         <w:t>{{certificate_number}} {{rspo_text}}</w:t>
       </w:r>
       <w:r>
@@ -338,17 +385,12 @@
         </w:rPr>
       </w:r>
     </w:p>
-    <w:p>
-      <w:pPr>
+    <w:p xmlns:wp14="http://schemas.microsoft.com/office/word/2010/wordml" wp14:textId="77777777">
+      <w:r>
         <w:rPr>
           <w:sz w:val="2"/>
         </w:rPr>
-      </w:pPr>
-      <w:r>
-        <w:rPr>
-          <w:sz w:val="2"/>
-        </w:rPr>
-        <w:t xml:space="preserve">{%p endif %}</w:t>
+        <w:t>{%p endif %}</w:t>
       </w:r>
     </w:p>
     <w:p>
@@ -362,7 +404,7 @@
     </w:p>
     <w:tbl>
       <w:tblPr>
-        <w:tblW w:w="9679" w:type="dxa"/>
+        <w:tblW w:w="9677" w:type="dxa"/>
         <w:tblInd w:w="60" w:type="dxa"/>
         <w:tblLayout w:type="fixed"/>
         <w:tblCellMar>
@@ -375,7 +417,7 @@
         <w:gridCol w:w="4471"/>
         <w:gridCol w:w="2127"/>
         <w:gridCol w:w="1984"/>
-        <w:gridCol w:w="1097"/>
+        <w:gridCol w:w="1095"/>
       </w:tblGrid>
       <w:tr>
         <w:trPr>
@@ -386,9 +428,9 @@
           <w:tcPr>
             <w:tcW w:w="4471" w:type="dxa"/>
             <w:tcBorders>
-              <w:top w:val="single" w:sz="4" w:space="0" w:color="000000"/>
-              <w:left w:val="single" w:sz="4" w:space="0" w:color="000000"/>
-              <w:bottom w:val="single" w:sz="4" w:space="0" w:color="000000"/>
+              <w:top w:val="single" w:color="000000" w:themeColor="text1" w:sz="4" w:space="0"/>
+              <w:left w:val="single" w:color="000000" w:themeColor="text1" w:sz="4" w:space="0"/>
+              <w:bottom w:val="single" w:color="000000" w:themeColor="text1" w:sz="4" w:space="0"/>
             </w:tcBorders>
             <w:tcMar>
               <w:top w:w="0" w:type="dxa"/>
@@ -402,9 +444,11 @@
             <w:pPr>
               <w:pStyle w:val="Standard"/>
               <w:snapToGrid w:val="0"/>
-              <w:rPr>
-                <w:rFonts w:ascii="Bookman Old Style" w:hAnsi="Bookman Old Style"/>
-                <w:b/>
+              <w:jc w:val="center"/>
+              <w:rPr>
+                <w:rFonts w:ascii="Bookman Old Style" w:hAnsi="Bookman Old Style"/>
+                <w:b w:val="1"/>
+                <w:bCs w:val="1"/>
                 <w:sz w:val="22"/>
                 <w:szCs w:val="22"/>
                 <w:lang w:val="en-GB"/>
@@ -413,21 +457,46 @@
             <w:r>
               <w:rPr>
                 <w:rFonts w:ascii="Bookman Old Style" w:hAnsi="Bookman Old Style"/>
-                <w:b/>
-                <w:sz w:val="22"/>
-                <w:szCs w:val="22"/>
-                <w:lang w:val="en-GB"/>
-              </w:rPr>
-              <w:t>Parametr oznaczony</w:t>
+                <w:b w:val="1"/>
+                <w:bCs w:val="1"/>
+                <w:sz w:val="22"/>
+                <w:szCs w:val="22"/>
+                <w:lang w:val="en-GB"/>
+              </w:rPr>
+              <w:t>Parametr</w:t>
+            </w:r>
+            <w:r>
+              <w:rPr>
+                <w:rFonts w:ascii="Bookman Old Style" w:hAnsi="Bookman Old Style"/>
+                <w:b w:val="1"/>
+                <w:bCs w:val="1"/>
+                <w:sz w:val="22"/>
+                <w:szCs w:val="22"/>
+                <w:lang w:val="en-GB"/>
+              </w:rPr>
+              <w:t xml:space="preserve"> </w:t>
+            </w:r>
+            <w:r>
+              <w:rPr>
+                <w:rFonts w:ascii="Bookman Old Style" w:hAnsi="Bookman Old Style"/>
+                <w:b w:val="1"/>
+                <w:bCs w:val="1"/>
+                <w:sz w:val="22"/>
+                <w:szCs w:val="22"/>
+                <w:lang w:val="en-GB"/>
+              </w:rPr>
+              <w:t>oznaczony</w:t>
             </w:r>
           </w:p>
           <w:p>
             <w:pPr>
               <w:pStyle w:val="Standard"/>
               <w:snapToGrid w:val="0"/>
-              <w:rPr>
-                <w:rFonts w:ascii="Bookman Old Style" w:hAnsi="Bookman Old Style"/>
-                <w:b/>
+              <w:jc w:val="center"/>
+              <w:rPr>
+                <w:rFonts w:ascii="Bookman Old Style" w:hAnsi="Bookman Old Style"/>
+                <w:b w:val="1"/>
+                <w:bCs w:val="1"/>
                 <w:sz w:val="22"/>
                 <w:szCs w:val="22"/>
                 <w:lang w:val="en-GB"/>
@@ -436,7 +505,8 @@
             <w:r>
               <w:rPr>
                 <w:rFonts w:ascii="Bookman Old Style" w:hAnsi="Bookman Old Style"/>
-                <w:b/>
+                <w:b w:val="1"/>
+                <w:bCs w:val="1"/>
                 <w:sz w:val="22"/>
                 <w:szCs w:val="22"/>
                 <w:lang w:val="en-GB"/>
@@ -446,7 +516,8 @@
             <w:r>
               <w:rPr>
                 <w:rFonts w:ascii="Bookman Old Style" w:hAnsi="Bookman Old Style"/>
-                <w:b/>
+                <w:b w:val="1"/>
+                <w:bCs w:val="1"/>
                 <w:sz w:val="22"/>
                 <w:szCs w:val="22"/>
                 <w:lang w:val="en-GB"/>
@@ -459,9 +530,9 @@
           <w:tcPr>
             <w:tcW w:w="2127" w:type="dxa"/>
             <w:tcBorders>
-              <w:top w:val="single" w:sz="4" w:space="0" w:color="000000"/>
-              <w:left w:val="single" w:sz="4" w:space="0" w:color="000000"/>
-              <w:bottom w:val="single" w:sz="4" w:space="0" w:color="000000"/>
+              <w:top w:val="single" w:color="000000" w:themeColor="text1" w:sz="4" w:space="0"/>
+              <w:left w:val="single" w:color="000000" w:themeColor="text1" w:sz="4" w:space="0"/>
+              <w:bottom w:val="single" w:color="000000" w:themeColor="text1" w:sz="4" w:space="0"/>
             </w:tcBorders>
             <w:tcMar>
               <w:top w:w="0" w:type="dxa"/>
@@ -479,7 +550,8 @@
               <w:jc w:val="center"/>
               <w:rPr>
                 <w:rFonts w:ascii="Bookman Old Style" w:hAnsi="Bookman Old Style"/>
-                <w:b/>
+                <w:b w:val="1"/>
+                <w:bCs w:val="1"/>
                 <w:sz w:val="22"/>
                 <w:szCs w:val="22"/>
                 <w:lang w:val="en-GB"/>
@@ -488,7 +560,8 @@
             <w:r>
               <w:rPr>
                 <w:rFonts w:ascii="Bookman Old Style" w:hAnsi="Bookman Old Style"/>
-                <w:b/>
+                <w:b w:val="1"/>
+                <w:bCs w:val="1"/>
                 <w:sz w:val="22"/>
                 <w:szCs w:val="22"/>
                 <w:lang w:val="en-GB"/>
@@ -504,7 +577,8 @@
               <w:jc w:val="center"/>
               <w:rPr>
                 <w:rFonts w:ascii="Bookman Old Style" w:hAnsi="Bookman Old Style"/>
-                <w:b/>
+                <w:b w:val="1"/>
+                <w:bCs w:val="1"/>
                 <w:sz w:val="22"/>
                 <w:szCs w:val="22"/>
                 <w:lang w:val="en-GB"/>
@@ -513,7 +587,8 @@
             <w:r>
               <w:rPr>
                 <w:rFonts w:ascii="Bookman Old Style" w:hAnsi="Bookman Old Style"/>
-                <w:b/>
+                <w:b w:val="1"/>
+                <w:bCs w:val="1"/>
                 <w:sz w:val="22"/>
                 <w:szCs w:val="22"/>
                 <w:lang w:val="en-GB"/>
@@ -523,7 +598,8 @@
             <w:r>
               <w:rPr>
                 <w:rFonts w:ascii="Bookman Old Style" w:hAnsi="Bookman Old Style"/>
-                <w:b/>
+                <w:b w:val="1"/>
+                <w:bCs w:val="1"/>
                 <w:sz w:val="22"/>
                 <w:szCs w:val="22"/>
                 <w:lang w:val="en-GB"/>
@@ -536,9 +612,9 @@
           <w:tcPr>
             <w:tcW w:w="1984" w:type="dxa"/>
             <w:tcBorders>
-              <w:top w:val="single" w:sz="4" w:space="0" w:color="000000"/>
-              <w:left w:val="single" w:sz="4" w:space="0" w:color="000000"/>
-              <w:bottom w:val="single" w:sz="4" w:space="0" w:color="000000"/>
+              <w:top w:val="single" w:color="000000" w:themeColor="text1" w:sz="4" w:space="0"/>
+              <w:left w:val="single" w:color="000000" w:themeColor="text1" w:sz="4" w:space="0"/>
+              <w:bottom w:val="single" w:color="000000" w:themeColor="text1" w:sz="4" w:space="0"/>
             </w:tcBorders>
             <w:tcMar>
               <w:top w:w="0" w:type="dxa"/>
@@ -555,7 +631,8 @@
               <w:jc w:val="center"/>
               <w:rPr>
                 <w:rFonts w:ascii="Bookman Old Style" w:hAnsi="Bookman Old Style"/>
-                <w:b/>
+                <w:b w:val="1"/>
+                <w:bCs w:val="1"/>
                 <w:sz w:val="22"/>
                 <w:szCs w:val="22"/>
                 <w:lang w:val="en-GB"/>
@@ -564,17 +641,41 @@
             <w:r>
               <w:rPr>
                 <w:rFonts w:ascii="Bookman Old Style" w:hAnsi="Bookman Old Style"/>
-                <w:b/>
-                <w:sz w:val="22"/>
-                <w:szCs w:val="22"/>
-                <w:lang w:val="en-GB"/>
-              </w:rPr>
-              <w:t>Metoda bada</w:t>
-            </w:r>
-            <w:r>
-              <w:rPr>
-                <w:rFonts w:ascii="Bookman Old Style" w:hAnsi="Bookman Old Style"/>
-                <w:b/>
+                <w:b w:val="1"/>
+                <w:bCs w:val="1"/>
+                <w:sz w:val="22"/>
+                <w:szCs w:val="22"/>
+                <w:lang w:val="en-GB"/>
+              </w:rPr>
+              <w:t>Metoda</w:t>
+            </w:r>
+            <w:r>
+              <w:rPr>
+                <w:rFonts w:ascii="Bookman Old Style" w:hAnsi="Bookman Old Style"/>
+                <w:b w:val="1"/>
+                <w:bCs w:val="1"/>
+                <w:sz w:val="22"/>
+                <w:szCs w:val="22"/>
+                <w:lang w:val="en-GB"/>
+              </w:rPr>
+              <w:t xml:space="preserve"> </w:t>
+            </w:r>
+            <w:r>
+              <w:rPr>
+                <w:rFonts w:ascii="Bookman Old Style" w:hAnsi="Bookman Old Style"/>
+                <w:b w:val="1"/>
+                <w:bCs w:val="1"/>
+                <w:sz w:val="22"/>
+                <w:szCs w:val="22"/>
+                <w:lang w:val="en-GB"/>
+              </w:rPr>
+              <w:t>bada</w:t>
+            </w:r>
+            <w:r>
+              <w:rPr>
+                <w:rFonts w:ascii="Bookman Old Style" w:hAnsi="Bookman Old Style"/>
+                <w:b w:val="1"/>
+                <w:bCs w:val="1"/>
                 <w:sz w:val="22"/>
                 <w:szCs w:val="22"/>
                 <w:lang w:val="en-GB"/>
@@ -589,7 +690,8 @@
               <w:jc w:val="center"/>
               <w:rPr>
                 <w:rFonts w:ascii="Bookman Old Style" w:hAnsi="Bookman Old Style"/>
-                <w:b/>
+                <w:b w:val="1"/>
+                <w:bCs w:val="1"/>
                 <w:sz w:val="22"/>
                 <w:szCs w:val="22"/>
                 <w:lang w:val="en-GB"/>
@@ -598,7 +700,8 @@
             <w:r>
               <w:rPr>
                 <w:rFonts w:ascii="Bookman Old Style" w:hAnsi="Bookman Old Style"/>
-                <w:b/>
+                <w:b w:val="1"/>
+                <w:bCs w:val="1"/>
                 <w:sz w:val="22"/>
                 <w:szCs w:val="22"/>
                 <w:lang w:val="en-GB"/>
@@ -608,7 +711,8 @@
             <w:r>
               <w:rPr>
                 <w:rFonts w:ascii="Bookman Old Style" w:hAnsi="Bookman Old Style"/>
-                <w:b/>
+                <w:b w:val="1"/>
+                <w:bCs w:val="1"/>
                 <w:sz w:val="22"/>
                 <w:szCs w:val="22"/>
                 <w:lang w:val="en-GB"/>
@@ -619,12 +723,12 @@
         </w:tc>
         <w:tc>
           <w:tcPr>
-            <w:tcW w:w="1097" w:type="dxa"/>
+            <w:tcW w:w="1095" w:type="dxa"/>
             <w:tcBorders>
-              <w:top w:val="single" w:sz="4" w:space="0" w:color="000000"/>
-              <w:left w:val="single" w:sz="4" w:space="0" w:color="000000"/>
-              <w:bottom w:val="single" w:sz="4" w:space="0" w:color="000000"/>
-              <w:right w:val="single" w:sz="4" w:space="0" w:color="000000"/>
+              <w:top w:val="single" w:color="000000" w:themeColor="text1" w:sz="4" w:space="0"/>
+              <w:left w:val="single" w:color="000000" w:themeColor="text1" w:sz="4" w:space="0"/>
+              <w:bottom w:val="single" w:color="000000" w:themeColor="text1" w:sz="4" w:space="0"/>
+              <w:right w:val="single" w:color="000000" w:themeColor="text1" w:sz="4" w:space="0"/>
             </w:tcBorders>
             <w:tcMar>
               <w:top w:w="0" w:type="dxa"/>
@@ -641,7 +745,8 @@
               <w:jc w:val="center"/>
               <w:rPr>
                 <w:rFonts w:ascii="Bookman Old Style" w:hAnsi="Bookman Old Style"/>
-                <w:b/>
+                <w:b w:val="1"/>
+                <w:bCs w:val="1"/>
                 <w:sz w:val="22"/>
                 <w:szCs w:val="22"/>
                 <w:lang w:val="en-GB"/>
@@ -650,7 +755,8 @@
             <w:r>
               <w:rPr>
                 <w:rFonts w:ascii="Bookman Old Style" w:hAnsi="Bookman Old Style"/>
-                <w:b/>
+                <w:b w:val="1"/>
+                <w:bCs w:val="1"/>
                 <w:sz w:val="22"/>
                 <w:szCs w:val="22"/>
                 <w:lang w:val="en-GB"/>
@@ -665,7 +771,8 @@
               <w:jc w:val="center"/>
               <w:rPr>
                 <w:rFonts w:ascii="Bookman Old Style" w:hAnsi="Bookman Old Style"/>
-                <w:b/>
+                <w:b w:val="1"/>
+                <w:bCs w:val="1"/>
                 <w:sz w:val="22"/>
                 <w:szCs w:val="22"/>
                 <w:lang w:val="en-GB"/>
@@ -674,7 +781,8 @@
             <w:r>
               <w:rPr>
                 <w:rFonts w:ascii="Bookman Old Style" w:hAnsi="Bookman Old Style"/>
-                <w:b/>
+                <w:b w:val="1"/>
+                <w:bCs w:val="1"/>
                 <w:sz w:val="22"/>
                 <w:szCs w:val="22"/>
                 <w:lang w:val="en-GB"/>
@@ -692,56 +800,9 @@
           <w:tcPr>
             <w:tcW w:w="4471" w:type="dxa"/>
             <w:tcBorders>
-              <w:top w:val="single" w:sz="4" w:space="0" w:color="000000"/>
-              <w:left w:val="single" w:sz="4" w:space="0" w:color="000000"/>
-              <w:bottom w:val="single" w:sz="4" w:space="0" w:color="000000"/>
-            </w:tcBorders>
-            <w:tcMar>
-              <w:top w:w="0" w:type="dxa"/>
-              <w:left w:w="70" w:type="dxa"/>
-              <w:bottom w:w="0" w:type="dxa"/>
-              <w:right w:w="70" w:type="dxa"/>
-            </w:tcMar>
-            <w:vAlign w:val="center"/>
-          </w:tcPr>
-          <w:p>
-            <w:pPr>
-              <w:pStyle w:val="Standard"/>
-              <w:snapToGrid w:val="0"/>
-              <w:rPr>
-                <w:rFonts w:ascii="Bookman Old Style" w:hAnsi="Bookman Old Style"/>
-                <w:sz w:val="22"/>
-                <w:szCs w:val="22"/>
-                <w:lang w:val="en-GB"/>
-              </w:rPr>
-            </w:pPr>
-            <w:r>
-              <w:rPr>
-                <w:sz w:val="2"/>
-              </w:rPr>
-              <w:t>{%tr for row in rows %}</w:t>
-            </w:r>
-          </w:p>
-          <w:p>
-            <w:pPr>
-              <w:pStyle w:val="Standard"/>
-              <w:snapToGrid w:val="0"/>
-              <w:rPr>
-                <w:rFonts w:ascii="Bookman Old Style" w:hAnsi="Bookman Old Style"/>
-                <w:sz w:val="22"/>
-                <w:szCs w:val="22"/>
-                <w:lang w:val="en-GB"/>
-              </w:rPr>
-            </w:pPr>
-          </w:p>
-        </w:tc>
-        <w:tc>
-          <w:tcPr>
-            <w:tcW w:w="2127" w:type="dxa"/>
-            <w:tcBorders>
-              <w:top w:val="single" w:sz="4" w:space="0" w:color="000000"/>
-              <w:left w:val="single" w:sz="4" w:space="0" w:color="000000"/>
-              <w:bottom w:val="single" w:sz="4" w:space="0" w:color="000000"/>
+              <w:top w:val="single" w:color="000000" w:themeColor="text1" w:sz="4" w:space="0"/>
+              <w:left w:val="single" w:color="000000" w:themeColor="text1" w:sz="4" w:space="0"/>
+              <w:bottom w:val="single" w:color="000000" w:themeColor="text1" w:sz="4" w:space="0"/>
             </w:tcBorders>
             <w:tcMar>
               <w:top w:w="0" w:type="dxa"/>
@@ -763,6 +824,55 @@
                 <w:lang w:val="en-GB"/>
               </w:rPr>
             </w:pPr>
+            <w:r>
+              <w:rPr>
+                <w:sz w:val="2"/>
+                <w:szCs w:val="2"/>
+              </w:rPr>
+              <w:t>{%</w:t>
+            </w:r>
+            <w:r>
+              <w:rPr>
+                <w:sz w:val="2"/>
+                <w:szCs w:val="2"/>
+              </w:rPr>
+              <w:t>tr</w:t>
+            </w:r>
+            <w:r>
+              <w:rPr>
+                <w:sz w:val="2"/>
+                <w:szCs w:val="2"/>
+              </w:rPr>
+              <w:t xml:space="preserve"> for </w:t>
+            </w:r>
+            <w:r>
+              <w:rPr>
+                <w:sz w:val="2"/>
+                <w:szCs w:val="2"/>
+              </w:rPr>
+              <w:t>row</w:t>
+            </w:r>
+            <w:r>
+              <w:rPr>
+                <w:sz w:val="2"/>
+                <w:szCs w:val="2"/>
+              </w:rPr>
+              <w:t xml:space="preserve"> in </w:t>
+            </w:r>
+            <w:r>
+              <w:rPr>
+                <w:sz w:val="2"/>
+                <w:szCs w:val="2"/>
+              </w:rPr>
+              <w:t>rows</w:t>
+            </w:r>
+            <w:r>
+              <w:rPr>
+                <w:sz w:val="2"/>
+                <w:szCs w:val="2"/>
+              </w:rPr>
+              <w:t xml:space="preserve"> %}</w:t>
+            </w:r>
           </w:p>
           <w:p>
             <w:pPr>
@@ -780,11 +890,11 @@
         </w:tc>
         <w:tc>
           <w:tcPr>
-            <w:tcW w:w="1984" w:type="dxa"/>
+            <w:tcW w:w="2127" w:type="dxa"/>
             <w:tcBorders>
-              <w:top w:val="single" w:sz="4" w:space="0" w:color="000000"/>
-              <w:left w:val="single" w:sz="4" w:space="0" w:color="000000"/>
-              <w:bottom w:val="single" w:sz="4" w:space="0" w:color="000000"/>
+              <w:top w:val="single" w:color="000000" w:themeColor="text1" w:sz="4" w:space="0"/>
+              <w:left w:val="single" w:color="000000" w:themeColor="text1" w:sz="4" w:space="0"/>
+              <w:bottom w:val="single" w:color="000000" w:themeColor="text1" w:sz="4" w:space="0"/>
             </w:tcBorders>
             <w:tcMar>
               <w:top w:w="0" w:type="dxa"/>
@@ -802,6 +912,8 @@
               <w:rPr>
                 <w:rFonts w:ascii="Bookman Old Style" w:hAnsi="Bookman Old Style"/>
                 <w:sz w:val="22"/>
+                <w:szCs w:val="22"/>
+                <w:lang w:val="en-GB"/>
               </w:rPr>
             </w:pPr>
           </w:p>
@@ -821,12 +933,11 @@
         </w:tc>
         <w:tc>
           <w:tcPr>
-            <w:tcW w:w="1097" w:type="dxa"/>
+            <w:tcW w:w="1984" w:type="dxa"/>
             <w:tcBorders>
-              <w:top w:val="single" w:sz="4" w:space="0" w:color="000000"/>
-              <w:left w:val="single" w:sz="4" w:space="0" w:color="000000"/>
-              <w:bottom w:val="single" w:sz="4" w:space="0" w:color="000000"/>
-              <w:right w:val="single" w:sz="4" w:space="0" w:color="000000"/>
+              <w:top w:val="single" w:color="000000" w:themeColor="text1" w:sz="4" w:space="0"/>
+              <w:left w:val="single" w:color="000000" w:themeColor="text1" w:sz="4" w:space="0"/>
+              <w:bottom w:val="single" w:color="000000" w:themeColor="text1" w:sz="4" w:space="0"/>
             </w:tcBorders>
             <w:tcMar>
               <w:top w:w="0" w:type="dxa"/>
@@ -845,7 +956,6 @@
                 <w:rFonts w:ascii="Bookman Old Style" w:hAnsi="Bookman Old Style"/>
                 <w:sz w:val="22"/>
                 <w:szCs w:val="22"/>
-                <w:lang w:val="en-GB"/>
               </w:rPr>
             </w:pPr>
           </w:p>
@@ -863,77 +973,14 @@
             </w:pPr>
           </w:p>
         </w:tc>
-      </w:tr>
-      <w:tr>
-        <w:trPr>
-          <w:trHeight w:val="480"/>
-          <w:cantSplit/>
-        </w:trPr>
         <w:tc>
           <w:tcPr>
-            <w:tcW w:w="4471" w:type="dxa"/>
+            <w:tcW w:w="1095" w:type="dxa"/>
             <w:tcBorders>
-              <w:top w:val="single" w:sz="4" w:space="0" w:color="000000"/>
-              <w:left w:val="single" w:sz="4" w:space="0" w:color="000000"/>
-              <w:bottom w:val="single" w:sz="4" w:space="0" w:color="000000"/>
-            </w:tcBorders>
-            <w:tcMar>
-              <w:top w:w="0" w:type="dxa"/>
-              <w:left w:w="70" w:type="dxa"/>
-              <w:bottom w:w="0" w:type="dxa"/>
-              <w:right w:w="70" w:type="dxa"/>
-            </w:tcMar>
-            <w:vAlign w:val="center"/>
-          </w:tcPr>
-          <w:p>
-            <w:pPr>
-              <w:pStyle w:val="Standard"/>
-              <w:snapToGrid w:val="0"/>
-              <w:rPr>
-                <w:rFonts w:ascii="Bookman Old Style" w:hAnsi="Bookman Old Style"/>
-                <w:sz w:val="22"/>
-                <w:szCs w:val="22"/>
-                <w:lang w:val="en-GB"/>
-              </w:rPr>
-            </w:pPr>
-            <w:r>
-              <w:rPr>
-                <w:rFonts w:ascii="Bookman Old Style" w:hAnsi="Bookman Old Style"/>
-                <w:sz w:val="22"/>
-              </w:rPr>
-              <w:t xml:space="preserve">{{row.name_pl}}</w:t>
-            </w:r>
-            <w:r>
-              <w:br/>
-            </w:r>
-            <w:r>
-              <w:rPr>
-                <w:rFonts w:ascii="Bookman Old Style" w:hAnsi="Bookman Old Style"/>
-                <w:sz w:val="22"/>
-              </w:rPr>
-              <w:t xml:space="preserve">/{{row.name_en}}</w:t>
-            </w:r>
-          </w:p>
-          <w:p>
-            <w:pPr>
-              <w:pStyle w:val="Standard"/>
-              <w:snapToGrid w:val="0"/>
-              <w:rPr>
-                <w:rFonts w:ascii="Bookman Old Style" w:hAnsi="Bookman Old Style"/>
-                <w:sz w:val="22"/>
-                <w:szCs w:val="22"/>
-                <w:lang w:val="en-GB"/>
-              </w:rPr>
-            </w:pPr>
-          </w:p>
-        </w:tc>
-        <w:tc>
-          <w:tcPr>
-            <w:tcW w:w="2127" w:type="dxa"/>
-            <w:tcBorders>
-              <w:top w:val="single" w:sz="4" w:space="0" w:color="000000"/>
-              <w:left w:val="single" w:sz="4" w:space="0" w:color="000000"/>
-              <w:bottom w:val="single" w:sz="4" w:space="0" w:color="000000"/>
+              <w:top w:val="single" w:color="000000" w:themeColor="text1" w:sz="4" w:space="0"/>
+              <w:left w:val="single" w:color="000000" w:themeColor="text1" w:sz="4" w:space="0"/>
+              <w:bottom w:val="single" w:color="000000" w:themeColor="text1" w:sz="4" w:space="0"/>
+              <w:right w:val="single" w:color="000000" w:themeColor="text1" w:sz="4" w:space="0"/>
             </w:tcBorders>
             <w:tcMar>
               <w:top w:w="0" w:type="dxa"/>
@@ -955,13 +1002,6 @@
                 <w:lang w:val="en-GB"/>
               </w:rPr>
             </w:pPr>
-            <w:r>
-              <w:rPr>
-                <w:rFonts w:ascii="Bookman Old Style" w:hAnsi="Bookman Old Style"/>
-                <w:sz w:val="22"/>
-              </w:rPr>
-              <w:t xml:space="preserve">{{row.requirement}}</w:t>
-            </w:r>
           </w:p>
           <w:p>
             <w:pPr>
@@ -977,13 +1017,19 @@
             </w:pPr>
           </w:p>
         </w:tc>
+      </w:tr>
+      <w:tr>
+        <w:trPr>
+          <w:trHeight w:val="480"/>
+          <w:cantSplit/>
+        </w:trPr>
         <w:tc>
           <w:tcPr>
-            <w:tcW w:w="1984" w:type="dxa"/>
+            <w:tcW w:w="4471" w:type="dxa"/>
             <w:tcBorders>
-              <w:top w:val="single" w:sz="4" w:space="0" w:color="000000"/>
-              <w:left w:val="single" w:sz="4" w:space="0" w:color="000000"/>
-              <w:bottom w:val="single" w:sz="4" w:space="0" w:color="000000"/>
+              <w:top w:val="single" w:color="000000" w:themeColor="text1" w:sz="4" w:space="0"/>
+              <w:left w:val="single" w:color="000000" w:themeColor="text1" w:sz="4" w:space="0"/>
+              <w:bottom w:val="single" w:color="000000" w:themeColor="text1" w:sz="4" w:space="0"/>
             </w:tcBorders>
             <w:tcMar>
               <w:top w:w="0" w:type="dxa"/>
@@ -1001,14 +1047,60 @@
               <w:rPr>
                 <w:rFonts w:ascii="Bookman Old Style" w:hAnsi="Bookman Old Style"/>
                 <w:sz w:val="22"/>
+                <w:szCs w:val="22"/>
+                <w:lang w:val="en-GB"/>
               </w:rPr>
             </w:pPr>
             <w:r>
               <w:rPr>
                 <w:rFonts w:ascii="Bookman Old Style" w:hAnsi="Bookman Old Style"/>
                 <w:sz w:val="22"/>
-              </w:rPr>
-              <w:t xml:space="preserve">{{row.method}}</w:t>
+                <w:szCs w:val="22"/>
+              </w:rPr>
+              <w:t>{{</w:t>
+            </w:r>
+            <w:r>
+              <w:rPr>
+                <w:rFonts w:ascii="Bookman Old Style" w:hAnsi="Bookman Old Style"/>
+                <w:sz w:val="22"/>
+                <w:szCs w:val="22"/>
+              </w:rPr>
+              <w:t>row.name_pl</w:t>
+            </w:r>
+            <w:r>
+              <w:rPr>
+                <w:rFonts w:ascii="Bookman Old Style" w:hAnsi="Bookman Old Style"/>
+                <w:sz w:val="22"/>
+                <w:szCs w:val="22"/>
+              </w:rPr>
+              <w:t>}}</w:t>
+            </w:r>
+            <w:r>
+              <w:br/>
+            </w:r>
+            <w:r>
+              <w:rPr>
+                <w:rFonts w:ascii="Bookman Old Style" w:hAnsi="Bookman Old Style"/>
+                <w:sz w:val="22"/>
+                <w:szCs w:val="22"/>
+              </w:rPr>
+              <w:t>/{{</w:t>
+            </w:r>
+            <w:r>
+              <w:rPr>
+                <w:rFonts w:ascii="Bookman Old Style" w:hAnsi="Bookman Old Style"/>
+                <w:sz w:val="22"/>
+                <w:szCs w:val="22"/>
+              </w:rPr>
+              <w:t>row.name_en</w:t>
+            </w:r>
+            <w:r>
+              <w:rPr>
+                <w:rFonts w:ascii="Bookman Old Style" w:hAnsi="Bookman Old Style"/>
+                <w:sz w:val="22"/>
+                <w:szCs w:val="22"/>
+              </w:rPr>
+              <w:t>}}</w:t>
             </w:r>
           </w:p>
           <w:p>
@@ -1027,12 +1119,11 @@
         </w:tc>
         <w:tc>
           <w:tcPr>
-            <w:tcW w:w="1097" w:type="dxa"/>
+            <w:tcW w:w="2127" w:type="dxa"/>
             <w:tcBorders>
-              <w:top w:val="single" w:sz="4" w:space="0" w:color="000000"/>
-              <w:left w:val="single" w:sz="4" w:space="0" w:color="000000"/>
-              <w:bottom w:val="single" w:sz="4" w:space="0" w:color="000000"/>
-              <w:right w:val="single" w:sz="4" w:space="0" w:color="000000"/>
+              <w:top w:val="single" w:color="000000" w:themeColor="text1" w:sz="4" w:space="0"/>
+              <w:left w:val="single" w:color="000000" w:themeColor="text1" w:sz="4" w:space="0"/>
+              <w:bottom w:val="single" w:color="000000" w:themeColor="text1" w:sz="4" w:space="0"/>
             </w:tcBorders>
             <w:tcMar>
               <w:top w:w="0" w:type="dxa"/>
@@ -1058,8 +1149,25 @@
               <w:rPr>
                 <w:rFonts w:ascii="Bookman Old Style" w:hAnsi="Bookman Old Style"/>
                 <w:sz w:val="22"/>
-              </w:rPr>
-              <w:t xml:space="preserve">{{row.result}}</w:t>
+                <w:szCs w:val="22"/>
+              </w:rPr>
+              <w:t>{{</w:t>
+            </w:r>
+            <w:r>
+              <w:rPr>
+                <w:rFonts w:ascii="Bookman Old Style" w:hAnsi="Bookman Old Style"/>
+                <w:sz w:val="22"/>
+                <w:szCs w:val="22"/>
+              </w:rPr>
+              <w:t>row.requirement</w:t>
+            </w:r>
+            <w:r>
+              <w:rPr>
+                <w:rFonts w:ascii="Bookman Old Style" w:hAnsi="Bookman Old Style"/>
+                <w:sz w:val="22"/>
+                <w:szCs w:val="22"/>
+              </w:rPr>
+              <w:t>}}</w:t>
             </w:r>
           </w:p>
           <w:p>
@@ -1076,65 +1184,13 @@
             </w:pPr>
           </w:p>
         </w:tc>
-      </w:tr>
-      <w:tr>
-        <w:trPr>
-          <w:trHeight w:val="480"/>
-        </w:trPr>
         <w:tc>
           <w:tcPr>
-            <w:tcW w:w="4471" w:type="dxa"/>
+            <w:tcW w:w="1984" w:type="dxa"/>
             <w:tcBorders>
-              <w:top w:val="single" w:sz="4" w:space="0" w:color="000000"/>
-              <w:left w:val="single" w:sz="4" w:space="0" w:color="000000"/>
-              <w:bottom w:val="single" w:sz="4" w:space="0" w:color="000000"/>
-            </w:tcBorders>
-            <w:tcMar>
-              <w:top w:w="0" w:type="dxa"/>
-              <w:left w:w="70" w:type="dxa"/>
-              <w:bottom w:w="0" w:type="dxa"/>
-              <w:right w:w="70" w:type="dxa"/>
-            </w:tcMar>
-            <w:vAlign w:val="center"/>
-          </w:tcPr>
-          <w:p>
-            <w:pPr>
-              <w:pStyle w:val="Standard"/>
-              <w:snapToGrid w:val="0"/>
-              <w:rPr>
-                <w:rFonts w:ascii="Bookman Old Style" w:hAnsi="Bookman Old Style"/>
-                <w:sz w:val="22"/>
-                <w:szCs w:val="22"/>
-                <w:lang w:val="en-GB"/>
-              </w:rPr>
-            </w:pPr>
-            <w:r>
-              <w:rPr>
-                <w:sz w:val="2"/>
-              </w:rPr>
-              <w:t>{%tr endfor %}</w:t>
-            </w:r>
-          </w:p>
-          <w:p>
-            <w:pPr>
-              <w:pStyle w:val="Standard"/>
-              <w:snapToGrid w:val="0"/>
-              <w:rPr>
-                <w:rFonts w:ascii="Bookman Old Style" w:hAnsi="Bookman Old Style"/>
-                <w:sz w:val="22"/>
-                <w:szCs w:val="22"/>
-                <w:lang w:val="en-GB"/>
-              </w:rPr>
-            </w:pPr>
-          </w:p>
-        </w:tc>
-        <w:tc>
-          <w:tcPr>
-            <w:tcW w:w="2127" w:type="dxa"/>
-            <w:tcBorders>
-              <w:top w:val="single" w:sz="4" w:space="0" w:color="000000"/>
-              <w:left w:val="single" w:sz="4" w:space="0" w:color="000000"/>
-              <w:bottom w:val="single" w:sz="4" w:space="0" w:color="000000"/>
+              <w:top w:val="single" w:color="000000" w:themeColor="text1" w:sz="4" w:space="0"/>
+              <w:left w:val="single" w:color="000000" w:themeColor="text1" w:sz="4" w:space="0"/>
+              <w:bottom w:val="single" w:color="000000" w:themeColor="text1" w:sz="4" w:space="0"/>
             </w:tcBorders>
             <w:tcMar>
               <w:top w:w="0" w:type="dxa"/>
@@ -1153,9 +1209,32 @@
                 <w:rFonts w:ascii="Bookman Old Style" w:hAnsi="Bookman Old Style"/>
                 <w:sz w:val="22"/>
                 <w:szCs w:val="22"/>
-                <w:lang w:val="en-GB"/>
               </w:rPr>
             </w:pPr>
+            <w:r>
+              <w:rPr>
+                <w:rFonts w:ascii="Bookman Old Style" w:hAnsi="Bookman Old Style"/>
+                <w:sz w:val="22"/>
+                <w:szCs w:val="22"/>
+              </w:rPr>
+              <w:t>{{</w:t>
+            </w:r>
+            <w:r>
+              <w:rPr>
+                <w:rFonts w:ascii="Bookman Old Style" w:hAnsi="Bookman Old Style"/>
+                <w:sz w:val="22"/>
+                <w:szCs w:val="22"/>
+              </w:rPr>
+              <w:t>row.method</w:t>
+            </w:r>
+            <w:r>
+              <w:rPr>
+                <w:rFonts w:ascii="Bookman Old Style" w:hAnsi="Bookman Old Style"/>
+                <w:sz w:val="22"/>
+                <w:szCs w:val="22"/>
+              </w:rPr>
+              <w:t>}}</w:t>
+            </w:r>
           </w:p>
           <w:p>
             <w:pPr>
@@ -1173,11 +1252,12 @@
         </w:tc>
         <w:tc>
           <w:tcPr>
-            <w:tcW w:w="1984" w:type="dxa"/>
+            <w:tcW w:w="1095" w:type="dxa"/>
             <w:tcBorders>
-              <w:top w:val="single" w:sz="4" w:space="0" w:color="000000"/>
-              <w:left w:val="single" w:sz="4" w:space="0" w:color="000000"/>
-              <w:bottom w:val="single" w:sz="4" w:space="0" w:color="000000"/>
+              <w:top w:val="single" w:color="000000" w:themeColor="text1" w:sz="4" w:space="0"/>
+              <w:left w:val="single" w:color="000000" w:themeColor="text1" w:sz="4" w:space="0"/>
+              <w:bottom w:val="single" w:color="000000" w:themeColor="text1" w:sz="4" w:space="0"/>
+              <w:right w:val="single" w:color="000000" w:themeColor="text1" w:sz="4" w:space="0"/>
             </w:tcBorders>
             <w:tcMar>
               <w:top w:w="0" w:type="dxa"/>
@@ -1195,8 +1275,34 @@
               <w:rPr>
                 <w:rFonts w:ascii="Bookman Old Style" w:hAnsi="Bookman Old Style"/>
                 <w:sz w:val="22"/>
+                <w:szCs w:val="22"/>
+                <w:lang w:val="en-GB"/>
               </w:rPr>
             </w:pPr>
+            <w:r>
+              <w:rPr>
+                <w:rFonts w:ascii="Bookman Old Style" w:hAnsi="Bookman Old Style"/>
+                <w:sz w:val="22"/>
+                <w:szCs w:val="22"/>
+              </w:rPr>
+              <w:t>{{</w:t>
+            </w:r>
+            <w:r>
+              <w:rPr>
+                <w:rFonts w:ascii="Bookman Old Style" w:hAnsi="Bookman Old Style"/>
+                <w:sz w:val="22"/>
+                <w:szCs w:val="22"/>
+              </w:rPr>
+              <w:t>row.result</w:t>
+            </w:r>
+            <w:r>
+              <w:rPr>
+                <w:rFonts w:ascii="Bookman Old Style" w:hAnsi="Bookman Old Style"/>
+                <w:sz w:val="22"/>
+                <w:szCs w:val="22"/>
+              </w:rPr>
+              <w:t>}}</w:t>
+            </w:r>
           </w:p>
           <w:p>
             <w:pPr>
@@ -1212,14 +1318,18 @@
             </w:pPr>
           </w:p>
         </w:tc>
+      </w:tr>
+      <w:tr>
+        <w:trPr>
+          <w:trHeight w:val="480"/>
+        </w:trPr>
         <w:tc>
           <w:tcPr>
-            <w:tcW w:w="1097" w:type="dxa"/>
+            <w:tcW w:w="4471" w:type="dxa"/>
             <w:tcBorders>
-              <w:top w:val="single" w:sz="4" w:space="0" w:color="000000"/>
-              <w:left w:val="single" w:sz="4" w:space="0" w:color="000000"/>
-              <w:bottom w:val="single" w:sz="4" w:space="0" w:color="000000"/>
-              <w:right w:val="single" w:sz="4" w:space="0" w:color="000000"/>
+              <w:top w:val="single" w:color="000000" w:themeColor="text1" w:sz="4" w:space="0"/>
+              <w:left w:val="single" w:color="000000" w:themeColor="text1" w:sz="4" w:space="0"/>
+              <w:bottom w:val="single" w:color="000000" w:themeColor="text1" w:sz="4" w:space="0"/>
             </w:tcBorders>
             <w:tcMar>
               <w:top w:w="0" w:type="dxa"/>
@@ -1241,6 +1351,170 @@
                 <w:lang w:val="en-GB"/>
               </w:rPr>
             </w:pPr>
+            <w:r>
+              <w:rPr>
+                <w:sz w:val="2"/>
+                <w:szCs w:val="2"/>
+              </w:rPr>
+              <w:t>{%</w:t>
+            </w:r>
+            <w:r>
+              <w:rPr>
+                <w:sz w:val="2"/>
+                <w:szCs w:val="2"/>
+              </w:rPr>
+              <w:t>tr</w:t>
+            </w:r>
+            <w:r>
+              <w:rPr>
+                <w:sz w:val="2"/>
+                <w:szCs w:val="2"/>
+              </w:rPr>
+              <w:t xml:space="preserve"> </w:t>
+            </w:r>
+            <w:r>
+              <w:rPr>
+                <w:sz w:val="2"/>
+                <w:szCs w:val="2"/>
+              </w:rPr>
+              <w:t>endfor</w:t>
+            </w:r>
+            <w:r>
+              <w:rPr>
+                <w:sz w:val="2"/>
+                <w:szCs w:val="2"/>
+              </w:rPr>
+              <w:t xml:space="preserve"> %}</w:t>
+            </w:r>
+          </w:p>
+          <w:p>
+            <w:pPr>
+              <w:pStyle w:val="Standard"/>
+              <w:snapToGrid w:val="0"/>
+              <w:jc w:val="center"/>
+              <w:rPr>
+                <w:rFonts w:ascii="Bookman Old Style" w:hAnsi="Bookman Old Style"/>
+                <w:sz w:val="22"/>
+                <w:szCs w:val="22"/>
+                <w:lang w:val="en-GB"/>
+              </w:rPr>
+            </w:pPr>
+          </w:p>
+        </w:tc>
+        <w:tc>
+          <w:tcPr>
+            <w:tcW w:w="2127" w:type="dxa"/>
+            <w:tcBorders>
+              <w:top w:val="single" w:color="000000" w:themeColor="text1" w:sz="4" w:space="0"/>
+              <w:left w:val="single" w:color="000000" w:themeColor="text1" w:sz="4" w:space="0"/>
+              <w:bottom w:val="single" w:color="000000" w:themeColor="text1" w:sz="4" w:space="0"/>
+            </w:tcBorders>
+            <w:tcMar>
+              <w:top w:w="0" w:type="dxa"/>
+              <w:left w:w="70" w:type="dxa"/>
+              <w:bottom w:w="0" w:type="dxa"/>
+              <w:right w:w="70" w:type="dxa"/>
+            </w:tcMar>
+            <w:vAlign w:val="center"/>
+          </w:tcPr>
+          <w:p>
+            <w:pPr>
+              <w:pStyle w:val="Standard"/>
+              <w:snapToGrid w:val="0"/>
+              <w:jc w:val="center"/>
+              <w:rPr>
+                <w:rFonts w:ascii="Bookman Old Style" w:hAnsi="Bookman Old Style"/>
+                <w:sz w:val="22"/>
+                <w:szCs w:val="22"/>
+                <w:lang w:val="en-GB"/>
+              </w:rPr>
+            </w:pPr>
+          </w:p>
+          <w:p>
+            <w:pPr>
+              <w:pStyle w:val="Standard"/>
+              <w:snapToGrid w:val="0"/>
+              <w:jc w:val="center"/>
+              <w:rPr>
+                <w:rFonts w:ascii="Bookman Old Style" w:hAnsi="Bookman Old Style"/>
+                <w:sz w:val="22"/>
+                <w:szCs w:val="22"/>
+                <w:lang w:val="en-GB"/>
+              </w:rPr>
+            </w:pPr>
+          </w:p>
+        </w:tc>
+        <w:tc>
+          <w:tcPr>
+            <w:tcW w:w="1984" w:type="dxa"/>
+            <w:tcBorders>
+              <w:top w:val="single" w:color="000000" w:themeColor="text1" w:sz="4" w:space="0"/>
+              <w:left w:val="single" w:color="000000" w:themeColor="text1" w:sz="4" w:space="0"/>
+              <w:bottom w:val="single" w:color="000000" w:themeColor="text1" w:sz="4" w:space="0"/>
+            </w:tcBorders>
+            <w:tcMar>
+              <w:top w:w="0" w:type="dxa"/>
+              <w:left w:w="70" w:type="dxa"/>
+              <w:bottom w:w="0" w:type="dxa"/>
+              <w:right w:w="70" w:type="dxa"/>
+            </w:tcMar>
+            <w:vAlign w:val="center"/>
+          </w:tcPr>
+          <w:p>
+            <w:pPr>
+              <w:pStyle w:val="Standard"/>
+              <w:snapToGrid w:val="0"/>
+              <w:jc w:val="center"/>
+              <w:rPr>
+                <w:rFonts w:ascii="Bookman Old Style" w:hAnsi="Bookman Old Style"/>
+                <w:sz w:val="22"/>
+                <w:szCs w:val="22"/>
+              </w:rPr>
+            </w:pPr>
+          </w:p>
+          <w:p>
+            <w:pPr>
+              <w:pStyle w:val="Standard"/>
+              <w:snapToGrid w:val="0"/>
+              <w:jc w:val="center"/>
+              <w:rPr>
+                <w:rFonts w:ascii="Bookman Old Style" w:hAnsi="Bookman Old Style"/>
+                <w:sz w:val="22"/>
+                <w:szCs w:val="22"/>
+                <w:lang w:val="en-GB"/>
+              </w:rPr>
+            </w:pPr>
+          </w:p>
+        </w:tc>
+        <w:tc>
+          <w:tcPr>
+            <w:tcW w:w="1095" w:type="dxa"/>
+            <w:tcBorders>
+              <w:top w:val="single" w:color="000000" w:themeColor="text1" w:sz="4" w:space="0"/>
+              <w:left w:val="single" w:color="000000" w:themeColor="text1" w:sz="4" w:space="0"/>
+              <w:bottom w:val="single" w:color="000000" w:themeColor="text1" w:sz="4" w:space="0"/>
+              <w:right w:val="single" w:color="000000" w:themeColor="text1" w:sz="4" w:space="0"/>
+            </w:tcBorders>
+            <w:tcMar>
+              <w:top w:w="0" w:type="dxa"/>
+              <w:left w:w="70" w:type="dxa"/>
+              <w:bottom w:w="0" w:type="dxa"/>
+              <w:right w:w="70" w:type="dxa"/>
+            </w:tcMar>
+            <w:vAlign w:val="center"/>
+          </w:tcPr>
+          <w:p>
+            <w:pPr>
+              <w:pStyle w:val="Standard"/>
+              <w:snapToGrid w:val="0"/>
+              <w:jc w:val="center"/>
+              <w:rPr>
+                <w:rFonts w:ascii="Bookman Old Style" w:hAnsi="Bookman Old Style"/>
+                <w:sz w:val="22"/>
+                <w:szCs w:val="22"/>
+                <w:lang w:val="en-GB"/>
+              </w:rPr>
+            </w:pPr>
           </w:p>
           <w:p>
             <w:pPr>
@@ -1702,7 +1976,7 @@
     <w:sectPr>
       <w:headerReference w:type="default" r:id="rId8"/>
       <w:footerReference w:type="default" r:id="rId9"/>
-      <w:pgSz w:w="11906" w:h="16838"/>
+      <w:pgSz w:w="11906" w:h="16838" w:orient="portrait"/>
       <w:pgMar w:top="964" w:right="1134" w:bottom="964" w:left="1134" w:header="624" w:footer="680" w:gutter="0"/>
       <w:cols w:space="708"/>
       <w:docGrid w:linePitch="326"/>
@@ -1769,7 +2043,7 @@
         <w:tcPr>
           <w:tcW w:w="4819" w:type="dxa"/>
           <w:tcBorders>
-            <w:top w:val="single" w:sz="4" w:space="0" w:color="0000FF"/>
+            <w:top w:val="single" w:color="0000FF" w:sz="4" w:space="0"/>
           </w:tcBorders>
           <w:tcMar>
             <w:top w:w="0" w:type="dxa"/>
@@ -1819,7 +2093,7 @@
           <w:r>
             <w:t xml:space="preserve">e-mail: </w:t>
           </w:r>
-          <w:hyperlink r:id="rId1" w:history="1">
+          <w:hyperlink w:history="1" r:id="rId1">
             <w:r>
               <w:rPr>
                 <w:rStyle w:val="Internetlink"/>
@@ -1841,7 +2115,7 @@
         <w:tcPr>
           <w:tcW w:w="4820" w:type="dxa"/>
           <w:tcBorders>
-            <w:top w:val="single" w:sz="4" w:space="0" w:color="0000FF"/>
+            <w:top w:val="single" w:color="0000FF" w:sz="4" w:space="0"/>
           </w:tcBorders>
           <w:tcMar>
             <w:top w:w="0" w:type="dxa"/>
@@ -1969,9 +2243,9 @@
         <w:tcPr>
           <w:tcW w:w="1560" w:type="dxa"/>
           <w:tcBorders>
-            <w:top w:val="single" w:sz="4" w:space="0" w:color="0000FF"/>
-            <w:left w:val="single" w:sz="4" w:space="0" w:color="0000FF"/>
-            <w:bottom w:val="single" w:sz="4" w:space="0" w:color="0000FF"/>
+            <w:top w:val="single" w:color="0000FF" w:sz="4" w:space="0"/>
+            <w:left w:val="single" w:color="0000FF" w:sz="4" w:space="0"/>
+            <w:bottom w:val="single" w:color="0000FF" w:sz="4" w:space="0"/>
           </w:tcBorders>
           <w:tcMar>
             <w:top w:w="0" w:type="dxa"/>
@@ -1992,7 +2266,7 @@
               <w:lang w:val="en-GB" w:bidi="hi-IN"/>
             </w:rPr>
             <w:object w:dxaOrig="1440" w:dyaOrig="1440" w14:anchorId="33187B47">
-              <v:shapetype id="_x0000_t75" coordsize="21600,21600" o:spt="75" o:preferrelative="t" path="m@4@5l@4@11@9@11@9@5xe" filled="f" stroked="f">
+              <v:shapetype id="_x0000_t75" coordsize="21600,21600" filled="f" stroked="f" o:spt="75" o:preferrelative="t" path="m@4@5l@4@11@9@11@9@5xe">
                 <v:stroke joinstyle="miter"/>
                 <v:formulas>
                   <v:f eqn="if lineDrawn pixelLineWidth 0"/>
@@ -2008,11 +2282,11 @@
                   <v:f eqn="prod @7 21600 pixelHeight"/>
                   <v:f eqn="sum @10 21600 0"/>
                 </v:formulas>
-                <v:path o:extrusionok="f" gradientshapeok="t" o:connecttype="rect"/>
+                <v:path gradientshapeok="t" o:connecttype="rect" o:extrusionok="f"/>
                 <o:lock v:ext="edit" aspectratio="t"/>
               </v:shapetype>
-              <v:shape id="Obiekt1" o:spid="_x0000_s1025" type="#_x0000_t75" style="position:absolute;left:0;text-align:left;margin-left:15.3pt;margin-top:2pt;width:50.25pt;height:43.1pt;z-index:251660288;visibility:visible;mso-position-horizontal-relative:margin;mso-position-vertical-relative:margin">
-                <v:imagedata r:id="rId1" o:title=""/>
+              <v:shape id="Obiekt1" style="position:absolute;left:0;text-align:left;margin-left:15.3pt;margin-top:2pt;width:50.25pt;height:43.1pt;z-index:251660288;visibility:visible;mso-position-horizontal-relative:margin;mso-position-vertical-relative:margin" o:spid="_x0000_s1025" type="#_x0000_t75">
+                <v:imagedata o:title="" r:id="rId1"/>
                 <w10:wrap type="square" anchorx="margin" anchory="margin"/>
               </v:shape>
               <o:OLEObject Type="Embed" ProgID="PBrush" ShapeID="Obiekt1" DrawAspect="Content" ObjectID="_1834304553" r:id="rId2"/>
@@ -2024,10 +2298,10 @@
         <w:tcPr>
           <w:tcW w:w="8124" w:type="dxa"/>
           <w:tcBorders>
-            <w:top w:val="single" w:sz="4" w:space="0" w:color="0000FF"/>
-            <w:left w:val="single" w:sz="4" w:space="0" w:color="0000FF"/>
-            <w:bottom w:val="single" w:sz="4" w:space="0" w:color="0000FF"/>
-            <w:right w:val="single" w:sz="4" w:space="0" w:color="0000FF"/>
+            <w:top w:val="single" w:color="0000FF" w:sz="4" w:space="0"/>
+            <w:left w:val="single" w:color="0000FF" w:sz="4" w:space="0"/>
+            <w:bottom w:val="single" w:color="0000FF" w:sz="4" w:space="0"/>
+            <w:right w:val="single" w:color="0000FF" w:sz="4" w:space="0"/>
           </w:tcBorders>
           <w:tcMar>
             <w:top w:w="0" w:type="dxa"/>
@@ -2037,6 +2311,16 @@
           </w:tcMar>
           <w:vAlign w:val="center"/>
         </w:tcPr>
+        <w:p>
+          <w:pPr>
+            <w:pStyle w:val="Nagwek4"/>
+            <w:spacing w:line="360" w:lineRule="auto"/>
+            <w:jc w:val="center"/>
+            <w:rPr>
+              <w:lang w:val="en-GB"/>
+            </w:rPr>
+          </w:pPr>
+        </w:p>
         <w:p>
           <w:pPr>
             <w:pStyle w:val="Nagwek4"/>
@@ -2225,11 +2509,11 @@
 </file>
 
 <file path=word/styles.xml><?xml version="1.0" encoding="utf-8"?>
-<w:styles xmlns:mc="http://schemas.openxmlformats.org/markup-compatibility/2006" xmlns:r="http://schemas.openxmlformats.org/officeDocument/2006/relationships" xmlns:w="http://schemas.openxmlformats.org/wordprocessingml/2006/main" xmlns:w14="http://schemas.microsoft.com/office/word/2010/wordml" xmlns:w15="http://schemas.microsoft.com/office/word/2012/wordml" xmlns:w16cex="http://schemas.microsoft.com/office/word/2018/wordml/cex" xmlns:w16cid="http://schemas.microsoft.com/office/word/2016/wordml/cid" xmlns:w16="http://schemas.microsoft.com/office/word/2018/wordml" xmlns:w16du="http://schemas.microsoft.com/office/word/2023/wordml/word16du" xmlns:w16sdtdh="http://schemas.microsoft.com/office/word/2020/wordml/sdtdatahash" xmlns:w16sdtfl="http://schemas.microsoft.com/office/word/2024/wordml/sdtformatlock" xmlns:w16se="http://schemas.microsoft.com/office/word/2015/wordml/symex" mc:Ignorable="w14 w15 w16se w16cid w16 w16cex w16sdtdh w16sdtfl w16du">
+<w:styles xmlns:wp14="http://schemas.microsoft.com/office/word/2010/wordprocessingDrawing" xmlns:mc="http://schemas.openxmlformats.org/markup-compatibility/2006" xmlns:r="http://schemas.openxmlformats.org/officeDocument/2006/relationships" xmlns:w="http://schemas.openxmlformats.org/wordprocessingml/2006/main" xmlns:w14="http://schemas.microsoft.com/office/word/2010/wordml" xmlns:w15="http://schemas.microsoft.com/office/word/2012/wordml" xmlns:w16cex="http://schemas.microsoft.com/office/word/2018/wordml/cex" xmlns:w16cid="http://schemas.microsoft.com/office/word/2016/wordml/cid" xmlns:w16="http://schemas.microsoft.com/office/word/2018/wordml" xmlns:w16du="http://schemas.microsoft.com/office/word/2023/wordml/word16du" xmlns:w16sdtdh="http://schemas.microsoft.com/office/word/2020/wordml/sdtdatahash" xmlns:w16sdtfl="http://schemas.microsoft.com/office/word/2024/wordml/sdtformatlock" xmlns:w16se="http://schemas.microsoft.com/office/word/2015/wordml/symex" mc:Ignorable="w14 w15 w16se w16cid w16 w16cex w16sdtdh w16sdtfl w16du wp14">
   <w:docDefaults>
     <w:rPrDefault>
       <w:rPr>
-        <w:rFonts w:ascii="Times New Roman" w:eastAsia="SimSun" w:hAnsi="Times New Roman" w:cs="Mangal"/>
+        <w:rFonts w:ascii="Times New Roman" w:hAnsi="Times New Roman" w:eastAsia="SimSun" w:cs="Mangal"/>
         <w:kern w:val="3"/>
         <w:sz w:val="24"/>
         <w:szCs w:val="24"/>
@@ -2247,14 +2531,14 @@
   <w:latentStyles w:defLockedState="0" w:defUIPriority="99" w:defSemiHidden="0" w:defUnhideWhenUsed="0" w:defQFormat="0" w:count="376">
     <w:lsdException w:name="Normal" w:uiPriority="0" w:qFormat="1"/>
     <w:lsdException w:name="heading 1" w:uiPriority="9" w:qFormat="1"/>
-    <w:lsdException w:name="heading 2" w:semiHidden="1" w:uiPriority="9" w:unhideWhenUsed="1" w:qFormat="1"/>
-    <w:lsdException w:name="heading 3" w:semiHidden="1" w:uiPriority="9" w:unhideWhenUsed="1" w:qFormat="1"/>
-    <w:lsdException w:name="heading 4" w:semiHidden="1" w:uiPriority="9" w:unhideWhenUsed="1" w:qFormat="1"/>
-    <w:lsdException w:name="heading 5" w:semiHidden="1" w:uiPriority="9" w:unhideWhenUsed="1" w:qFormat="1"/>
-    <w:lsdException w:name="heading 6" w:semiHidden="1" w:uiPriority="9" w:unhideWhenUsed="1" w:qFormat="1"/>
-    <w:lsdException w:name="heading 7" w:semiHidden="1" w:uiPriority="9" w:unhideWhenUsed="1" w:qFormat="1"/>
-    <w:lsdException w:name="heading 8" w:semiHidden="1" w:uiPriority="9" w:unhideWhenUsed="1" w:qFormat="1"/>
-    <w:lsdException w:name="heading 9" w:semiHidden="1" w:uiPriority="9" w:unhideWhenUsed="1" w:qFormat="1"/>
+    <w:lsdException w:name="heading 2" w:uiPriority="9" w:semiHidden="1" w:unhideWhenUsed="1" w:qFormat="1"/>
+    <w:lsdException w:name="heading 3" w:uiPriority="9" w:semiHidden="1" w:unhideWhenUsed="1" w:qFormat="1"/>
+    <w:lsdException w:name="heading 4" w:uiPriority="9" w:semiHidden="1" w:unhideWhenUsed="1" w:qFormat="1"/>
+    <w:lsdException w:name="heading 5" w:uiPriority="9" w:semiHidden="1" w:unhideWhenUsed="1" w:qFormat="1"/>
+    <w:lsdException w:name="heading 6" w:uiPriority="9" w:semiHidden="1" w:unhideWhenUsed="1" w:qFormat="1"/>
+    <w:lsdException w:name="heading 7" w:uiPriority="9" w:semiHidden="1" w:unhideWhenUsed="1" w:qFormat="1"/>
+    <w:lsdException w:name="heading 8" w:uiPriority="9" w:semiHidden="1" w:unhideWhenUsed="1" w:qFormat="1"/>
+    <w:lsdException w:name="heading 9" w:uiPriority="9" w:semiHidden="1" w:unhideWhenUsed="1" w:qFormat="1"/>
     <w:lsdException w:name="index 1" w:semiHidden="1" w:unhideWhenUsed="1"/>
     <w:lsdException w:name="index 2" w:semiHidden="1" w:unhideWhenUsed="1"/>
     <w:lsdException w:name="index 3" w:semiHidden="1" w:unhideWhenUsed="1"/>
@@ -2264,22 +2548,22 @@
     <w:lsdException w:name="index 7" w:semiHidden="1" w:unhideWhenUsed="1"/>
     <w:lsdException w:name="index 8" w:semiHidden="1" w:unhideWhenUsed="1"/>
     <w:lsdException w:name="index 9" w:semiHidden="1" w:unhideWhenUsed="1"/>
-    <w:lsdException w:name="toc 1" w:semiHidden="1" w:uiPriority="39" w:unhideWhenUsed="1"/>
-    <w:lsdException w:name="toc 2" w:semiHidden="1" w:uiPriority="39" w:unhideWhenUsed="1"/>
-    <w:lsdException w:name="toc 3" w:semiHidden="1" w:uiPriority="39" w:unhideWhenUsed="1"/>
-    <w:lsdException w:name="toc 4" w:semiHidden="1" w:uiPriority="39" w:unhideWhenUsed="1"/>
-    <w:lsdException w:name="toc 5" w:semiHidden="1" w:uiPriority="39" w:unhideWhenUsed="1"/>
-    <w:lsdException w:name="toc 6" w:semiHidden="1" w:uiPriority="39" w:unhideWhenUsed="1"/>
-    <w:lsdException w:name="toc 7" w:semiHidden="1" w:uiPriority="39" w:unhideWhenUsed="1"/>
-    <w:lsdException w:name="toc 8" w:semiHidden="1" w:uiPriority="39" w:unhideWhenUsed="1"/>
-    <w:lsdException w:name="toc 9" w:semiHidden="1" w:uiPriority="39" w:unhideWhenUsed="1"/>
+    <w:lsdException w:name="toc 1" w:uiPriority="39" w:semiHidden="1" w:unhideWhenUsed="1"/>
+    <w:lsdException w:name="toc 2" w:uiPriority="39" w:semiHidden="1" w:unhideWhenUsed="1"/>
+    <w:lsdException w:name="toc 3" w:uiPriority="39" w:semiHidden="1" w:unhideWhenUsed="1"/>
+    <w:lsdException w:name="toc 4" w:uiPriority="39" w:semiHidden="1" w:unhideWhenUsed="1"/>
+    <w:lsdException w:name="toc 5" w:uiPriority="39" w:semiHidden="1" w:unhideWhenUsed="1"/>
+    <w:lsdException w:name="toc 6" w:uiPriority="39" w:semiHidden="1" w:unhideWhenUsed="1"/>
+    <w:lsdException w:name="toc 7" w:uiPriority="39" w:semiHidden="1" w:unhideWhenUsed="1"/>
+    <w:lsdException w:name="toc 8" w:uiPriority="39" w:semiHidden="1" w:unhideWhenUsed="1"/>
+    <w:lsdException w:name="toc 9" w:uiPriority="39" w:semiHidden="1" w:unhideWhenUsed="1"/>
     <w:lsdException w:name="Normal Indent" w:semiHidden="1" w:unhideWhenUsed="1"/>
-    <w:lsdException w:name="footnote text" w:semiHidden="1" w:uiPriority="0" w:unhideWhenUsed="1"/>
+    <w:lsdException w:name="footnote text" w:uiPriority="0" w:semiHidden="1" w:unhideWhenUsed="1"/>
     <w:lsdException w:name="annotation text" w:semiHidden="1" w:unhideWhenUsed="1"/>
     <w:lsdException w:name="header" w:semiHidden="1" w:unhideWhenUsed="1"/>
     <w:lsdException w:name="footer" w:semiHidden="1" w:unhideWhenUsed="1"/>
     <w:lsdException w:name="index heading" w:semiHidden="1" w:unhideWhenUsed="1"/>
-    <w:lsdException w:name="caption" w:semiHidden="1" w:uiPriority="35" w:unhideWhenUsed="1" w:qFormat="1"/>
+    <w:lsdException w:name="caption" w:uiPriority="35" w:semiHidden="1" w:unhideWhenUsed="1" w:qFormat="1"/>
     <w:lsdException w:name="table of figures" w:semiHidden="1" w:unhideWhenUsed="1"/>
     <w:lsdException w:name="envelope address" w:semiHidden="1" w:unhideWhenUsed="1"/>
     <w:lsdException w:name="envelope return" w:semiHidden="1" w:unhideWhenUsed="1"/>
@@ -2310,7 +2594,7 @@
     <w:lsdException w:name="Title" w:uiPriority="10" w:qFormat="1"/>
     <w:lsdException w:name="Closing" w:semiHidden="1" w:unhideWhenUsed="1"/>
     <w:lsdException w:name="Signature" w:semiHidden="1" w:unhideWhenUsed="1"/>
-    <w:lsdException w:name="Default Paragraph Font" w:semiHidden="1" w:uiPriority="1" w:unhideWhenUsed="1"/>
+    <w:lsdException w:name="Default Paragraph Font" w:uiPriority="1" w:semiHidden="1" w:unhideWhenUsed="1"/>
     <w:lsdException w:name="Body Text" w:semiHidden="1" w:unhideWhenUsed="1"/>
     <w:lsdException w:name="Body Text Indent" w:semiHidden="1" w:unhideWhenUsed="1"/>
     <w:lsdException w:name="List Continue" w:semiHidden="1" w:unhideWhenUsed="1"/>
@@ -2510,8 +2794,8 @@
     <w:lsdException w:name="Subtle Reference" w:uiPriority="31" w:qFormat="1"/>
     <w:lsdException w:name="Intense Reference" w:uiPriority="32" w:qFormat="1"/>
     <w:lsdException w:name="Book Title" w:uiPriority="33" w:qFormat="1"/>
-    <w:lsdException w:name="Bibliography" w:semiHidden="1" w:uiPriority="37" w:unhideWhenUsed="1"/>
-    <w:lsdException w:name="TOC Heading" w:semiHidden="1" w:uiPriority="39" w:unhideWhenUsed="1" w:qFormat="1"/>
+    <w:lsdException w:name="Bibliography" w:uiPriority="37" w:semiHidden="1" w:unhideWhenUsed="1"/>
+    <w:lsdException w:name="TOC Heading" w:uiPriority="39" w:semiHidden="1" w:unhideWhenUsed="1" w:qFormat="1"/>
     <w:lsdException w:name="Plain Table 1" w:uiPriority="41"/>
     <w:lsdException w:name="Plain Table 2" w:uiPriority="42"/>
     <w:lsdException w:name="Plain Table 3" w:uiPriority="43"/>
@@ -2622,7 +2906,7 @@
     <w:lsdException w:name="Unresolved Mention" w:semiHidden="1" w:unhideWhenUsed="1"/>
     <w:lsdException w:name="Smart Link" w:semiHidden="1" w:unhideWhenUsed="1"/>
   </w:latentStyles>
-  <w:style w:type="paragraph" w:default="1" w:styleId="Normalny">
+  <w:style w:type="paragraph" w:styleId="Normalny" w:default="1">
     <w:name w:val="Normal"/>
     <w:rsid w:val="00C639E6"/>
     <w:pPr>
@@ -2637,7 +2921,7 @@
     <w:pPr>
       <w:keepNext/>
       <w:pBdr>
-        <w:top w:val="double" w:sz="2" w:space="0" w:color="000000"/>
+        <w:top w:val="double" w:color="000000" w:sz="2" w:space="0"/>
       </w:pBdr>
       <w:tabs>
         <w:tab w:val="right" w:pos="9072"/>
@@ -2697,13 +2981,13 @@
       <w:sz w:val="24"/>
     </w:rPr>
   </w:style>
-  <w:style w:type="character" w:default="1" w:styleId="Domylnaczcionkaakapitu">
+  <w:style w:type="character" w:styleId="Domylnaczcionkaakapitu" w:default="1">
     <w:name w:val="Default Paragraph Font"/>
     <w:uiPriority w:val="1"/>
     <w:semiHidden/>
     <w:unhideWhenUsed/>
   </w:style>
-  <w:style w:type="table" w:default="1" w:styleId="Standardowy">
+  <w:style w:type="table" w:styleId="Standardowy" w:default="1">
     <w:name w:val="Normal Table"/>
     <w:uiPriority w:val="99"/>
     <w:semiHidden/>
@@ -2718,13 +3002,13 @@
       </w:tblCellMar>
     </w:tblPr>
   </w:style>
-  <w:style w:type="numbering" w:default="1" w:styleId="Bezlisty">
+  <w:style w:type="numbering" w:styleId="Bezlisty" w:default="1">
     <w:name w:val="No List"/>
     <w:uiPriority w:val="99"/>
     <w:semiHidden/>
     <w:unhideWhenUsed/>
   </w:style>
-  <w:style w:type="paragraph" w:customStyle="1" w:styleId="Standard">
+  <w:style w:type="paragraph" w:styleId="Standard" w:customStyle="1">
     <w:name w:val="Standard"/>
     <w:rsid w:val="00C639E6"/>
     <w:pPr>
@@ -2748,12 +3032,12 @@
       <w:spacing w:before="240" w:after="120"/>
     </w:pPr>
     <w:rPr>
-      <w:rFonts w:ascii="Arial" w:eastAsia="SimSun" w:hAnsi="Arial" w:cs="Mangal"/>
+      <w:rFonts w:ascii="Arial" w:hAnsi="Arial" w:eastAsia="SimSun" w:cs="Mangal"/>
       <w:sz w:val="28"/>
       <w:szCs w:val="28"/>
     </w:rPr>
   </w:style>
-  <w:style w:type="paragraph" w:customStyle="1" w:styleId="Textbody">
+  <w:style w:type="paragraph" w:styleId="Textbody" w:customStyle="1">
     <w:name w:val="Text body"/>
     <w:basedOn w:val="Standard"/>
     <w:rsid w:val="00C639E6"/>
@@ -2785,7 +3069,7 @@
       <w:szCs w:val="24"/>
     </w:rPr>
   </w:style>
-  <w:style w:type="paragraph" w:customStyle="1" w:styleId="Index">
+  <w:style w:type="paragraph" w:styleId="Index" w:customStyle="1">
     <w:name w:val="Index"/>
     <w:basedOn w:val="Standard"/>
     <w:rsid w:val="00C639E6"/>
@@ -2796,7 +3080,7 @@
       <w:rFonts w:cs="Mangal"/>
     </w:rPr>
   </w:style>
-  <w:style w:type="paragraph" w:customStyle="1" w:styleId="Footnote">
+  <w:style w:type="paragraph" w:styleId="Footnote" w:customStyle="1">
     <w:name w:val="Footnote"/>
     <w:basedOn w:val="Standard"/>
     <w:rsid w:val="00C639E6"/>
@@ -2822,7 +3106,7 @@
       <w:szCs w:val="16"/>
     </w:rPr>
   </w:style>
-  <w:style w:type="paragraph" w:customStyle="1" w:styleId="TableContents">
+  <w:style w:type="paragraph" w:styleId="TableContents" w:customStyle="1">
     <w:name w:val="Table Contents"/>
     <w:basedOn w:val="Standard"/>
     <w:rsid w:val="00C639E6"/>
@@ -2830,7 +3114,7 @@
       <w:suppressLineNumbers/>
     </w:pPr>
   </w:style>
-  <w:style w:type="paragraph" w:customStyle="1" w:styleId="TableHeading">
+  <w:style w:type="paragraph" w:styleId="TableHeading" w:customStyle="1">
     <w:name w:val="Table Heading"/>
     <w:basedOn w:val="TableContents"/>
     <w:rsid w:val="00C639E6"/>
@@ -2842,19 +3126,19 @@
       <w:bCs/>
     </w:rPr>
   </w:style>
-  <w:style w:type="character" w:customStyle="1" w:styleId="Absatz-Standardschriftart">
+  <w:style w:type="character" w:styleId="Absatz-Standardschriftart" w:customStyle="1">
     <w:name w:val="Absatz-Standardschriftart"/>
     <w:rsid w:val="00C639E6"/>
   </w:style>
-  <w:style w:type="character" w:customStyle="1" w:styleId="WW-Absatz-Standardschriftart">
+  <w:style w:type="character" w:styleId="WW-Absatz-Standardschriftart" w:customStyle="1">
     <w:name w:val="WW-Absatz-Standardschriftart"/>
     <w:rsid w:val="00C639E6"/>
   </w:style>
-  <w:style w:type="character" w:customStyle="1" w:styleId="WW-Absatz-Standardschriftart1">
+  <w:style w:type="character" w:styleId="WW-Absatz-Standardschriftart1" w:customStyle="1">
     <w:name w:val="WW-Absatz-Standardschriftart1"/>
     <w:rsid w:val="00C639E6"/>
   </w:style>
-  <w:style w:type="character" w:customStyle="1" w:styleId="Internetlink">
+  <w:style w:type="character" w:styleId="Internetlink" w:customStyle="1">
     <w:name w:val="Internet link"/>
     <w:basedOn w:val="Domylnaczcionkaakapitu"/>
     <w:rsid w:val="00C639E6"/>
@@ -2880,7 +3164,7 @@
       <w:lang w:eastAsia="pl-PL" w:bidi="ar-SA"/>
     </w:rPr>
   </w:style>
-  <w:style w:type="character" w:customStyle="1" w:styleId="TekstprzypisudolnegoZnak">
+  <w:style w:type="character" w:styleId="TekstprzypisudolnegoZnak" w:customStyle="1">
     <w:name w:val="Tekst przypisu dolnego Znak"/>
     <w:basedOn w:val="Domylnaczcionkaakapitu"/>
     <w:rsid w:val="00C639E6"/>
@@ -2892,7 +3176,7 @@
       <w:lang w:eastAsia="pl-PL" w:bidi="ar-SA"/>
     </w:rPr>
   </w:style>
-  <w:style w:type="numbering" w:customStyle="1" w:styleId="WW8Num1">
+  <w:style w:type="numbering" w:styleId="WW8Num1" w:customStyle="1">
     <w:name w:val="WW8Num1"/>
     <w:basedOn w:val="Bezlisty"/>
     <w:rsid w:val="00C639E6"/>
@@ -2902,7 +3186,7 @@
       </w:numPr>
     </w:pPr>
   </w:style>
-  <w:style w:type="character" w:customStyle="1" w:styleId="Nagwek8Znak">
+  <w:style w:type="character" w:styleId="Nagwek8Znak" w:customStyle="1">
     <w:name w:val="Nagłówek 8 Znak"/>
     <w:basedOn w:val="Domylnaczcionkaakapitu"/>
     <w:link w:val="Nagwek8"/>
@@ -2913,7 +3197,7 @@
       <w:lang w:bidi="ar-SA"/>
     </w:rPr>
   </w:style>
-  <w:style w:type="paragraph" w:customStyle="1" w:styleId="Normalny1">
+  <w:style w:type="paragraph" w:styleId="Normalny1" w:customStyle="1">
     <w:name w:val="Normalny1"/>
     <w:rsid w:val="008B2B3E"/>
     <w:pPr>

--- a/mbr/templates/cert_master_template.docx
+++ b/mbr/templates/cert_master_template.docx
@@ -2256,41 +2256,39 @@
           <w:vAlign w:val="center"/>
         </w:tcPr>
         <w:p>
-          <w:pPr>
-            <w:pStyle w:val="Nagwek8"/>
-            <w:snapToGrid w:val="0"/>
-          </w:pPr>
           <w:r>
-            <w:rPr>
-              <w:sz w:val="20"/>
-              <w:lang w:val="en-GB" w:bidi="hi-IN"/>
-            </w:rPr>
-            <w:object w:dxaOrig="1440" w:dyaOrig="1440" w14:anchorId="33187B47">
-              <v:shapetype id="_x0000_t75" coordsize="21600,21600" filled="f" stroked="f" o:spt="75" o:preferrelative="t" path="m@4@5l@4@11@9@11@9@5xe">
-                <v:stroke joinstyle="miter"/>
-                <v:formulas>
-                  <v:f eqn="if lineDrawn pixelLineWidth 0"/>
-                  <v:f eqn="sum @0 1 0"/>
-                  <v:f eqn="sum 0 0 @1"/>
-                  <v:f eqn="prod @2 1 2"/>
-                  <v:f eqn="prod @3 21600 pixelWidth"/>
-                  <v:f eqn="prod @3 21600 pixelHeight"/>
-                  <v:f eqn="sum @0 0 1"/>
-                  <v:f eqn="prod @6 1 2"/>
-                  <v:f eqn="prod @7 21600 pixelWidth"/>
-                  <v:f eqn="sum @8 21600 0"/>
-                  <v:f eqn="prod @7 21600 pixelHeight"/>
-                  <v:f eqn="sum @10 21600 0"/>
-                </v:formulas>
-                <v:path gradientshapeok="t" o:connecttype="rect" o:extrusionok="f"/>
-                <o:lock v:ext="edit" aspectratio="t"/>
-              </v:shapetype>
-              <v:shape id="Obiekt1" style="position:absolute;left:0;text-align:left;margin-left:15.3pt;margin-top:2pt;width:50.25pt;height:43.1pt;z-index:251660288;visibility:visible;mso-position-horizontal-relative:margin;mso-position-vertical-relative:margin" o:spid="_x0000_s1025" type="#_x0000_t75">
-                <v:imagedata o:title="" r:id="rId1"/>
-                <w10:wrap type="square" anchorx="margin" anchory="margin"/>
-              </v:shape>
-              <o:OLEObject Type="Embed" ProgID="PBrush" ShapeID="Obiekt1" DrawAspect="Content" ObjectID="_1834304553" r:id="rId2"/>
-            </w:object>
+            <w:drawing>
+              <wp:inline xmlns:a="http://schemas.openxmlformats.org/drawingml/2006/main" xmlns:pic="http://schemas.openxmlformats.org/drawingml/2006/picture">
+                <wp:extent cx="864000" cy="843428"/>
+                <wp:docPr id="1" name="Picture 1"/>
+                <wp:cNvGraphicFramePr>
+                  <a:graphicFrameLocks noChangeAspect="1"/>
+                </wp:cNvGraphicFramePr>
+                <a:graphic>
+                  <a:graphicData uri="http://schemas.openxmlformats.org/drawingml/2006/picture">
+                    <pic:pic>
+                      <pic:nvPicPr>
+                        <pic:cNvPr id="0" name="chemco_logo_new.png"/>
+                        <pic:cNvPicPr/>
+                      </pic:nvPicPr>
+                      <pic:blipFill>
+                        <a:blip r:embed="rId3"/>
+                        <a:stretch>
+                          <a:fillRect/>
+                        </a:stretch>
+                      </pic:blipFill>
+                      <pic:spPr>
+                        <a:xfrm>
+                          <a:off x="0" y="0"/>
+                          <a:ext cx="864000" cy="843428"/>
+                        </a:xfrm>
+                        <a:prstGeom prst="rect"/>
+                      </pic:spPr>
+                    </pic:pic>
+                  </a:graphicData>
+                </a:graphic>
+              </wp:inline>
+            </w:drawing>
           </w:r>
         </w:p>
       </w:tc>

--- a/mbr/templates/cert_master_template.docx
+++ b/mbr/templates/cert_master_template.docx
@@ -2232,8 +2232,8 @@
       <w:tblLook w:val="0000" w:firstRow="0" w:lastRow="0" w:firstColumn="0" w:lastColumn="0" w:noHBand="0" w:noVBand="0"/>
     </w:tblPr>
     <w:tblGrid>
-      <w:gridCol w:w="1560"/>
-      <w:gridCol w:w="8124"/>
+      <w:gridCol w:w="2400"/>
+      <w:gridCol w:w="7284"/>
     </w:tblGrid>
     <w:tr>
       <w:trPr>
@@ -2241,7 +2241,7 @@
       </w:trPr>
       <w:tc>
         <w:tcPr>
-          <w:tcW w:w="1560" w:type="dxa"/>
+          <w:tcW w:w="2400" w:type="dxa"/>
           <w:tcBorders>
             <w:top w:val="single" w:color="0000FF" w:sz="4" w:space="0"/>
             <w:left w:val="single" w:color="0000FF" w:sz="4" w:space="0"/>
@@ -2256,6 +2256,9 @@
           <w:vAlign w:val="center"/>
         </w:tcPr>
         <w:p>
+          <w:pPr>
+            <w:jc w:val="center"/>
+          </w:pPr>
           <w:r>
             <w:drawing>
               <wp:inline xmlns:a="http://schemas.openxmlformats.org/drawingml/2006/main" xmlns:pic="http://schemas.openxmlformats.org/drawingml/2006/picture">
@@ -2294,7 +2297,7 @@
       </w:tc>
       <w:tc>
         <w:tcPr>
-          <w:tcW w:w="8124" w:type="dxa"/>
+          <w:tcW w:w="7284" w:type="dxa"/>
           <w:tcBorders>
             <w:top w:val="single" w:color="0000FF" w:sz="4" w:space="0"/>
             <w:left w:val="single" w:color="0000FF" w:sz="4" w:space="0"/>

--- a/mbr/templates/cert_master_template.docx
+++ b/mbr/templates/cert_master_template.docx
@@ -1805,7 +1805,7 @@
           <w:szCs w:val="22"/>
           <w:lang w:val="en-GB"/>
         </w:rPr>
-        <w:t xml:space="preserve"> </w:t>
+        <w:t xml:space="preserve"> {{wystawil}}</w:t>
       </w:r>
     </w:p>
     <w:p>

--- a/mbr/templates/cert_master_template.docx
+++ b/mbr/templates/cert_master_template.docx
@@ -1170,19 +1170,6 @@
               <w:t>}}</w:t>
             </w:r>
           </w:p>
-          <w:p>
-            <w:pPr>
-              <w:pStyle w:val="Standard"/>
-              <w:snapToGrid w:val="0"/>
-              <w:jc w:val="center"/>
-              <w:rPr>
-                <w:rFonts w:ascii="Bookman Old Style" w:hAnsi="Bookman Old Style"/>
-                <w:sz w:val="22"/>
-                <w:szCs w:val="22"/>
-                <w:lang w:val="en-GB"/>
-              </w:rPr>
-            </w:pPr>
-          </w:p>
         </w:tc>
         <w:tc>
           <w:tcPr>
@@ -1235,19 +1222,6 @@
               </w:rPr>
               <w:t>}}</w:t>
             </w:r>
-          </w:p>
-          <w:p>
-            <w:pPr>
-              <w:pStyle w:val="Standard"/>
-              <w:snapToGrid w:val="0"/>
-              <w:jc w:val="center"/>
-              <w:rPr>
-                <w:rFonts w:ascii="Bookman Old Style" w:hAnsi="Bookman Old Style"/>
-                <w:sz w:val="22"/>
-                <w:szCs w:val="22"/>
-                <w:lang w:val="en-GB"/>
-              </w:rPr>
-            </w:pPr>
           </w:p>
         </w:tc>
         <w:tc>
@@ -1303,19 +1277,6 @@
               </w:rPr>
               <w:t>}}</w:t>
             </w:r>
-          </w:p>
-          <w:p>
-            <w:pPr>
-              <w:pStyle w:val="Standard"/>
-              <w:snapToGrid w:val="0"/>
-              <w:jc w:val="center"/>
-              <w:rPr>
-                <w:rFonts w:ascii="Bookman Old Style" w:hAnsi="Bookman Old Style"/>
-                <w:sz w:val="22"/>
-                <w:szCs w:val="22"/>
-                <w:lang w:val="en-GB"/>
-              </w:rPr>
-            </w:pPr>
           </w:p>
         </w:tc>
       </w:tr>

--- a/mbr/templates/cert_master_template.docx
+++ b/mbr/templates/cert_master_template.docx
@@ -1102,19 +1102,6 @@
               </w:rPr>
               <w:t>}}</w:t>
             </w:r>
-          </w:p>
-          <w:p>
-            <w:pPr>
-              <w:pStyle w:val="Standard"/>
-              <w:snapToGrid w:val="0"/>
-              <w:jc w:val="center"/>
-              <w:rPr>
-                <w:rFonts w:ascii="Bookman Old Style" w:hAnsi="Bookman Old Style"/>
-                <w:sz w:val="22"/>
-                <w:szCs w:val="22"/>
-                <w:lang w:val="en-GB"/>
-              </w:rPr>
-            </w:pPr>
           </w:p>
         </w:tc>
         <w:tc>

--- a/mbr/templates/cert_master_template.docx
+++ b/mbr/templates/cert_master_template.docx
@@ -1032,9 +1032,9 @@
               <w:bottom w:val="single" w:color="000000" w:themeColor="text1" w:sz="4" w:space="0"/>
             </w:tcBorders>
             <w:tcMar>
-              <w:top w:w="0" w:type="dxa"/>
+              <w:top w:w="30" w:type="dxa"/>
               <w:left w:w="70" w:type="dxa"/>
-              <w:bottom w:w="0" w:type="dxa"/>
+              <w:bottom w:w="30" w:type="dxa"/>
               <w:right w:w="70" w:type="dxa"/>
             </w:tcMar>
             <w:vAlign w:val="center"/>
@@ -1113,9 +1113,9 @@
               <w:bottom w:val="single" w:color="000000" w:themeColor="text1" w:sz="4" w:space="0"/>
             </w:tcBorders>
             <w:tcMar>
-              <w:top w:w="0" w:type="dxa"/>
+              <w:top w:w="30" w:type="dxa"/>
               <w:left w:w="70" w:type="dxa"/>
-              <w:bottom w:w="0" w:type="dxa"/>
+              <w:bottom w:w="30" w:type="dxa"/>
               <w:right w:w="70" w:type="dxa"/>
             </w:tcMar>
             <w:vAlign w:val="center"/>
@@ -1167,9 +1167,9 @@
               <w:bottom w:val="single" w:color="000000" w:themeColor="text1" w:sz="4" w:space="0"/>
             </w:tcBorders>
             <w:tcMar>
-              <w:top w:w="0" w:type="dxa"/>
+              <w:top w:w="30" w:type="dxa"/>
               <w:left w:w="70" w:type="dxa"/>
-              <w:bottom w:w="0" w:type="dxa"/>
+              <w:bottom w:w="30" w:type="dxa"/>
               <w:right w:w="70" w:type="dxa"/>
             </w:tcMar>
             <w:vAlign w:val="center"/>
@@ -1221,9 +1221,9 @@
               <w:right w:val="single" w:color="000000" w:themeColor="text1" w:sz="4" w:space="0"/>
             </w:tcBorders>
             <w:tcMar>
-              <w:top w:w="0" w:type="dxa"/>
+              <w:top w:w="30" w:type="dxa"/>
               <w:left w:w="70" w:type="dxa"/>
-              <w:bottom w:w="0" w:type="dxa"/>
+              <w:bottom w:w="30" w:type="dxa"/>
               <w:right w:w="70" w:type="dxa"/>
             </w:tcMar>
             <w:vAlign w:val="center"/>

--- a/mbr/templates/cert_master_template.docx
+++ b/mbr/templates/cert_master_template.docx
@@ -1084,7 +1084,7 @@
                 <w:sz w:val="22"/>
                 <w:szCs w:val="22"/>
               </w:rPr>
-              <w:t>/{{</w:t>
+              <w:t>{{</w:t>
             </w:r>
             <w:r>
               <w:rPr>

--- a/mbr/templates/cert_master_template.docx
+++ b/mbr/templates/cert_master_template.docx
@@ -1056,51 +1056,31 @@
                 <w:rFonts w:ascii="Bookman Old Style" w:hAnsi="Bookman Old Style"/>
                 <w:sz w:val="22"/>
                 <w:szCs w:val="22"/>
-              </w:rPr>
-              <w:t>{{</w:t>
-            </w:r>
-            <w:r>
-              <w:rPr>
-                <w:rFonts w:ascii="Bookman Old Style" w:hAnsi="Bookman Old Style"/>
-                <w:sz w:val="22"/>
-                <w:szCs w:val="22"/>
-              </w:rPr>
-              <w:t>row.name_pl</w:t>
-            </w:r>
-            <w:r>
-              <w:rPr>
-                <w:rFonts w:ascii="Bookman Old Style" w:hAnsi="Bookman Old Style"/>
-                <w:sz w:val="22"/>
-                <w:szCs w:val="22"/>
-              </w:rPr>
-              <w:t>}}</w:t>
-            </w:r>
-            <w:r>
-              <w:br/>
-            </w:r>
-            <w:r>
-              <w:rPr>
-                <w:rFonts w:ascii="Bookman Old Style" w:hAnsi="Bookman Old Style"/>
-                <w:sz w:val="22"/>
-                <w:szCs w:val="22"/>
-              </w:rPr>
-              <w:t>{{</w:t>
-            </w:r>
-            <w:r>
-              <w:rPr>
-                <w:rFonts w:ascii="Bookman Old Style" w:hAnsi="Bookman Old Style"/>
-                <w:sz w:val="22"/>
-                <w:szCs w:val="22"/>
-              </w:rPr>
-              <w:t>row.name_en</w:t>
-            </w:r>
-            <w:r>
-              <w:rPr>
-                <w:rFonts w:ascii="Bookman Old Style" w:hAnsi="Bookman Old Style"/>
-                <w:sz w:val="22"/>
-                <w:szCs w:val="22"/>
-              </w:rPr>
-              <w:t>}}</w:t>
+                <w:lang w:val="en-GB"/>
+              </w:rPr>
+              <w:t>{{ row.name_pl }}</w:t>
+            </w:r>
+          </w:p>
+          <w:p>
+            <w:pPr>
+              <w:pStyle w:val="Standard"/>
+              <w:snapToGrid w:val="0"/>
+              <w:jc w:val="center"/>
+              <w:rPr>
+                <w:rFonts w:ascii="Bookman Old Style" w:hAnsi="Bookman Old Style"/>
+                <w:sz w:val="22"/>
+                <w:szCs w:val="22"/>
+                <w:lang w:val="en-GB"/>
+              </w:rPr>
+            </w:pPr>
+            <w:r>
+              <w:rPr>
+                <w:rFonts w:ascii="Bookman Old Style" w:hAnsi="Bookman Old Style"/>
+                <w:sz w:val="22"/>
+                <w:szCs w:val="22"/>
+                <w:lang w:val="en-GB"/>
+              </w:rPr>
+              <w:t>{%p if row.name_en %}{{ row.name_en }}{%p endif %}</w:t>
             </w:r>
           </w:p>
         </w:tc>

--- a/mbr/templates/cert_master_template.docx
+++ b/mbr/templates/cert_master_template.docx
@@ -1058,7 +1058,7 @@
                 <w:szCs w:val="22"/>
                 <w:lang w:val="en-GB"/>
               </w:rPr>
-              <w:t>{{ row.name_pl }}</w:t>
+              <w:t xml:space="preserve">{{ row.name_pl }}</w:t>
             </w:r>
           </w:p>
           <w:p>
@@ -1080,7 +1080,51 @@
                 <w:szCs w:val="22"/>
                 <w:lang w:val="en-GB"/>
               </w:rPr>
-              <w:t>{%p if row.name_en %}{{ row.name_en }}{%p endif %}</w:t>
+              <w:t xml:space="preserve">{%p if row.name_en %}</w:t>
+            </w:r>
+          </w:p>
+          <w:p>
+            <w:pPr>
+              <w:pStyle w:val="Standard"/>
+              <w:snapToGrid w:val="0"/>
+              <w:jc w:val="center"/>
+              <w:rPr>
+                <w:rFonts w:ascii="Bookman Old Style" w:hAnsi="Bookman Old Style"/>
+                <w:sz w:val="22"/>
+                <w:szCs w:val="22"/>
+                <w:lang w:val="en-GB"/>
+              </w:rPr>
+            </w:pPr>
+            <w:r>
+              <w:rPr>
+                <w:rFonts w:ascii="Bookman Old Style" w:hAnsi="Bookman Old Style"/>
+                <w:sz w:val="22"/>
+                <w:szCs w:val="22"/>
+                <w:lang w:val="en-GB"/>
+              </w:rPr>
+              <w:t xml:space="preserve">{{ row.name_en }}</w:t>
+            </w:r>
+          </w:p>
+          <w:p>
+            <w:pPr>
+              <w:pStyle w:val="Standard"/>
+              <w:snapToGrid w:val="0"/>
+              <w:jc w:val="center"/>
+              <w:rPr>
+                <w:rFonts w:ascii="Bookman Old Style" w:hAnsi="Bookman Old Style"/>
+                <w:sz w:val="22"/>
+                <w:szCs w:val="22"/>
+                <w:lang w:val="en-GB"/>
+              </w:rPr>
+            </w:pPr>
+            <w:r>
+              <w:rPr>
+                <w:rFonts w:ascii="Bookman Old Style" w:hAnsi="Bookman Old Style"/>
+                <w:sz w:val="22"/>
+                <w:szCs w:val="22"/>
+                <w:lang w:val="en-GB"/>
+              </w:rPr>
+              <w:t xml:space="preserve">{%p endif %}</w:t>
             </w:r>
           </w:p>
         </w:tc>

--- a/mbr/templates/cert_master_template.docx
+++ b/mbr/templates/cert_master_template.docx
@@ -1058,7 +1058,7 @@
                 <w:szCs w:val="22"/>
                 <w:lang w:val="en-GB"/>
               </w:rPr>
-              <w:t xml:space="preserve">{{ row.name_pl }}</w:t>
+              <w:t xml:space="preserve">{{r row.name_pl }}</w:t>
             </w:r>
           </w:p>
           <w:p>
@@ -1102,7 +1102,7 @@
                 <w:szCs w:val="22"/>
                 <w:lang w:val="en-GB"/>
               </w:rPr>
-              <w:t xml:space="preserve">{{ row.name_en }}</w:t>
+              <w:t xml:space="preserve">{{r row.name_en }}</w:t>
             </w:r>
           </w:p>
           <w:p>

--- a/mbr/templates/cert_master_template.docx
+++ b/mbr/templates/cert_master_template.docx
@@ -5,7 +5,7 @@
     <w:p xmlns:wp14="http://schemas.microsoft.com/office/word/2010/wordml" wp14:textId="77777777">
       <w:r>
         <w:rPr>
-          <w:rFonts w:ascii="Bookman Old Style" w:hAnsi="Bookman Old Style"/>
+          <w:rFonts w:ascii="TeX Gyre Bonum" w:hAnsi="TeX Gyre Bonum"/>
           <w:sz w:val="2"/>
         </w:rPr>
         <w:t xml:space="preserve">{%p if avon_code %}</w:t>
@@ -14,7 +14,7 @@
     <w:p xmlns:wp14="http://schemas.microsoft.com/office/word/2010/wordml" wp14:textId="77777777">
       <w:r>
         <w:rPr>
-          <w:rFonts w:ascii="Bookman Old Style" w:hAnsi="Bookman Old Style"/>
+          <w:rFonts w:ascii="TeX Gyre Bonum" w:hAnsi="TeX Gyre Bonum"/>
           <w:sz w:val="22"/>
         </w:rPr>
         <w:t xml:space="preserve">Kod AVON/AVON code: {{avon_code}}</w:t>
@@ -23,7 +23,7 @@
     <w:p xmlns:wp14="http://schemas.microsoft.com/office/word/2010/wordml" wp14:textId="77777777">
       <w:r>
         <w:rPr>
-          <w:rFonts w:ascii="Bookman Old Style" w:hAnsi="Bookman Old Style"/>
+          <w:rFonts w:ascii="TeX Gyre Bonum" w:hAnsi="TeX Gyre Bonum"/>
           <w:sz w:val="22"/>
         </w:rPr>
         <w:t xml:space="preserve">Nazwa AVON/AVON name: {{avon_name}}</w:t>
@@ -32,7 +32,7 @@
     <w:p xmlns:wp14="http://schemas.microsoft.com/office/word/2010/wordml" wp14:textId="77777777">
       <w:r>
         <w:rPr>
-          <w:rFonts w:ascii="Bookman Old Style" w:hAnsi="Bookman Old Style"/>
+          <w:rFonts w:ascii="TeX Gyre Bonum" w:hAnsi="TeX Gyre Bonum"/>
           <w:sz w:val="2"/>
         </w:rPr>
         <w:t xml:space="preserve">{%p endif %}</w:t>
@@ -46,14 +46,14 @@
         </w:tabs>
         <w:spacing w:line="360" w:lineRule="auto"/>
         <w:rPr>
-          <w:rFonts w:ascii="Bookman Old Style" w:hAnsi="Bookman Old Style"/>
+          <w:rFonts w:ascii="TeX Gyre Bonum" w:hAnsi="TeX Gyre Bonum"/>
           <w:sz w:val="22"/>
           <w:szCs w:val="22"/>
         </w:rPr>
       </w:pPr>
       <w:r>
         <w:rPr>
-          <w:rFonts w:ascii="Bookman Old Style" w:hAnsi="Bookman Old Style"/>
+          <w:rFonts w:ascii="TeX Gyre Bonum" w:hAnsi="TeX Gyre Bonum"/>
           <w:sz w:val="22"/>
           <w:szCs w:val="22"/>
         </w:rPr>
@@ -61,63 +61,63 @@
       </w:r>
       <w:r>
         <w:rPr>
-          <w:rFonts w:ascii="Bookman Old Style" w:hAnsi="Bookman Old Style"/>
-          <w:sz w:val="22"/>
-          <w:szCs w:val="22"/>
-        </w:rPr>
-      </w:r>
-      <w:r>
-        <w:rPr>
-          <w:rFonts w:ascii="Bookman Old Style" w:hAnsi="Bookman Old Style"/>
-          <w:sz w:val="22"/>
-          <w:szCs w:val="22"/>
-        </w:rPr>
-      </w:r>
-      <w:r>
-        <w:rPr>
-          <w:rFonts w:ascii="Bookman Old Style" w:hAnsi="Bookman Old Style"/>
-          <w:sz w:val="22"/>
-          <w:szCs w:val="22"/>
-        </w:rPr>
-      </w:r>
-      <w:r>
-        <w:rPr>
-          <w:rFonts w:ascii="Bookman Old Style" w:hAnsi="Bookman Old Style"/>
-          <w:sz w:val="22"/>
-          <w:szCs w:val="22"/>
-        </w:rPr>
-      </w:r>
-      <w:r>
-        <w:rPr>
-          <w:rFonts w:ascii="Bookman Old Style" w:hAnsi="Bookman Old Style"/>
-          <w:sz w:val="22"/>
-          <w:szCs w:val="22"/>
-        </w:rPr>
-      </w:r>
-      <w:r>
-        <w:rPr>
-          <w:rFonts w:ascii="Bookman Old Style" w:hAnsi="Bookman Old Style"/>
-          <w:sz w:val="22"/>
-          <w:szCs w:val="22"/>
-        </w:rPr>
-      </w:r>
-      <w:r>
-        <w:rPr>
-          <w:rFonts w:ascii="Bookman Old Style" w:hAnsi="Bookman Old Style"/>
-          <w:sz w:val="22"/>
-          <w:szCs w:val="22"/>
-        </w:rPr>
-      </w:r>
-      <w:r>
-        <w:rPr>
-          <w:rFonts w:ascii="Bookman Old Style" w:hAnsi="Bookman Old Style"/>
-          <w:sz w:val="22"/>
-          <w:szCs w:val="22"/>
-        </w:rPr>
-      </w:r>
-      <w:r>
-        <w:rPr>
-          <w:rFonts w:ascii="Bookman Old Style" w:hAnsi="Bookman Old Style"/>
+          <w:rFonts w:ascii="TeX Gyre Bonum" w:hAnsi="TeX Gyre Bonum"/>
+          <w:sz w:val="22"/>
+          <w:szCs w:val="22"/>
+        </w:rPr>
+      </w:r>
+      <w:r>
+        <w:rPr>
+          <w:rFonts w:ascii="TeX Gyre Bonum" w:hAnsi="TeX Gyre Bonum"/>
+          <w:sz w:val="22"/>
+          <w:szCs w:val="22"/>
+        </w:rPr>
+      </w:r>
+      <w:r>
+        <w:rPr>
+          <w:rFonts w:ascii="TeX Gyre Bonum" w:hAnsi="TeX Gyre Bonum"/>
+          <w:sz w:val="22"/>
+          <w:szCs w:val="22"/>
+        </w:rPr>
+      </w:r>
+      <w:r>
+        <w:rPr>
+          <w:rFonts w:ascii="TeX Gyre Bonum" w:hAnsi="TeX Gyre Bonum"/>
+          <w:sz w:val="22"/>
+          <w:szCs w:val="22"/>
+        </w:rPr>
+      </w:r>
+      <w:r>
+        <w:rPr>
+          <w:rFonts w:ascii="TeX Gyre Bonum" w:hAnsi="TeX Gyre Bonum"/>
+          <w:sz w:val="22"/>
+          <w:szCs w:val="22"/>
+        </w:rPr>
+      </w:r>
+      <w:r>
+        <w:rPr>
+          <w:rFonts w:ascii="TeX Gyre Bonum" w:hAnsi="TeX Gyre Bonum"/>
+          <w:sz w:val="22"/>
+          <w:szCs w:val="22"/>
+        </w:rPr>
+      </w:r>
+      <w:r>
+        <w:rPr>
+          <w:rFonts w:ascii="TeX Gyre Bonum" w:hAnsi="TeX Gyre Bonum"/>
+          <w:sz w:val="22"/>
+          <w:szCs w:val="22"/>
+        </w:rPr>
+      </w:r>
+      <w:r>
+        <w:rPr>
+          <w:rFonts w:ascii="TeX Gyre Bonum" w:hAnsi="TeX Gyre Bonum"/>
+          <w:sz w:val="22"/>
+          <w:szCs w:val="22"/>
+        </w:rPr>
+      </w:r>
+      <w:r>
+        <w:rPr>
+          <w:rFonts w:ascii="TeX Gyre Bonum" w:hAnsi="TeX Gyre Bonum"/>
           <w:sz w:val="22"/>
           <w:szCs w:val="22"/>
         </w:rPr>
@@ -131,46 +131,46 @@
         </w:tabs>
         <w:spacing w:line="360" w:lineRule="auto"/>
         <w:rPr>
-          <w:rFonts w:ascii="Bookman Old Style" w:hAnsi="Bookman Old Style"/>
+          <w:rFonts w:ascii="TeX Gyre Bonum" w:hAnsi="TeX Gyre Bonum"/>
           <w:sz w:val="22"/>
         </w:rPr>
       </w:pPr>
       <w:r>
         <w:rPr>
-          <w:rFonts w:ascii="Bookman Old Style" w:hAnsi="Bookman Old Style"/>
+          <w:rFonts w:ascii="TeX Gyre Bonum" w:hAnsi="TeX Gyre Bonum"/>
           <w:sz w:val="22"/>
         </w:rPr>
         <w:t>Partia/Batch:</w:t>
       </w:r>
       <w:r>
         <w:rPr>
-          <w:rFonts w:ascii="Bookman Old Style" w:hAnsi="Bookman Old Style"/>
+          <w:rFonts w:ascii="TeX Gyre Bonum" w:hAnsi="TeX Gyre Bonum"/>
           <w:sz w:val="22"/>
         </w:rPr>
         <w:tab/>
       </w:r>
       <w:r>
         <w:rPr>
-          <w:rFonts w:ascii="Bookman Old Style" w:hAnsi="Bookman Old Style"/>
+          <w:rFonts w:ascii="TeX Gyre Bonum" w:hAnsi="TeX Gyre Bonum"/>
           <w:sz w:val="22"/>
         </w:rPr>
         <w:t>{{nr_partii}}</w:t>
       </w:r>
       <w:r>
         <w:rPr>
-          <w:rFonts w:ascii="Bookman Old Style" w:hAnsi="Bookman Old Style"/>
-          <w:sz w:val="22"/>
-        </w:rPr>
-      </w:r>
-      <w:r>
-        <w:rPr>
-          <w:rFonts w:ascii="Bookman Old Style" w:hAnsi="Bookman Old Style"/>
-          <w:sz w:val="22"/>
-        </w:rPr>
-      </w:r>
-      <w:r>
-        <w:rPr>
-          <w:rFonts w:ascii="Bookman Old Style" w:hAnsi="Bookman Old Style"/>
+          <w:rFonts w:ascii="TeX Gyre Bonum" w:hAnsi="TeX Gyre Bonum"/>
+          <w:sz w:val="22"/>
+        </w:rPr>
+      </w:r>
+      <w:r>
+        <w:rPr>
+          <w:rFonts w:ascii="TeX Gyre Bonum" w:hAnsi="TeX Gyre Bonum"/>
+          <w:sz w:val="22"/>
+        </w:rPr>
+      </w:r>
+      <w:r>
+        <w:rPr>
+          <w:rFonts w:ascii="TeX Gyre Bonum" w:hAnsi="TeX Gyre Bonum"/>
           <w:sz w:val="22"/>
         </w:rPr>
       </w:r>
@@ -185,40 +185,40 @@
       </w:pPr>
       <w:r>
         <w:rPr>
-          <w:rFonts w:ascii="Bookman Old Style" w:hAnsi="Bookman Old Style"/>
+          <w:rFonts w:ascii="TeX Gyre Bonum" w:hAnsi="TeX Gyre Bonum"/>
           <w:sz w:val="22"/>
         </w:rPr>
         <w:t>Data produkcji/Production date:</w:t>
       </w:r>
       <w:r>
         <w:rPr>
-          <w:rFonts w:ascii="Bookman Old Style" w:hAnsi="Bookman Old Style"/>
+          <w:rFonts w:ascii="TeX Gyre Bonum" w:hAnsi="TeX Gyre Bonum"/>
           <w:sz w:val="22"/>
         </w:rPr>
         <w:tab/>
       </w:r>
       <w:r>
         <w:rPr>
-          <w:rFonts w:ascii="Bookman Old Style" w:hAnsi="Bookman Old Style"/>
+          <w:rFonts w:ascii="TeX Gyre Bonum" w:hAnsi="TeX Gyre Bonum"/>
           <w:sz w:val="22"/>
         </w:rPr>
         <w:t>{{dt_produkcji}}</w:t>
       </w:r>
       <w:r>
         <w:rPr>
-          <w:rFonts w:ascii="Bookman Old Style" w:hAnsi="Bookman Old Style"/>
-          <w:sz w:val="22"/>
-        </w:rPr>
-      </w:r>
-      <w:r>
-        <w:rPr>
-          <w:rFonts w:ascii="Bookman Old Style" w:hAnsi="Bookman Old Style"/>
-          <w:sz w:val="22"/>
-        </w:rPr>
-      </w:r>
-      <w:r>
-        <w:rPr>
-          <w:rFonts w:ascii="Bookman Old Style" w:hAnsi="Bookman Old Style"/>
+          <w:rFonts w:ascii="TeX Gyre Bonum" w:hAnsi="TeX Gyre Bonum"/>
+          <w:sz w:val="22"/>
+        </w:rPr>
+      </w:r>
+      <w:r>
+        <w:rPr>
+          <w:rFonts w:ascii="TeX Gyre Bonum" w:hAnsi="TeX Gyre Bonum"/>
+          <w:sz w:val="22"/>
+        </w:rPr>
+      </w:r>
+      <w:r>
+        <w:rPr>
+          <w:rFonts w:ascii="TeX Gyre Bonum" w:hAnsi="TeX Gyre Bonum"/>
           <w:sz w:val="22"/>
         </w:rPr>
       </w:r>
@@ -231,46 +231,46 @@
         </w:tabs>
         <w:spacing w:line="360" w:lineRule="auto"/>
         <w:rPr>
-          <w:rFonts w:ascii="Bookman Old Style" w:hAnsi="Bookman Old Style"/>
+          <w:rFonts w:ascii="TeX Gyre Bonum" w:hAnsi="TeX Gyre Bonum"/>
           <w:sz w:val="22"/>
         </w:rPr>
       </w:pPr>
       <w:r>
         <w:rPr>
-          <w:rFonts w:ascii="Bookman Old Style" w:hAnsi="Bookman Old Style"/>
+          <w:rFonts w:ascii="TeX Gyre Bonum" w:hAnsi="TeX Gyre Bonum"/>
           <w:sz w:val="22"/>
         </w:rPr>
         <w:t>Data ważności/Expiry date:</w:t>
       </w:r>
       <w:r>
         <w:rPr>
-          <w:rFonts w:ascii="Bookman Old Style" w:hAnsi="Bookman Old Style"/>
+          <w:rFonts w:ascii="TeX Gyre Bonum" w:hAnsi="TeX Gyre Bonum"/>
           <w:sz w:val="22"/>
         </w:rPr>
         <w:tab/>
       </w:r>
       <w:r>
         <w:rPr>
-          <w:rFonts w:ascii="Bookman Old Style" w:hAnsi="Bookman Old Style"/>
+          <w:rFonts w:ascii="TeX Gyre Bonum" w:hAnsi="TeX Gyre Bonum"/>
           <w:sz w:val="22"/>
         </w:rPr>
         <w:t>{{dt_waznosci}}</w:t>
       </w:r>
       <w:r>
         <w:rPr>
-          <w:rFonts w:ascii="Bookman Old Style" w:hAnsi="Bookman Old Style"/>
-          <w:sz w:val="22"/>
-        </w:rPr>
-      </w:r>
-      <w:r>
-        <w:rPr>
-          <w:rFonts w:ascii="Bookman Old Style" w:hAnsi="Bookman Old Style"/>
-          <w:sz w:val="22"/>
-        </w:rPr>
-      </w:r>
-      <w:r>
-        <w:rPr>
-          <w:rFonts w:ascii="Bookman Old Style" w:hAnsi="Bookman Old Style"/>
+          <w:rFonts w:ascii="TeX Gyre Bonum" w:hAnsi="TeX Gyre Bonum"/>
+          <w:sz w:val="22"/>
+        </w:rPr>
+      </w:r>
+      <w:r>
+        <w:rPr>
+          <w:rFonts w:ascii="TeX Gyre Bonum" w:hAnsi="TeX Gyre Bonum"/>
+          <w:sz w:val="22"/>
+        </w:rPr>
+      </w:r>
+      <w:r>
+        <w:rPr>
+          <w:rFonts w:ascii="TeX Gyre Bonum" w:hAnsi="TeX Gyre Bonum"/>
           <w:sz w:val="22"/>
         </w:rPr>
       </w:r>
@@ -291,34 +291,34 @@
         </w:tabs>
         <w:spacing w:line="360" w:lineRule="auto"/>
         <w:rPr>
-          <w:rFonts w:ascii="Bookman Old Style" w:hAnsi="Bookman Old Style"/>
+          <w:rFonts w:ascii="TeX Gyre Bonum" w:hAnsi="TeX Gyre Bonum"/>
           <w:sz w:val="22"/>
         </w:rPr>
       </w:pPr>
       <w:r>
         <w:rPr>
-          <w:rFonts w:ascii="Bookman Old Style" w:hAnsi="Bookman Old Style"/>
+          <w:rFonts w:ascii="TeX Gyre Bonum" w:hAnsi="TeX Gyre Bonum"/>
           <w:sz w:val="22"/>
         </w:rPr>
         <w:t>Numer zamówienia/Order No.:</w:t>
       </w:r>
       <w:r>
         <w:rPr>
-          <w:rFonts w:ascii="Bookman Old Style" w:hAnsi="Bookman Old Style"/>
+          <w:rFonts w:ascii="TeX Gyre Bonum" w:hAnsi="TeX Gyre Bonum"/>
           <w:sz w:val="22"/>
         </w:rPr>
         <w:tab/>
       </w:r>
       <w:r>
         <w:rPr>
-          <w:rFonts w:ascii="Bookman Old Style" w:hAnsi="Bookman Old Style"/>
+          <w:rFonts w:ascii="TeX Gyre Bonum" w:hAnsi="TeX Gyre Bonum"/>
           <w:sz w:val="22"/>
         </w:rPr>
         <w:t>{{order_number}}</w:t>
       </w:r>
       <w:r>
         <w:rPr>
-          <w:rFonts w:ascii="Bookman Old Style" w:hAnsi="Bookman Old Style"/>
+          <w:rFonts w:ascii="TeX Gyre Bonum" w:hAnsi="TeX Gyre Bonum"/>
           <w:sz w:val="22"/>
         </w:rPr>
       </w:r>
@@ -347,40 +347,40 @@
         </w:tabs>
         <w:spacing w:line="360" w:lineRule="auto"/>
         <w:rPr>
-          <w:rFonts w:ascii="Bookman Old Style" w:hAnsi="Bookman Old Style"/>
+          <w:rFonts w:ascii="TeX Gyre Bonum" w:hAnsi="TeX Gyre Bonum"/>
           <w:sz w:val="22"/>
         </w:rPr>
       </w:pPr>
       <w:r>
         <w:rPr>
-          <w:rFonts w:ascii="Bookman Old Style" w:hAnsi="Bookman Old Style"/>
+          <w:rFonts w:ascii="TeX Gyre Bonum" w:hAnsi="TeX Gyre Bonum"/>
           <w:sz w:val="22"/>
         </w:rPr>
         <w:t>Numer certyfikatu/Certificate No.:</w:t>
       </w:r>
       <w:r>
         <w:rPr>
-          <w:rFonts w:ascii="Bookman Old Style" w:hAnsi="Bookman Old Style"/>
+          <w:rFonts w:ascii="TeX Gyre Bonum" w:hAnsi="TeX Gyre Bonum"/>
           <w:sz w:val="22"/>
         </w:rPr>
         <w:tab/>
       </w:r>
       <w:r>
         <w:rPr>
-          <w:rFonts w:ascii="Bookman Old Style" w:hAnsi="Bookman Old Style"/>
+          <w:rFonts w:ascii="TeX Gyre Bonum" w:hAnsi="TeX Gyre Bonum"/>
           <w:sz w:val="22"/>
         </w:rPr>
         <w:t>{{certificate_number}} {{rspo_text}}</w:t>
       </w:r>
       <w:r>
         <w:rPr>
-          <w:rFonts w:ascii="Bookman Old Style" w:hAnsi="Bookman Old Style"/>
-          <w:sz w:val="22"/>
-        </w:rPr>
-      </w:r>
-      <w:r>
-        <w:rPr>
-          <w:rFonts w:ascii="Bookman Old Style" w:hAnsi="Bookman Old Style"/>
+          <w:rFonts w:ascii="TeX Gyre Bonum" w:hAnsi="TeX Gyre Bonum"/>
+          <w:sz w:val="22"/>
+        </w:rPr>
+      </w:r>
+      <w:r>
+        <w:rPr>
+          <w:rFonts w:ascii="TeX Gyre Bonum" w:hAnsi="TeX Gyre Bonum"/>
           <w:sz w:val="22"/>
         </w:rPr>
       </w:r>
@@ -397,7 +397,7 @@
       <w:pPr>
         <w:pStyle w:val="Footnote"/>
         <w:rPr>
-          <w:rFonts w:ascii="Bookman Old Style" w:hAnsi="Bookman Old Style"/>
+          <w:rFonts w:ascii="TeX Gyre Bonum" w:hAnsi="TeX Gyre Bonum"/>
           <w:sz w:val="22"/>
         </w:rPr>
       </w:pPr>
@@ -446,7 +446,7 @@
               <w:snapToGrid w:val="0"/>
               <w:jc w:val="center"/>
               <w:rPr>
-                <w:rFonts w:ascii="Bookman Old Style" w:hAnsi="Bookman Old Style"/>
+                <w:rFonts w:ascii="TeX Gyre Bonum" w:hAnsi="TeX Gyre Bonum"/>
                 <w:b w:val="1"/>
                 <w:bCs w:val="1"/>
                 <w:sz w:val="22"/>
@@ -456,7 +456,7 @@
             </w:pPr>
             <w:r>
               <w:rPr>
-                <w:rFonts w:ascii="Bookman Old Style" w:hAnsi="Bookman Old Style"/>
+                <w:rFonts w:ascii="TeX Gyre Bonum" w:hAnsi="TeX Gyre Bonum"/>
                 <w:b w:val="1"/>
                 <w:bCs w:val="1"/>
                 <w:sz w:val="22"/>
@@ -467,7 +467,7 @@
             </w:r>
             <w:r>
               <w:rPr>
-                <w:rFonts w:ascii="Bookman Old Style" w:hAnsi="Bookman Old Style"/>
+                <w:rFonts w:ascii="TeX Gyre Bonum" w:hAnsi="TeX Gyre Bonum"/>
                 <w:b w:val="1"/>
                 <w:bCs w:val="1"/>
                 <w:sz w:val="22"/>
@@ -478,7 +478,7 @@
             </w:r>
             <w:r>
               <w:rPr>
-                <w:rFonts w:ascii="Bookman Old Style" w:hAnsi="Bookman Old Style"/>
+                <w:rFonts w:ascii="TeX Gyre Bonum" w:hAnsi="TeX Gyre Bonum"/>
                 <w:b w:val="1"/>
                 <w:bCs w:val="1"/>
                 <w:sz w:val="22"/>
@@ -494,7 +494,7 @@
               <w:snapToGrid w:val="0"/>
               <w:jc w:val="center"/>
               <w:rPr>
-                <w:rFonts w:ascii="Bookman Old Style" w:hAnsi="Bookman Old Style"/>
+                <w:rFonts w:ascii="TeX Gyre Bonum" w:hAnsi="TeX Gyre Bonum"/>
                 <w:b w:val="1"/>
                 <w:bCs w:val="1"/>
                 <w:sz w:val="22"/>
@@ -504,7 +504,7 @@
             </w:pPr>
             <w:r>
               <w:rPr>
-                <w:rFonts w:ascii="Bookman Old Style" w:hAnsi="Bookman Old Style"/>
+                <w:rFonts w:ascii="TeX Gyre Bonum" w:hAnsi="TeX Gyre Bonum"/>
                 <w:b w:val="1"/>
                 <w:bCs w:val="1"/>
                 <w:sz w:val="22"/>
@@ -515,7 +515,7 @@
             </w:r>
             <w:r>
               <w:rPr>
-                <w:rFonts w:ascii="Bookman Old Style" w:hAnsi="Bookman Old Style"/>
+                <w:rFonts w:ascii="TeX Gyre Bonum" w:hAnsi="TeX Gyre Bonum"/>
                 <w:b w:val="1"/>
                 <w:bCs w:val="1"/>
                 <w:sz w:val="22"/>
@@ -549,7 +549,7 @@
               <w:ind w:right="72"/>
               <w:jc w:val="center"/>
               <w:rPr>
-                <w:rFonts w:ascii="Bookman Old Style" w:hAnsi="Bookman Old Style"/>
+                <w:rFonts w:ascii="TeX Gyre Bonum" w:hAnsi="TeX Gyre Bonum"/>
                 <w:b w:val="1"/>
                 <w:bCs w:val="1"/>
                 <w:sz w:val="22"/>
@@ -559,7 +559,7 @@
             </w:pPr>
             <w:r>
               <w:rPr>
-                <w:rFonts w:ascii="Bookman Old Style" w:hAnsi="Bookman Old Style"/>
+                <w:rFonts w:ascii="TeX Gyre Bonum" w:hAnsi="TeX Gyre Bonum"/>
                 <w:b w:val="1"/>
                 <w:bCs w:val="1"/>
                 <w:sz w:val="22"/>
@@ -576,7 +576,7 @@
               <w:ind w:right="72"/>
               <w:jc w:val="center"/>
               <w:rPr>
-                <w:rFonts w:ascii="Bookman Old Style" w:hAnsi="Bookman Old Style"/>
+                <w:rFonts w:ascii="TeX Gyre Bonum" w:hAnsi="TeX Gyre Bonum"/>
                 <w:b w:val="1"/>
                 <w:bCs w:val="1"/>
                 <w:sz w:val="22"/>
@@ -586,7 +586,7 @@
             </w:pPr>
             <w:r>
               <w:rPr>
-                <w:rFonts w:ascii="Bookman Old Style" w:hAnsi="Bookman Old Style"/>
+                <w:rFonts w:ascii="TeX Gyre Bonum" w:hAnsi="TeX Gyre Bonum"/>
                 <w:b w:val="1"/>
                 <w:bCs w:val="1"/>
                 <w:sz w:val="22"/>
@@ -597,7 +597,7 @@
             </w:r>
             <w:r>
               <w:rPr>
-                <w:rFonts w:ascii="Bookman Old Style" w:hAnsi="Bookman Old Style"/>
+                <w:rFonts w:ascii="TeX Gyre Bonum" w:hAnsi="TeX Gyre Bonum"/>
                 <w:b w:val="1"/>
                 <w:bCs w:val="1"/>
                 <w:sz w:val="22"/>
@@ -630,7 +630,7 @@
               <w:snapToGrid w:val="0"/>
               <w:jc w:val="center"/>
               <w:rPr>
-                <w:rFonts w:ascii="Bookman Old Style" w:hAnsi="Bookman Old Style"/>
+                <w:rFonts w:ascii="TeX Gyre Bonum" w:hAnsi="TeX Gyre Bonum"/>
                 <w:b w:val="1"/>
                 <w:bCs w:val="1"/>
                 <w:sz w:val="22"/>
@@ -640,7 +640,7 @@
             </w:pPr>
             <w:r>
               <w:rPr>
-                <w:rFonts w:ascii="Bookman Old Style" w:hAnsi="Bookman Old Style"/>
+                <w:rFonts w:ascii="TeX Gyre Bonum" w:hAnsi="TeX Gyre Bonum"/>
                 <w:b w:val="1"/>
                 <w:bCs w:val="1"/>
                 <w:sz w:val="22"/>
@@ -651,7 +651,7 @@
             </w:r>
             <w:r>
               <w:rPr>
-                <w:rFonts w:ascii="Bookman Old Style" w:hAnsi="Bookman Old Style"/>
+                <w:rFonts w:ascii="TeX Gyre Bonum" w:hAnsi="TeX Gyre Bonum"/>
                 <w:b w:val="1"/>
                 <w:bCs w:val="1"/>
                 <w:sz w:val="22"/>
@@ -662,7 +662,7 @@
             </w:r>
             <w:r>
               <w:rPr>
-                <w:rFonts w:ascii="Bookman Old Style" w:hAnsi="Bookman Old Style"/>
+                <w:rFonts w:ascii="TeX Gyre Bonum" w:hAnsi="TeX Gyre Bonum"/>
                 <w:b w:val="1"/>
                 <w:bCs w:val="1"/>
                 <w:sz w:val="22"/>
@@ -673,7 +673,7 @@
             </w:r>
             <w:r>
               <w:rPr>
-                <w:rFonts w:ascii="Bookman Old Style" w:hAnsi="Bookman Old Style"/>
+                <w:rFonts w:ascii="TeX Gyre Bonum" w:hAnsi="TeX Gyre Bonum"/>
                 <w:b w:val="1"/>
                 <w:bCs w:val="1"/>
                 <w:sz w:val="22"/>
@@ -689,7 +689,7 @@
               <w:snapToGrid w:val="0"/>
               <w:jc w:val="center"/>
               <w:rPr>
-                <w:rFonts w:ascii="Bookman Old Style" w:hAnsi="Bookman Old Style"/>
+                <w:rFonts w:ascii="TeX Gyre Bonum" w:hAnsi="TeX Gyre Bonum"/>
                 <w:b w:val="1"/>
                 <w:bCs w:val="1"/>
                 <w:sz w:val="22"/>
@@ -699,7 +699,7 @@
             </w:pPr>
             <w:r>
               <w:rPr>
-                <w:rFonts w:ascii="Bookman Old Style" w:hAnsi="Bookman Old Style"/>
+                <w:rFonts w:ascii="TeX Gyre Bonum" w:hAnsi="TeX Gyre Bonum"/>
                 <w:b w:val="1"/>
                 <w:bCs w:val="1"/>
                 <w:sz w:val="22"/>
@@ -710,7 +710,7 @@
             </w:r>
             <w:r>
               <w:rPr>
-                <w:rFonts w:ascii="Bookman Old Style" w:hAnsi="Bookman Old Style"/>
+                <w:rFonts w:ascii="TeX Gyre Bonum" w:hAnsi="TeX Gyre Bonum"/>
                 <w:b w:val="1"/>
                 <w:bCs w:val="1"/>
                 <w:sz w:val="22"/>
@@ -744,7 +744,7 @@
               <w:snapToGrid w:val="0"/>
               <w:jc w:val="center"/>
               <w:rPr>
-                <w:rFonts w:ascii="Bookman Old Style" w:hAnsi="Bookman Old Style"/>
+                <w:rFonts w:ascii="TeX Gyre Bonum" w:hAnsi="TeX Gyre Bonum"/>
                 <w:b w:val="1"/>
                 <w:bCs w:val="1"/>
                 <w:sz w:val="22"/>
@@ -754,7 +754,7 @@
             </w:pPr>
             <w:r>
               <w:rPr>
-                <w:rFonts w:ascii="Bookman Old Style" w:hAnsi="Bookman Old Style"/>
+                <w:rFonts w:ascii="TeX Gyre Bonum" w:hAnsi="TeX Gyre Bonum"/>
                 <w:b w:val="1"/>
                 <w:bCs w:val="1"/>
                 <w:sz w:val="22"/>
@@ -770,7 +770,7 @@
               <w:snapToGrid w:val="0"/>
               <w:jc w:val="center"/>
               <w:rPr>
-                <w:rFonts w:ascii="Bookman Old Style" w:hAnsi="Bookman Old Style"/>
+                <w:rFonts w:ascii="TeX Gyre Bonum" w:hAnsi="TeX Gyre Bonum"/>
                 <w:b w:val="1"/>
                 <w:bCs w:val="1"/>
                 <w:sz w:val="22"/>
@@ -780,7 +780,7 @@
             </w:pPr>
             <w:r>
               <w:rPr>
-                <w:rFonts w:ascii="Bookman Old Style" w:hAnsi="Bookman Old Style"/>
+                <w:rFonts w:ascii="TeX Gyre Bonum" w:hAnsi="TeX Gyre Bonum"/>
                 <w:b w:val="1"/>
                 <w:bCs w:val="1"/>
                 <w:sz w:val="22"/>
@@ -818,7 +818,7 @@
               <w:snapToGrid w:val="0"/>
               <w:jc w:val="center"/>
               <w:rPr>
-                <w:rFonts w:ascii="Bookman Old Style" w:hAnsi="Bookman Old Style"/>
+                <w:rFonts w:ascii="TeX Gyre Bonum" w:hAnsi="TeX Gyre Bonum"/>
                 <w:sz w:val="22"/>
                 <w:szCs w:val="22"/>
                 <w:lang w:val="en-GB"/>
@@ -880,7 +880,7 @@
               <w:snapToGrid w:val="0"/>
               <w:jc w:val="center"/>
               <w:rPr>
-                <w:rFonts w:ascii="Bookman Old Style" w:hAnsi="Bookman Old Style"/>
+                <w:rFonts w:ascii="TeX Gyre Bonum" w:hAnsi="TeX Gyre Bonum"/>
                 <w:sz w:val="22"/>
                 <w:szCs w:val="22"/>
                 <w:lang w:val="en-GB"/>
@@ -910,7 +910,7 @@
               <w:snapToGrid w:val="0"/>
               <w:jc w:val="center"/>
               <w:rPr>
-                <w:rFonts w:ascii="Bookman Old Style" w:hAnsi="Bookman Old Style"/>
+                <w:rFonts w:ascii="TeX Gyre Bonum" w:hAnsi="TeX Gyre Bonum"/>
                 <w:sz w:val="22"/>
                 <w:szCs w:val="22"/>
                 <w:lang w:val="en-GB"/>
@@ -923,7 +923,7 @@
               <w:snapToGrid w:val="0"/>
               <w:jc w:val="center"/>
               <w:rPr>
-                <w:rFonts w:ascii="Bookman Old Style" w:hAnsi="Bookman Old Style"/>
+                <w:rFonts w:ascii="TeX Gyre Bonum" w:hAnsi="TeX Gyre Bonum"/>
                 <w:sz w:val="22"/>
                 <w:szCs w:val="22"/>
                 <w:lang w:val="en-GB"/>
@@ -953,7 +953,7 @@
               <w:snapToGrid w:val="0"/>
               <w:jc w:val="center"/>
               <w:rPr>
-                <w:rFonts w:ascii="Bookman Old Style" w:hAnsi="Bookman Old Style"/>
+                <w:rFonts w:ascii="TeX Gyre Bonum" w:hAnsi="TeX Gyre Bonum"/>
                 <w:sz w:val="22"/>
                 <w:szCs w:val="22"/>
               </w:rPr>
@@ -965,7 +965,7 @@
               <w:snapToGrid w:val="0"/>
               <w:jc w:val="center"/>
               <w:rPr>
-                <w:rFonts w:ascii="Bookman Old Style" w:hAnsi="Bookman Old Style"/>
+                <w:rFonts w:ascii="TeX Gyre Bonum" w:hAnsi="TeX Gyre Bonum"/>
                 <w:sz w:val="22"/>
                 <w:szCs w:val="22"/>
                 <w:lang w:val="en-GB"/>
@@ -996,7 +996,7 @@
               <w:snapToGrid w:val="0"/>
               <w:jc w:val="center"/>
               <w:rPr>
-                <w:rFonts w:ascii="Bookman Old Style" w:hAnsi="Bookman Old Style"/>
+                <w:rFonts w:ascii="TeX Gyre Bonum" w:hAnsi="TeX Gyre Bonum"/>
                 <w:sz w:val="22"/>
                 <w:szCs w:val="22"/>
                 <w:lang w:val="en-GB"/>
@@ -1009,7 +1009,7 @@
               <w:snapToGrid w:val="0"/>
               <w:jc w:val="center"/>
               <w:rPr>
-                <w:rFonts w:ascii="Bookman Old Style" w:hAnsi="Bookman Old Style"/>
+                <w:rFonts w:ascii="TeX Gyre Bonum" w:hAnsi="TeX Gyre Bonum"/>
                 <w:sz w:val="22"/>
                 <w:szCs w:val="22"/>
                 <w:lang w:val="en-GB"/>
@@ -1045,7 +1045,7 @@
               <w:snapToGrid w:val="0"/>
               <w:jc w:val="center"/>
               <w:rPr>
-                <w:rFonts w:ascii="Bookman Old Style" w:hAnsi="Bookman Old Style"/>
+                <w:rFonts w:ascii="TeX Gyre Bonum" w:hAnsi="TeX Gyre Bonum"/>
                 <w:sz w:val="22"/>
                 <w:szCs w:val="22"/>
                 <w:lang w:val="en-GB"/>
@@ -1053,7 +1053,7 @@
             </w:pPr>
             <w:r>
               <w:rPr>
-                <w:rFonts w:ascii="Bookman Old Style" w:hAnsi="Bookman Old Style"/>
+                <w:rFonts w:ascii="TeX Gyre Bonum" w:hAnsi="TeX Gyre Bonum"/>
                 <w:sz w:val="22"/>
                 <w:szCs w:val="22"/>
                 <w:lang w:val="en-GB"/>
@@ -1067,7 +1067,7 @@
               <w:snapToGrid w:val="0"/>
               <w:jc w:val="center"/>
               <w:rPr>
-                <w:rFonts w:ascii="Bookman Old Style" w:hAnsi="Bookman Old Style"/>
+                <w:rFonts w:ascii="TeX Gyre Bonum" w:hAnsi="TeX Gyre Bonum"/>
                 <w:sz w:val="22"/>
                 <w:szCs w:val="22"/>
                 <w:lang w:val="en-GB"/>
@@ -1075,7 +1075,7 @@
             </w:pPr>
             <w:r>
               <w:rPr>
-                <w:rFonts w:ascii="Bookman Old Style" w:hAnsi="Bookman Old Style"/>
+                <w:rFonts w:ascii="TeX Gyre Bonum" w:hAnsi="TeX Gyre Bonum"/>
                 <w:sz w:val="22"/>
                 <w:szCs w:val="22"/>
                 <w:lang w:val="en-GB"/>
@@ -1089,7 +1089,7 @@
               <w:snapToGrid w:val="0"/>
               <w:jc w:val="center"/>
               <w:rPr>
-                <w:rFonts w:ascii="Bookman Old Style" w:hAnsi="Bookman Old Style"/>
+                <w:rFonts w:ascii="TeX Gyre Bonum" w:hAnsi="TeX Gyre Bonum"/>
                 <w:sz w:val="22"/>
                 <w:szCs w:val="22"/>
                 <w:lang w:val="en-GB"/>
@@ -1097,7 +1097,7 @@
             </w:pPr>
             <w:r>
               <w:rPr>
-                <w:rFonts w:ascii="Bookman Old Style" w:hAnsi="Bookman Old Style"/>
+                <w:rFonts w:ascii="TeX Gyre Bonum" w:hAnsi="TeX Gyre Bonum"/>
                 <w:sz w:val="22"/>
                 <w:szCs w:val="22"/>
                 <w:lang w:val="en-GB"/>
@@ -1111,7 +1111,7 @@
               <w:snapToGrid w:val="0"/>
               <w:jc w:val="center"/>
               <w:rPr>
-                <w:rFonts w:ascii="Bookman Old Style" w:hAnsi="Bookman Old Style"/>
+                <w:rFonts w:ascii="TeX Gyre Bonum" w:hAnsi="TeX Gyre Bonum"/>
                 <w:sz w:val="22"/>
                 <w:szCs w:val="22"/>
                 <w:lang w:val="en-GB"/>
@@ -1119,7 +1119,7 @@
             </w:pPr>
             <w:r>
               <w:rPr>
-                <w:rFonts w:ascii="Bookman Old Style" w:hAnsi="Bookman Old Style"/>
+                <w:rFonts w:ascii="TeX Gyre Bonum" w:hAnsi="TeX Gyre Bonum"/>
                 <w:sz w:val="22"/>
                 <w:szCs w:val="22"/>
                 <w:lang w:val="en-GB"/>
@@ -1150,7 +1150,7 @@
               <w:snapToGrid w:val="0"/>
               <w:jc w:val="center"/>
               <w:rPr>
-                <w:rFonts w:ascii="Bookman Old Style" w:hAnsi="Bookman Old Style"/>
+                <w:rFonts w:ascii="TeX Gyre Bonum" w:hAnsi="TeX Gyre Bonum"/>
                 <w:sz w:val="22"/>
                 <w:szCs w:val="22"/>
                 <w:lang w:val="en-GB"/>
@@ -1158,7 +1158,7 @@
             </w:pPr>
             <w:r>
               <w:rPr>
-                <w:rFonts w:ascii="Bookman Old Style" w:hAnsi="Bookman Old Style"/>
+                <w:rFonts w:ascii="TeX Gyre Bonum" w:hAnsi="TeX Gyre Bonum"/>
                 <w:sz w:val="22"/>
                 <w:szCs w:val="22"/>
               </w:rPr>
@@ -1166,7 +1166,7 @@
             </w:r>
             <w:r>
               <w:rPr>
-                <w:rFonts w:ascii="Bookman Old Style" w:hAnsi="Bookman Old Style"/>
+                <w:rFonts w:ascii="TeX Gyre Bonum" w:hAnsi="TeX Gyre Bonum"/>
                 <w:sz w:val="22"/>
                 <w:szCs w:val="22"/>
               </w:rPr>
@@ -1174,7 +1174,7 @@
             </w:r>
             <w:r>
               <w:rPr>
-                <w:rFonts w:ascii="Bookman Old Style" w:hAnsi="Bookman Old Style"/>
+                <w:rFonts w:ascii="TeX Gyre Bonum" w:hAnsi="TeX Gyre Bonum"/>
                 <w:sz w:val="22"/>
                 <w:szCs w:val="22"/>
               </w:rPr>
@@ -1204,14 +1204,14 @@
               <w:snapToGrid w:val="0"/>
               <w:jc w:val="center"/>
               <w:rPr>
-                <w:rFonts w:ascii="Bookman Old Style" w:hAnsi="Bookman Old Style"/>
+                <w:rFonts w:ascii="TeX Gyre Bonum" w:hAnsi="TeX Gyre Bonum"/>
                 <w:sz w:val="22"/>
                 <w:szCs w:val="22"/>
               </w:rPr>
             </w:pPr>
             <w:r>
               <w:rPr>
-                <w:rFonts w:ascii="Bookman Old Style" w:hAnsi="Bookman Old Style"/>
+                <w:rFonts w:ascii="TeX Gyre Bonum" w:hAnsi="TeX Gyre Bonum"/>
                 <w:sz w:val="22"/>
                 <w:szCs w:val="22"/>
               </w:rPr>
@@ -1219,7 +1219,7 @@
             </w:r>
             <w:r>
               <w:rPr>
-                <w:rFonts w:ascii="Bookman Old Style" w:hAnsi="Bookman Old Style"/>
+                <w:rFonts w:ascii="TeX Gyre Bonum" w:hAnsi="TeX Gyre Bonum"/>
                 <w:sz w:val="22"/>
                 <w:szCs w:val="22"/>
               </w:rPr>
@@ -1227,7 +1227,7 @@
             </w:r>
             <w:r>
               <w:rPr>
-                <w:rFonts w:ascii="Bookman Old Style" w:hAnsi="Bookman Old Style"/>
+                <w:rFonts w:ascii="TeX Gyre Bonum" w:hAnsi="TeX Gyre Bonum"/>
                 <w:sz w:val="22"/>
                 <w:szCs w:val="22"/>
               </w:rPr>
@@ -1258,7 +1258,7 @@
               <w:snapToGrid w:val="0"/>
               <w:jc w:val="center"/>
               <w:rPr>
-                <w:rFonts w:ascii="Bookman Old Style" w:hAnsi="Bookman Old Style"/>
+                <w:rFonts w:ascii="TeX Gyre Bonum" w:hAnsi="TeX Gyre Bonum"/>
                 <w:sz w:val="22"/>
                 <w:szCs w:val="22"/>
                 <w:lang w:val="en-GB"/>
@@ -1266,7 +1266,7 @@
             </w:pPr>
             <w:r>
               <w:rPr>
-                <w:rFonts w:ascii="Bookman Old Style" w:hAnsi="Bookman Old Style"/>
+                <w:rFonts w:ascii="TeX Gyre Bonum" w:hAnsi="TeX Gyre Bonum"/>
                 <w:sz w:val="22"/>
                 <w:szCs w:val="22"/>
               </w:rPr>
@@ -1274,7 +1274,7 @@
             </w:r>
             <w:r>
               <w:rPr>
-                <w:rFonts w:ascii="Bookman Old Style" w:hAnsi="Bookman Old Style"/>
+                <w:rFonts w:ascii="TeX Gyre Bonum" w:hAnsi="TeX Gyre Bonum"/>
                 <w:sz w:val="22"/>
                 <w:szCs w:val="22"/>
               </w:rPr>
@@ -1282,7 +1282,7 @@
             </w:r>
             <w:r>
               <w:rPr>
-                <w:rFonts w:ascii="Bookman Old Style" w:hAnsi="Bookman Old Style"/>
+                <w:rFonts w:ascii="TeX Gyre Bonum" w:hAnsi="TeX Gyre Bonum"/>
                 <w:sz w:val="22"/>
                 <w:szCs w:val="22"/>
               </w:rPr>
@@ -1317,7 +1317,7 @@
               <w:snapToGrid w:val="0"/>
               <w:jc w:val="center"/>
               <w:rPr>
-                <w:rFonts w:ascii="Bookman Old Style" w:hAnsi="Bookman Old Style"/>
+                <w:rFonts w:ascii="TeX Gyre Bonum" w:hAnsi="TeX Gyre Bonum"/>
                 <w:sz w:val="22"/>
                 <w:szCs w:val="22"/>
                 <w:lang w:val="en-GB"/>
@@ -1365,7 +1365,7 @@
               <w:snapToGrid w:val="0"/>
               <w:jc w:val="center"/>
               <w:rPr>
-                <w:rFonts w:ascii="Bookman Old Style" w:hAnsi="Bookman Old Style"/>
+                <w:rFonts w:ascii="TeX Gyre Bonum" w:hAnsi="TeX Gyre Bonum"/>
                 <w:sz w:val="22"/>
                 <w:szCs w:val="22"/>
                 <w:lang w:val="en-GB"/>
@@ -1395,7 +1395,7 @@
               <w:snapToGrid w:val="0"/>
               <w:jc w:val="center"/>
               <w:rPr>
-                <w:rFonts w:ascii="Bookman Old Style" w:hAnsi="Bookman Old Style"/>
+                <w:rFonts w:ascii="TeX Gyre Bonum" w:hAnsi="TeX Gyre Bonum"/>
                 <w:sz w:val="22"/>
                 <w:szCs w:val="22"/>
                 <w:lang w:val="en-GB"/>
@@ -1408,7 +1408,7 @@
               <w:snapToGrid w:val="0"/>
               <w:jc w:val="center"/>
               <w:rPr>
-                <w:rFonts w:ascii="Bookman Old Style" w:hAnsi="Bookman Old Style"/>
+                <w:rFonts w:ascii="TeX Gyre Bonum" w:hAnsi="TeX Gyre Bonum"/>
                 <w:sz w:val="22"/>
                 <w:szCs w:val="22"/>
                 <w:lang w:val="en-GB"/>
@@ -1438,7 +1438,7 @@
               <w:snapToGrid w:val="0"/>
               <w:jc w:val="center"/>
               <w:rPr>
-                <w:rFonts w:ascii="Bookman Old Style" w:hAnsi="Bookman Old Style"/>
+                <w:rFonts w:ascii="TeX Gyre Bonum" w:hAnsi="TeX Gyre Bonum"/>
                 <w:sz w:val="22"/>
                 <w:szCs w:val="22"/>
               </w:rPr>
@@ -1450,7 +1450,7 @@
               <w:snapToGrid w:val="0"/>
               <w:jc w:val="center"/>
               <w:rPr>
-                <w:rFonts w:ascii="Bookman Old Style" w:hAnsi="Bookman Old Style"/>
+                <w:rFonts w:ascii="TeX Gyre Bonum" w:hAnsi="TeX Gyre Bonum"/>
                 <w:sz w:val="22"/>
                 <w:szCs w:val="22"/>
                 <w:lang w:val="en-GB"/>
@@ -1481,7 +1481,7 @@
               <w:snapToGrid w:val="0"/>
               <w:jc w:val="center"/>
               <w:rPr>
-                <w:rFonts w:ascii="Bookman Old Style" w:hAnsi="Bookman Old Style"/>
+                <w:rFonts w:ascii="TeX Gyre Bonum" w:hAnsi="TeX Gyre Bonum"/>
                 <w:sz w:val="22"/>
                 <w:szCs w:val="22"/>
                 <w:lang w:val="en-GB"/>
@@ -1494,7 +1494,7 @@
               <w:snapToGrid w:val="0"/>
               <w:jc w:val="center"/>
               <w:rPr>
-                <w:rFonts w:ascii="Bookman Old Style" w:hAnsi="Bookman Old Style"/>
+                <w:rFonts w:ascii="TeX Gyre Bonum" w:hAnsi="TeX Gyre Bonum"/>
                 <w:sz w:val="22"/>
                 <w:szCs w:val="22"/>
                 <w:lang w:val="en-GB"/>
@@ -1508,7 +1508,7 @@
       <w:pPr>
         <w:pStyle w:val="Standard"/>
         <w:rPr>
-          <w:rFonts w:ascii="Bookman Old Style" w:hAnsi="Bookman Old Style"/>
+          <w:rFonts w:ascii="TeX Gyre Bonum" w:hAnsi="TeX Gyre Bonum"/>
           <w:bCs/>
           <w:sz w:val="22"/>
           <w:szCs w:val="22"/>
@@ -1516,7 +1516,7 @@
       </w:pPr>
       <w:r>
         <w:rPr>
-          <w:rFonts w:ascii="Bookman Old Style" w:hAnsi="Bookman Old Style"/>
+          <w:rFonts w:ascii="TeX Gyre Bonum" w:hAnsi="TeX Gyre Bonum"/>
           <w:b/>
           <w:sz w:val="22"/>
           <w:szCs w:val="22"/>
@@ -1525,7 +1525,7 @@
       </w:r>
       <w:r>
         <w:rPr>
-          <w:rFonts w:ascii="Bookman Old Style" w:hAnsi="Bookman Old Style"/>
+          <w:rFonts w:ascii="TeX Gyre Bonum" w:hAnsi="TeX Gyre Bonum"/>
           <w:b/>
           <w:sz w:val="22"/>
           <w:szCs w:val="22"/>
@@ -1534,7 +1534,7 @@
       </w:r>
       <w:r>
         <w:rPr>
-          <w:rFonts w:ascii="Bookman Old Style" w:hAnsi="Bookman Old Style"/>
+          <w:rFonts w:ascii="TeX Gyre Bonum" w:hAnsi="TeX Gyre Bonum"/>
           <w:bCs/>
           <w:sz w:val="22"/>
           <w:szCs w:val="22"/>
@@ -1543,7 +1543,7 @@
       </w:r>
       <w:r>
         <w:rPr>
-          <w:rFonts w:ascii="Bookman Old Style" w:hAnsi="Bookman Old Style"/>
+          <w:rFonts w:ascii="TeX Gyre Bonum" w:hAnsi="TeX Gyre Bonum"/>
           <w:bCs/>
           <w:sz w:val="22"/>
           <w:szCs w:val="22"/>
@@ -1555,7 +1555,7 @@
       <w:pPr>
         <w:pStyle w:val="Standard"/>
         <w:rPr>
-          <w:rFonts w:ascii="Bookman Old Style" w:hAnsi="Bookman Old Style"/>
+          <w:rFonts w:ascii="TeX Gyre Bonum" w:hAnsi="TeX Gyre Bonum"/>
           <w:bCs/>
           <w:sz w:val="22"/>
           <w:szCs w:val="22"/>
@@ -1566,7 +1566,7 @@
       <w:pPr>
         <w:pStyle w:val="Standard"/>
         <w:rPr>
-          <w:rFonts w:ascii="Bookman Old Style" w:hAnsi="Bookman Old Style"/>
+          <w:rFonts w:ascii="TeX Gyre Bonum" w:hAnsi="TeX Gyre Bonum"/>
           <w:sz w:val="22"/>
           <w:szCs w:val="22"/>
           <w:lang w:val="en-GB"/>
@@ -1574,7 +1574,7 @@
       </w:pPr>
       <w:r>
         <w:rPr>
-          <w:rFonts w:ascii="Bookman Old Style" w:hAnsi="Bookman Old Style"/>
+          <w:rFonts w:ascii="TeX Gyre Bonum" w:hAnsi="TeX Gyre Bonum"/>
           <w:b/>
           <w:sz w:val="22"/>
           <w:szCs w:val="22"/>
@@ -1584,7 +1584,7 @@
       </w:r>
       <w:r>
         <w:rPr>
-          <w:rFonts w:ascii="Bookman Old Style" w:hAnsi="Bookman Old Style"/>
+          <w:rFonts w:ascii="TeX Gyre Bonum" w:hAnsi="TeX Gyre Bonum"/>
           <w:b/>
           <w:sz w:val="22"/>
           <w:szCs w:val="22"/>
@@ -1594,7 +1594,7 @@
       </w:r>
       <w:r>
         <w:rPr>
-          <w:rFonts w:ascii="Bookman Old Style" w:hAnsi="Bookman Old Style"/>
+          <w:rFonts w:ascii="TeX Gyre Bonum" w:hAnsi="TeX Gyre Bonum"/>
           <w:sz w:val="22"/>
           <w:szCs w:val="22"/>
           <w:lang w:val="en-GB"/>
@@ -1606,14 +1606,14 @@
       <w:pPr>
         <w:pStyle w:val="Standard"/>
         <w:rPr>
-          <w:rFonts w:ascii="Bookman Old Style" w:hAnsi="Bookman Old Style"/>
+          <w:rFonts w:ascii="TeX Gyre Bonum" w:hAnsi="TeX Gyre Bonum"/>
           <w:sz w:val="22"/>
           <w:szCs w:val="22"/>
         </w:rPr>
       </w:pPr>
       <w:r>
         <w:rPr>
-          <w:rFonts w:ascii="Bookman Old Style" w:hAnsi="Bookman Old Style"/>
+          <w:rFonts w:ascii="TeX Gyre Bonum" w:hAnsi="TeX Gyre Bonum"/>
           <w:sz w:val="22"/>
           <w:szCs w:val="22"/>
         </w:rPr>
@@ -1621,28 +1621,28 @@
       </w:r>
       <w:r>
         <w:rPr>
-          <w:rFonts w:ascii="Bookman Old Style" w:hAnsi="Bookman Old Style"/>
-          <w:sz w:val="22"/>
-          <w:szCs w:val="22"/>
-        </w:rPr>
-      </w:r>
-      <w:r>
-        <w:rPr>
-          <w:rFonts w:ascii="Bookman Old Style" w:hAnsi="Bookman Old Style"/>
-          <w:sz w:val="22"/>
-          <w:szCs w:val="22"/>
-        </w:rPr>
-      </w:r>
-      <w:r>
-        <w:rPr>
-          <w:rFonts w:ascii="Bookman Old Style" w:hAnsi="Bookman Old Style"/>
-          <w:sz w:val="22"/>
-          <w:szCs w:val="22"/>
-        </w:rPr>
-      </w:r>
-      <w:r>
-        <w:rPr>
-          <w:rFonts w:ascii="Bookman Old Style" w:hAnsi="Bookman Old Style"/>
+          <w:rFonts w:ascii="TeX Gyre Bonum" w:hAnsi="TeX Gyre Bonum"/>
+          <w:sz w:val="22"/>
+          <w:szCs w:val="22"/>
+        </w:rPr>
+      </w:r>
+      <w:r>
+        <w:rPr>
+          <w:rFonts w:ascii="TeX Gyre Bonum" w:hAnsi="TeX Gyre Bonum"/>
+          <w:sz w:val="22"/>
+          <w:szCs w:val="22"/>
+        </w:rPr>
+      </w:r>
+      <w:r>
+        <w:rPr>
+          <w:rFonts w:ascii="TeX Gyre Bonum" w:hAnsi="TeX Gyre Bonum"/>
+          <w:sz w:val="22"/>
+          <w:szCs w:val="22"/>
+        </w:rPr>
+      </w:r>
+      <w:r>
+        <w:rPr>
+          <w:rFonts w:ascii="TeX Gyre Bonum" w:hAnsi="TeX Gyre Bonum"/>
           <w:sz w:val="22"/>
           <w:szCs w:val="22"/>
         </w:rPr>
@@ -1652,7 +1652,7 @@
       <w:pPr>
         <w:pStyle w:val="Standard"/>
         <w:rPr>
-          <w:rFonts w:ascii="Bookman Old Style" w:hAnsi="Bookman Old Style"/>
+          <w:rFonts w:ascii="TeX Gyre Bonum" w:hAnsi="TeX Gyre Bonum"/>
           <w:sz w:val="22"/>
           <w:szCs w:val="22"/>
         </w:rPr>
@@ -1662,14 +1662,14 @@
       <w:pPr>
         <w:pStyle w:val="Standard"/>
         <w:rPr>
-          <w:rFonts w:ascii="Bookman Old Style" w:hAnsi="Bookman Old Style"/>
+          <w:rFonts w:ascii="TeX Gyre Bonum" w:hAnsi="TeX Gyre Bonum"/>
           <w:sz w:val="22"/>
           <w:szCs w:val="22"/>
         </w:rPr>
       </w:pPr>
       <w:r>
         <w:rPr>
-          <w:rFonts w:ascii="Bookman Old Style" w:hAnsi="Bookman Old Style"/>
+          <w:rFonts w:ascii="TeX Gyre Bonum" w:hAnsi="TeX Gyre Bonum"/>
           <w:sz w:val="22"/>
           <w:szCs w:val="22"/>
         </w:rPr>
@@ -1677,7 +1677,7 @@
       </w:r>
       <w:r>
         <w:rPr>
-          <w:rFonts w:ascii="Bookman Old Style" w:hAnsi="Bookman Old Style"/>
+          <w:rFonts w:ascii="TeX Gyre Bonum" w:hAnsi="TeX Gyre Bonum"/>
           <w:sz w:val="22"/>
           <w:szCs w:val="22"/>
           <w:lang w:val="en-GB"/>
@@ -1685,7 +1685,7 @@
       </w:r>
       <w:r>
         <w:rPr>
-          <w:rFonts w:ascii="Bookman Old Style" w:hAnsi="Bookman Old Style"/>
+          <w:rFonts w:ascii="TeX Gyre Bonum" w:hAnsi="TeX Gyre Bonum"/>
           <w:sz w:val="22"/>
           <w:szCs w:val="22"/>
           <w:lang w:val="en-GB"/>
@@ -1693,7 +1693,7 @@
       </w:r>
       <w:r>
         <w:rPr>
-          <w:rFonts w:ascii="Bookman Old Style" w:hAnsi="Bookman Old Style"/>
+          <w:rFonts w:ascii="TeX Gyre Bonum" w:hAnsi="TeX Gyre Bonum"/>
           <w:sz w:val="22"/>
           <w:szCs w:val="22"/>
           <w:lang w:val="en-GB"/>
@@ -1701,7 +1701,7 @@
       </w:r>
       <w:r>
         <w:rPr>
-          <w:rFonts w:ascii="Bookman Old Style" w:hAnsi="Bookman Old Style"/>
+          <w:rFonts w:ascii="TeX Gyre Bonum" w:hAnsi="TeX Gyre Bonum"/>
           <w:noProof/>
           <w:sz w:val="22"/>
           <w:szCs w:val="22"/>
@@ -1710,7 +1710,7 @@
       </w:r>
       <w:r>
         <w:rPr>
-          <w:rFonts w:ascii="Bookman Old Style" w:hAnsi="Bookman Old Style"/>
+          <w:rFonts w:ascii="TeX Gyre Bonum" w:hAnsi="TeX Gyre Bonum"/>
           <w:sz w:val="22"/>
           <w:szCs w:val="22"/>
           <w:lang w:val="en-GB"/>
@@ -1734,7 +1734,7 @@
           <w:tab w:val="right" w:leader="dot" w:pos="9072"/>
         </w:tabs>
         <w:rPr>
-          <w:rFonts w:ascii="Bookman Old Style" w:hAnsi="Bookman Old Style"/>
+          <w:rFonts w:ascii="TeX Gyre Bonum" w:hAnsi="TeX Gyre Bonum"/>
           <w:sz w:val="22"/>
           <w:szCs w:val="22"/>
           <w:lang w:val="en-GB"/>
@@ -1742,7 +1742,7 @@
       </w:pPr>
       <w:r>
         <w:rPr>
-          <w:rFonts w:ascii="Bookman Old Style" w:hAnsi="Bookman Old Style"/>
+          <w:rFonts w:ascii="TeX Gyre Bonum" w:hAnsi="TeX Gyre Bonum"/>
           <w:b/>
           <w:sz w:val="22"/>
           <w:szCs w:val="22"/>
@@ -1752,7 +1752,7 @@
       </w:r>
       <w:r>
         <w:rPr>
-          <w:rFonts w:ascii="Bookman Old Style" w:hAnsi="Bookman Old Style"/>
+          <w:rFonts w:ascii="TeX Gyre Bonum" w:hAnsi="TeX Gyre Bonum"/>
           <w:b/>
           <w:sz w:val="22"/>
           <w:szCs w:val="22"/>
@@ -1762,7 +1762,7 @@
       </w:r>
       <w:r>
         <w:rPr>
-          <w:rFonts w:ascii="Bookman Old Style" w:hAnsi="Bookman Old Style"/>
+          <w:rFonts w:ascii="TeX Gyre Bonum" w:hAnsi="TeX Gyre Bonum"/>
           <w:b/>
           <w:sz w:val="22"/>
           <w:szCs w:val="22"/>
@@ -1772,7 +1772,7 @@
       </w:r>
       <w:r>
         <w:rPr>
-          <w:rFonts w:ascii="Bookman Old Style" w:hAnsi="Bookman Old Style"/>
+          <w:rFonts w:ascii="TeX Gyre Bonum" w:hAnsi="TeX Gyre Bonum"/>
           <w:sz w:val="22"/>
           <w:szCs w:val="22"/>
           <w:lang w:val="en-GB"/>
@@ -1788,7 +1788,7 @@
           <w:tab w:val="right" w:leader="dot" w:pos="9072"/>
         </w:tabs>
         <w:rPr>
-          <w:rFonts w:ascii="Bookman Old Style" w:hAnsi="Bookman Old Style"/>
+          <w:rFonts w:ascii="TeX Gyre Bonum" w:hAnsi="TeX Gyre Bonum"/>
           <w:sz w:val="22"/>
           <w:szCs w:val="22"/>
           <w:lang w:val="en-GB"/>
@@ -1796,7 +1796,7 @@
       </w:pPr>
       <w:r>
         <w:rPr>
-          <w:rFonts w:ascii="Bookman Old Style" w:hAnsi="Bookman Old Style"/>
+          <w:rFonts w:ascii="TeX Gyre Bonum" w:hAnsi="TeX Gyre Bonum"/>
           <w:sz w:val="22"/>
           <w:szCs w:val="22"/>
           <w:lang w:val="en-GB"/>
@@ -1805,7 +1805,7 @@
       </w:r>
       <w:r>
         <w:rPr>
-          <w:rFonts w:ascii="Bookman Old Style" w:hAnsi="Bookman Old Style"/>
+          <w:rFonts w:ascii="TeX Gyre Bonum" w:hAnsi="TeX Gyre Bonum"/>
           <w:sz w:val="22"/>
           <w:szCs w:val="22"/>
           <w:lang w:val="en-GB"/>
@@ -1814,7 +1814,7 @@
       </w:r>
       <w:r>
         <w:rPr>
-          <w:rFonts w:ascii="Bookman Old Style" w:hAnsi="Bookman Old Style"/>
+          <w:rFonts w:ascii="TeX Gyre Bonum" w:hAnsi="TeX Gyre Bonum"/>
           <w:sz w:val="22"/>
           <w:szCs w:val="22"/>
           <w:lang w:val="en-GB"/>
@@ -1823,7 +1823,7 @@
       </w:r>
       <w:r>
         <w:rPr>
-          <w:rFonts w:ascii="Bookman Old Style" w:hAnsi="Bookman Old Style"/>
+          <w:rFonts w:ascii="TeX Gyre Bonum" w:hAnsi="TeX Gyre Bonum"/>
           <w:sz w:val="22"/>
           <w:szCs w:val="22"/>
           <w:lang w:val="en-GB"/>
@@ -1832,7 +1832,7 @@
       </w:r>
       <w:r>
         <w:rPr>
-          <w:rFonts w:ascii="Bookman Old Style" w:hAnsi="Bookman Old Style"/>
+          <w:rFonts w:ascii="TeX Gyre Bonum" w:hAnsi="TeX Gyre Bonum"/>
           <w:sz w:val="22"/>
           <w:szCs w:val="22"/>
           <w:lang w:val="en-GB"/>
@@ -1849,7 +1849,7 @@
         </w:tabs>
         <w:spacing w:line="360" w:lineRule="auto"/>
         <w:rPr>
-          <w:rFonts w:ascii="Bookman Old Style" w:hAnsi="Bookman Old Style"/>
+          <w:rFonts w:ascii="TeX Gyre Bonum" w:hAnsi="TeX Gyre Bonum"/>
           <w:sz w:val="22"/>
           <w:szCs w:val="22"/>
           <w:lang w:val="en-GB"/>
@@ -1870,7 +1870,7 @@
       </w:pPr>
       <w:r>
         <w:rPr>
-          <w:rFonts w:ascii="Bookman Old Style" w:hAnsi="Bookman Old Style"/>
+          <w:rFonts w:ascii="TeX Gyre Bonum" w:hAnsi="TeX Gyre Bonum"/>
           <w:b/>
           <w:sz w:val="22"/>
           <w:szCs w:val="22"/>
@@ -1898,7 +1898,7 @@
       </w:pPr>
       <w:r>
         <w:rPr>
-          <w:rFonts w:ascii="Bookman Old Style" w:hAnsi="Bookman Old Style"/>
+          <w:rFonts w:ascii="TeX Gyre Bonum" w:hAnsi="TeX Gyre Bonum"/>
           <w:b/>
           <w:sz w:val="22"/>
           <w:szCs w:val="22"/>
@@ -1908,7 +1908,7 @@
       </w:r>
       <w:r>
         <w:rPr>
-          <w:rFonts w:ascii="Bookman Old Style" w:hAnsi="Bookman Old Style"/>
+          <w:rFonts w:ascii="TeX Gyre Bonum" w:hAnsi="TeX Gyre Bonum"/>
           <w:b/>
           <w:sz w:val="22"/>
           <w:szCs w:val="22"/>
@@ -1918,7 +1918,7 @@
       </w:r>
       <w:r>
         <w:rPr>
-          <w:rFonts w:ascii="Bookman Old Style" w:hAnsi="Bookman Old Style"/>
+          <w:rFonts w:ascii="TeX Gyre Bonum" w:hAnsi="TeX Gyre Bonum"/>
           <w:b/>
           <w:sz w:val="22"/>
           <w:szCs w:val="22"/>
@@ -1928,7 +1928,7 @@
       </w:r>
       <w:r>
         <w:rPr>
-          <w:rFonts w:ascii="Bookman Old Style" w:hAnsi="Bookman Old Style"/>
+          <w:rFonts w:ascii="TeX Gyre Bonum" w:hAnsi="TeX Gyre Bonum"/>
           <w:b/>
           <w:sz w:val="22"/>
           <w:szCs w:val="22"/>
@@ -1938,7 +1938,7 @@
       </w:r>
       <w:r>
         <w:rPr>
-          <w:rFonts w:ascii="Bookman Old Style" w:hAnsi="Bookman Old Style"/>
+          <w:rFonts w:ascii="TeX Gyre Bonum" w:hAnsi="TeX Gyre Bonum"/>
           <w:b/>
           <w:lang w:val="en-GB"/>
         </w:rPr>

--- a/mbr/templates/cert_master_template.docx
+++ b/mbr/templates/cert_master_template.docx
@@ -794,7 +794,7 @@
       </w:tr>
       <w:tr>
         <w:trPr>
-          <w:trHeight w:val="480"/>
+          <w:trHeight w:val="480" w:hRule="atLeast"/>
         </w:trPr>
         <w:tc>
           <w:tcPr>
@@ -1020,7 +1020,7 @@
       </w:tr>
       <w:tr>
         <w:trPr>
-          <w:trHeight w:val="480"/>
+          <w:trHeight w:val="480" w:hRule="atLeast"/>
           <w:cantSplit/>
         </w:trPr>
         <w:tc>
@@ -1293,7 +1293,7 @@
       </w:tr>
       <w:tr>
         <w:trPr>
-          <w:trHeight w:val="480"/>
+          <w:trHeight w:val="480" w:hRule="atLeast"/>
         </w:trPr>
         <w:tc>
           <w:tcPr>

--- a/mbr/templates/cert_master_template.docx
+++ b/mbr/templates/cert_master_template.docx
@@ -404,7 +404,7 @@
     </w:p>
     <w:tbl>
       <w:tblPr>
-        <w:tblW w:w="9677" w:type="dxa"/>
+        <w:tblW w:w="10432" w:type="dxa"/>
         <w:tblInd w:w="60" w:type="dxa"/>
         <w:tblLayout w:type="fixed"/>
         <w:tblCellMar>
@@ -414,10 +414,10 @@
         <w:tblLook w:val="0000" w:firstRow="0" w:lastRow="0" w:firstColumn="0" w:lastColumn="0" w:noHBand="0" w:noVBand="0"/>
       </w:tblPr>
       <w:tblGrid>
-        <w:gridCol w:w="4471"/>
+        <w:gridCol w:w="5330"/>
         <w:gridCol w:w="2127"/>
         <w:gridCol w:w="1984"/>
-        <w:gridCol w:w="1095"/>
+        <w:gridCol w:w="991"/>
       </w:tblGrid>
       <w:tr>
         <w:trPr>
@@ -426,7 +426,7 @@
         </w:trPr>
         <w:tc>
           <w:tcPr>
-            <w:tcW w:w="4471" w:type="dxa"/>
+            <w:tcW w:w="5330" w:type="dxa"/>
             <w:tcBorders>
               <w:top w:val="single" w:color="000000" w:themeColor="text1" w:sz="4" w:space="0"/>
               <w:left w:val="single" w:color="000000" w:themeColor="text1" w:sz="4" w:space="0"/>
@@ -723,7 +723,7 @@
         </w:tc>
         <w:tc>
           <w:tcPr>
-            <w:tcW w:w="1095" w:type="dxa"/>
+            <w:tcW w:w="991" w:type="dxa"/>
             <w:tcBorders>
               <w:top w:val="single" w:color="000000" w:themeColor="text1" w:sz="4" w:space="0"/>
               <w:left w:val="single" w:color="000000" w:themeColor="text1" w:sz="4" w:space="0"/>
@@ -798,7 +798,7 @@
         </w:trPr>
         <w:tc>
           <w:tcPr>
-            <w:tcW w:w="4471" w:type="dxa"/>
+            <w:tcW w:w="5330" w:type="dxa"/>
             <w:tcBorders>
               <w:top w:val="single" w:color="000000" w:themeColor="text1" w:sz="4" w:space="0"/>
               <w:left w:val="single" w:color="000000" w:themeColor="text1" w:sz="4" w:space="0"/>
@@ -975,7 +975,7 @@
         </w:tc>
         <w:tc>
           <w:tcPr>
-            <w:tcW w:w="1095" w:type="dxa"/>
+            <w:tcW w:w="991" w:type="dxa"/>
             <w:tcBorders>
               <w:top w:val="single" w:color="000000" w:themeColor="text1" w:sz="4" w:space="0"/>
               <w:left w:val="single" w:color="000000" w:themeColor="text1" w:sz="4" w:space="0"/>
@@ -1025,7 +1025,7 @@
         </w:trPr>
         <w:tc>
           <w:tcPr>
-            <w:tcW w:w="4471" w:type="dxa"/>
+            <w:tcW w:w="5330" w:type="dxa"/>
             <w:tcBorders>
               <w:top w:val="single" w:color="000000" w:themeColor="text1" w:sz="4" w:space="0"/>
               <w:left w:val="single" w:color="000000" w:themeColor="text1" w:sz="4" w:space="0"/>
@@ -1237,7 +1237,7 @@
         </w:tc>
         <w:tc>
           <w:tcPr>
-            <w:tcW w:w="1095" w:type="dxa"/>
+            <w:tcW w:w="991" w:type="dxa"/>
             <w:tcBorders>
               <w:top w:val="single" w:color="000000" w:themeColor="text1" w:sz="4" w:space="0"/>
               <w:left w:val="single" w:color="000000" w:themeColor="text1" w:sz="4" w:space="0"/>
@@ -1297,7 +1297,7 @@
         </w:trPr>
         <w:tc>
           <w:tcPr>
-            <w:tcW w:w="4471" w:type="dxa"/>
+            <w:tcW w:w="5330" w:type="dxa"/>
             <w:tcBorders>
               <w:top w:val="single" w:color="000000" w:themeColor="text1" w:sz="4" w:space="0"/>
               <w:left w:val="single" w:color="000000" w:themeColor="text1" w:sz="4" w:space="0"/>
@@ -1460,7 +1460,7 @@
         </w:tc>
         <w:tc>
           <w:tcPr>
-            <w:tcW w:w="1095" w:type="dxa"/>
+            <w:tcW w:w="991" w:type="dxa"/>
             <w:tcBorders>
               <w:top w:val="single" w:color="000000" w:themeColor="text1" w:sz="4" w:space="0"/>
               <w:left w:val="single" w:color="000000" w:themeColor="text1" w:sz="4" w:space="0"/>
@@ -1949,7 +1949,7 @@
       <w:headerReference w:type="default" r:id="rId8"/>
       <w:footerReference w:type="default" r:id="rId9"/>
       <w:pgSz w:w="11906" w:h="16838" w:orient="portrait"/>
-      <w:pgMar w:top="964" w:right="1134" w:bottom="964" w:left="1134" w:header="624" w:footer="680" w:gutter="0"/>
+      <w:pgMar w:top="964" w:right="737" w:bottom="964" w:left="737" w:header="624" w:footer="680" w:gutter="0"/>
       <w:cols w:space="708"/>
       <w:docGrid w:linePitch="326"/>
     </w:sectPr>

--- a/mbr/templates/cert_master_template.docx
+++ b/mbr/templates/cert_master_template.docx
@@ -2301,13 +2301,13 @@
             <w:spacing w:line="360" w:lineRule="auto"/>
             <w:jc w:val="center"/>
             <w:rPr>
-              <w:szCs w:val="24"/>
+              <w:szCs w:val="999"/>
               <w:lang w:val="en-GB"/>
             </w:rPr>
           </w:pPr>
           <w:r>
             <w:rPr>
-              <w:szCs w:val="24"/>
+              <w:szCs w:val="999"/>
               <w:lang w:val="en-GB"/>
             </w:rPr>
             <w:t>ŚWIADECTWO JAKOŚCI</w:t>
@@ -2320,20 +2320,20 @@
             <w:spacing w:line="360" w:lineRule="auto"/>
             <w:jc w:val="center"/>
             <w:rPr>
-              <w:szCs w:val="24"/>
+              <w:szCs w:val="999"/>
               <w:lang w:val="en-GB"/>
             </w:rPr>
           </w:pPr>
           <w:r>
             <w:rPr>
-              <w:szCs w:val="24"/>
+              <w:szCs w:val="999"/>
               <w:lang w:val="en-GB"/>
             </w:rPr>
             <w:t>/</w:t>
           </w:r>
           <w:r>
             <w:rPr>
-              <w:szCs w:val="24"/>
+              <w:szCs w:val="999"/>
               <w:lang w:val="en-GB"/>
             </w:rPr>
             <w:t>CERTIFICATE OF ANALYSIS</w:t>
@@ -2345,7 +2345,7 @@
             <w:rPr>
               <w:rFonts w:ascii="Bookman Old Style" w:hAnsi="Bookman Old Style"/>
               <w:b/>
-              <w:szCs w:val="24"/>
+              <w:szCs w:val="999"/>
               <w:lang w:val="en-GB"/>
             </w:rPr>
           </w:pPr>
@@ -2353,7 +2353,8 @@
             <w:rPr>
               <w:rFonts w:ascii="Bookman Old Style" w:hAnsi="Bookman Old Style"/>
               <w:b/>
-              <w:szCs w:val="24"/>
+              <w:sz w:val="999"/>
+              <w:szCs w:val="999"/>
               <w:lang w:val="en-GB"/>
             </w:rPr>
             <w:t>{{display_name}}</w:t>
@@ -2362,7 +2363,7 @@
             <w:rPr>
               <w:rFonts w:ascii="Bookman Old Style" w:hAnsi="Bookman Old Style"/>
               <w:b/>
-              <w:szCs w:val="24"/>
+              <w:szCs w:val="999"/>
               <w:lang w:val="en-GB"/>
             </w:rPr>
           </w:r>
@@ -2370,7 +2371,7 @@
             <w:rPr>
               <w:rFonts w:ascii="Bookman Old Style" w:hAnsi="Bookman Old Style"/>
               <w:b/>
-              <w:szCs w:val="24"/>
+              <w:szCs w:val="999"/>
               <w:lang w:val="en-GB"/>
             </w:rPr>
           </w:r>
@@ -2378,7 +2379,7 @@
             <w:rPr>
               <w:rFonts w:ascii="Bookman Old Style" w:hAnsi="Bookman Old Style"/>
               <w:b/>
-              <w:szCs w:val="24"/>
+              <w:szCs w:val="999"/>
               <w:lang w:val="en-GB"/>
             </w:rPr>
           </w:r>
@@ -2386,7 +2387,7 @@
             <w:rPr>
               <w:rFonts w:ascii="Bookman Old Style" w:hAnsi="Bookman Old Style"/>
               <w:b/>
-              <w:szCs w:val="24"/>
+              <w:szCs w:val="999"/>
               <w:lang w:val="en-GB"/>
             </w:rPr>
           </w:r>
@@ -2951,7 +2952,7 @@
       <w:outlineLvl w:val="7"/>
     </w:pPr>
     <w:rPr>
-      <w:sz w:val="24"/>
+      <w:sz w:val="999"/>
     </w:rPr>
   </w:style>
   <w:style w:type="character" w:styleId="Domylnaczcionkaakapitu" w:default="1">

--- a/mbr/templates/cert_master_template.docx
+++ b/mbr/templates/cert_master_template.docx
@@ -2937,7 +2937,7 @@
     </w:pPr>
     <w:rPr>
       <w:b/>
-      <w:sz w:val="24"/>
+      <w:sz w:val="999"/>
     </w:rPr>
   </w:style>
   <w:style w:type="paragraph" w:styleId="Nagwek8">

--- a/mbr/templates/cert_master_template.docx
+++ b/mbr/templates/cert_master_template.docx
@@ -415,8 +415,8 @@
       </w:tblPr>
       <w:tblGrid>
         <w:gridCol w:w="5330"/>
-        <w:gridCol w:w="2127"/>
-        <w:gridCol w:w="1984"/>
+        <w:gridCol w:w="1727"/>
+        <w:gridCol w:w="2384"/>
         <w:gridCol w:w="991"/>
       </w:tblGrid>
       <w:tr>
@@ -528,7 +528,7 @@
         </w:tc>
         <w:tc>
           <w:tcPr>
-            <w:tcW w:w="2127" w:type="dxa"/>
+            <w:tcW w:w="1727" w:type="dxa"/>
             <w:tcBorders>
               <w:top w:val="single" w:color="000000" w:themeColor="text1" w:sz="4" w:space="0"/>
               <w:left w:val="single" w:color="000000" w:themeColor="text1" w:sz="4" w:space="0"/>
@@ -610,7 +610,7 @@
         </w:tc>
         <w:tc>
           <w:tcPr>
-            <w:tcW w:w="1984" w:type="dxa"/>
+            <w:tcW w:w="2384" w:type="dxa"/>
             <w:tcBorders>
               <w:top w:val="single" w:color="000000" w:themeColor="text1" w:sz="4" w:space="0"/>
               <w:left w:val="single" w:color="000000" w:themeColor="text1" w:sz="4" w:space="0"/>
@@ -890,7 +890,7 @@
         </w:tc>
         <w:tc>
           <w:tcPr>
-            <w:tcW w:w="2127" w:type="dxa"/>
+            <w:tcW w:w="1727" w:type="dxa"/>
             <w:tcBorders>
               <w:top w:val="single" w:color="000000" w:themeColor="text1" w:sz="4" w:space="0"/>
               <w:left w:val="single" w:color="000000" w:themeColor="text1" w:sz="4" w:space="0"/>
@@ -933,7 +933,7 @@
         </w:tc>
         <w:tc>
           <w:tcPr>
-            <w:tcW w:w="1984" w:type="dxa"/>
+            <w:tcW w:w="2384" w:type="dxa"/>
             <w:tcBorders>
               <w:top w:val="single" w:color="000000" w:themeColor="text1" w:sz="4" w:space="0"/>
               <w:left w:val="single" w:color="000000" w:themeColor="text1" w:sz="4" w:space="0"/>
@@ -1130,7 +1130,7 @@
         </w:tc>
         <w:tc>
           <w:tcPr>
-            <w:tcW w:w="2127" w:type="dxa"/>
+            <w:tcW w:w="1727" w:type="dxa"/>
             <w:tcBorders>
               <w:top w:val="single" w:color="000000" w:themeColor="text1" w:sz="4" w:space="0"/>
               <w:left w:val="single" w:color="000000" w:themeColor="text1" w:sz="4" w:space="0"/>
@@ -1184,7 +1184,7 @@
         </w:tc>
         <w:tc>
           <w:tcPr>
-            <w:tcW w:w="1984" w:type="dxa"/>
+            <w:tcW w:w="2384" w:type="dxa"/>
             <w:tcBorders>
               <w:top w:val="single" w:color="000000" w:themeColor="text1" w:sz="4" w:space="0"/>
               <w:left w:val="single" w:color="000000" w:themeColor="text1" w:sz="4" w:space="0"/>
@@ -1375,7 +1375,7 @@
         </w:tc>
         <w:tc>
           <w:tcPr>
-            <w:tcW w:w="2127" w:type="dxa"/>
+            <w:tcW w:w="1727" w:type="dxa"/>
             <w:tcBorders>
               <w:top w:val="single" w:color="000000" w:themeColor="text1" w:sz="4" w:space="0"/>
               <w:left w:val="single" w:color="000000" w:themeColor="text1" w:sz="4" w:space="0"/>
@@ -1418,7 +1418,7 @@
         </w:tc>
         <w:tc>
           <w:tcPr>
-            <w:tcW w:w="1984" w:type="dxa"/>
+            <w:tcW w:w="2384" w:type="dxa"/>
             <w:tcBorders>
               <w:top w:val="single" w:color="000000" w:themeColor="text1" w:sz="4" w:space="0"/>
               <w:left w:val="single" w:color="000000" w:themeColor="text1" w:sz="4" w:space="0"/>

--- a/mbr/templates/cert_master_template.docx
+++ b/mbr/templates/cert_master_template.docx
@@ -414,8 +414,8 @@
         <w:tblLook w:val="0000" w:firstRow="0" w:lastRow="0" w:firstColumn="0" w:lastColumn="0" w:noHBand="0" w:noVBand="0"/>
       </w:tblPr>
       <w:tblGrid>
-        <w:gridCol w:w="5330"/>
-        <w:gridCol w:w="1727"/>
+        <w:gridCol w:w="4673"/>
+        <w:gridCol w:w="2384"/>
         <w:gridCol w:w="2384"/>
         <w:gridCol w:w="991"/>
       </w:tblGrid>
@@ -426,7 +426,7 @@
         </w:trPr>
         <w:tc>
           <w:tcPr>
-            <w:tcW w:w="5330" w:type="dxa"/>
+            <w:tcW w:w="4673" w:type="dxa"/>
             <w:tcBorders>
               <w:top w:val="single" w:color="000000" w:themeColor="text1" w:sz="4" w:space="0"/>
               <w:left w:val="single" w:color="000000" w:themeColor="text1" w:sz="4" w:space="0"/>
@@ -528,7 +528,7 @@
         </w:tc>
         <w:tc>
           <w:tcPr>
-            <w:tcW w:w="1727" w:type="dxa"/>
+            <w:tcW w:w="2384" w:type="dxa"/>
             <w:tcBorders>
               <w:top w:val="single" w:color="000000" w:themeColor="text1" w:sz="4" w:space="0"/>
               <w:left w:val="single" w:color="000000" w:themeColor="text1" w:sz="4" w:space="0"/>
@@ -798,7 +798,7 @@
         </w:trPr>
         <w:tc>
           <w:tcPr>
-            <w:tcW w:w="5330" w:type="dxa"/>
+            <w:tcW w:w="4673" w:type="dxa"/>
             <w:tcBorders>
               <w:top w:val="single" w:color="000000" w:themeColor="text1" w:sz="4" w:space="0"/>
               <w:left w:val="single" w:color="000000" w:themeColor="text1" w:sz="4" w:space="0"/>
@@ -890,7 +890,7 @@
         </w:tc>
         <w:tc>
           <w:tcPr>
-            <w:tcW w:w="1727" w:type="dxa"/>
+            <w:tcW w:w="2384" w:type="dxa"/>
             <w:tcBorders>
               <w:top w:val="single" w:color="000000" w:themeColor="text1" w:sz="4" w:space="0"/>
               <w:left w:val="single" w:color="000000" w:themeColor="text1" w:sz="4" w:space="0"/>
@@ -1025,7 +1025,7 @@
         </w:trPr>
         <w:tc>
           <w:tcPr>
-            <w:tcW w:w="5330" w:type="dxa"/>
+            <w:tcW w:w="4673" w:type="dxa"/>
             <w:tcBorders>
               <w:top w:val="single" w:color="000000" w:themeColor="text1" w:sz="4" w:space="0"/>
               <w:left w:val="single" w:color="000000" w:themeColor="text1" w:sz="4" w:space="0"/>
@@ -1130,7 +1130,7 @@
         </w:tc>
         <w:tc>
           <w:tcPr>
-            <w:tcW w:w="1727" w:type="dxa"/>
+            <w:tcW w:w="2384" w:type="dxa"/>
             <w:tcBorders>
               <w:top w:val="single" w:color="000000" w:themeColor="text1" w:sz="4" w:space="0"/>
               <w:left w:val="single" w:color="000000" w:themeColor="text1" w:sz="4" w:space="0"/>
@@ -1297,7 +1297,7 @@
         </w:trPr>
         <w:tc>
           <w:tcPr>
-            <w:tcW w:w="5330" w:type="dxa"/>
+            <w:tcW w:w="4673" w:type="dxa"/>
             <w:tcBorders>
               <w:top w:val="single" w:color="000000" w:themeColor="text1" w:sz="4" w:space="0"/>
               <w:left w:val="single" w:color="000000" w:themeColor="text1" w:sz="4" w:space="0"/>
@@ -1375,7 +1375,7 @@
         </w:tc>
         <w:tc>
           <w:tcPr>
-            <w:tcW w:w="1727" w:type="dxa"/>
+            <w:tcW w:w="2384" w:type="dxa"/>
             <w:tcBorders>
               <w:top w:val="single" w:color="000000" w:themeColor="text1" w:sz="4" w:space="0"/>
               <w:left w:val="single" w:color="000000" w:themeColor="text1" w:sz="4" w:space="0"/>

--- a/mbr/templates/cert_master_template.docx
+++ b/mbr/templates/cert_master_template.docx
@@ -404,7 +404,7 @@
     </w:p>
     <w:tbl>
       <w:tblPr>
-        <w:tblW w:w="10432" w:type="dxa"/>
+        <w:tblW w:w="10772" w:type="dxa"/>
         <w:tblInd w:w="60" w:type="dxa"/>
         <w:tblLayout w:type="fixed"/>
         <w:tblCellMar>
@@ -414,10 +414,10 @@
         <w:tblLook w:val="0000" w:firstRow="0" w:lastRow="0" w:firstColumn="0" w:lastColumn="0" w:noHBand="0" w:noVBand="0"/>
       </w:tblPr>
       <w:tblGrid>
-        <w:gridCol w:w="4673"/>
-        <w:gridCol w:w="2384"/>
-        <w:gridCol w:w="2384"/>
-        <w:gridCol w:w="991"/>
+        <w:gridCol w:w="4873"/>
+        <w:gridCol w:w="2450"/>
+        <w:gridCol w:w="2450"/>
+        <w:gridCol w:w="999"/>
       </w:tblGrid>
       <w:tr>
         <w:trPr>
@@ -426,7 +426,7 @@
         </w:trPr>
         <w:tc>
           <w:tcPr>
-            <w:tcW w:w="4673" w:type="dxa"/>
+            <w:tcW w:w="4873" w:type="dxa"/>
             <w:tcBorders>
               <w:top w:val="single" w:color="000000" w:themeColor="text1" w:sz="4" w:space="0"/>
               <w:left w:val="single" w:color="000000" w:themeColor="text1" w:sz="4" w:space="0"/>
@@ -528,7 +528,7 @@
         </w:tc>
         <w:tc>
           <w:tcPr>
-            <w:tcW w:w="2384" w:type="dxa"/>
+            <w:tcW w:w="2450" w:type="dxa"/>
             <w:tcBorders>
               <w:top w:val="single" w:color="000000" w:themeColor="text1" w:sz="4" w:space="0"/>
               <w:left w:val="single" w:color="000000" w:themeColor="text1" w:sz="4" w:space="0"/>
@@ -610,7 +610,7 @@
         </w:tc>
         <w:tc>
           <w:tcPr>
-            <w:tcW w:w="2384" w:type="dxa"/>
+            <w:tcW w:w="2450" w:type="dxa"/>
             <w:tcBorders>
               <w:top w:val="single" w:color="000000" w:themeColor="text1" w:sz="4" w:space="0"/>
               <w:left w:val="single" w:color="000000" w:themeColor="text1" w:sz="4" w:space="0"/>
@@ -723,7 +723,7 @@
         </w:tc>
         <w:tc>
           <w:tcPr>
-            <w:tcW w:w="991" w:type="dxa"/>
+            <w:tcW w:w="999" w:type="dxa"/>
             <w:tcBorders>
               <w:top w:val="single" w:color="000000" w:themeColor="text1" w:sz="4" w:space="0"/>
               <w:left w:val="single" w:color="000000" w:themeColor="text1" w:sz="4" w:space="0"/>
@@ -798,7 +798,7 @@
         </w:trPr>
         <w:tc>
           <w:tcPr>
-            <w:tcW w:w="4673" w:type="dxa"/>
+            <w:tcW w:w="4873" w:type="dxa"/>
             <w:tcBorders>
               <w:top w:val="single" w:color="000000" w:themeColor="text1" w:sz="4" w:space="0"/>
               <w:left w:val="single" w:color="000000" w:themeColor="text1" w:sz="4" w:space="0"/>
@@ -890,7 +890,7 @@
         </w:tc>
         <w:tc>
           <w:tcPr>
-            <w:tcW w:w="2384" w:type="dxa"/>
+            <w:tcW w:w="2450" w:type="dxa"/>
             <w:tcBorders>
               <w:top w:val="single" w:color="000000" w:themeColor="text1" w:sz="4" w:space="0"/>
               <w:left w:val="single" w:color="000000" w:themeColor="text1" w:sz="4" w:space="0"/>
@@ -933,7 +933,7 @@
         </w:tc>
         <w:tc>
           <w:tcPr>
-            <w:tcW w:w="2384" w:type="dxa"/>
+            <w:tcW w:w="2450" w:type="dxa"/>
             <w:tcBorders>
               <w:top w:val="single" w:color="000000" w:themeColor="text1" w:sz="4" w:space="0"/>
               <w:left w:val="single" w:color="000000" w:themeColor="text1" w:sz="4" w:space="0"/>
@@ -975,7 +975,7 @@
         </w:tc>
         <w:tc>
           <w:tcPr>
-            <w:tcW w:w="991" w:type="dxa"/>
+            <w:tcW w:w="999" w:type="dxa"/>
             <w:tcBorders>
               <w:top w:val="single" w:color="000000" w:themeColor="text1" w:sz="4" w:space="0"/>
               <w:left w:val="single" w:color="000000" w:themeColor="text1" w:sz="4" w:space="0"/>
@@ -1025,7 +1025,7 @@
         </w:trPr>
         <w:tc>
           <w:tcPr>
-            <w:tcW w:w="4673" w:type="dxa"/>
+            <w:tcW w:w="4873" w:type="dxa"/>
             <w:tcBorders>
               <w:top w:val="single" w:color="000000" w:themeColor="text1" w:sz="4" w:space="0"/>
               <w:left w:val="single" w:color="000000" w:themeColor="text1" w:sz="4" w:space="0"/>
@@ -1130,7 +1130,7 @@
         </w:tc>
         <w:tc>
           <w:tcPr>
-            <w:tcW w:w="2384" w:type="dxa"/>
+            <w:tcW w:w="2450" w:type="dxa"/>
             <w:tcBorders>
               <w:top w:val="single" w:color="000000" w:themeColor="text1" w:sz="4" w:space="0"/>
               <w:left w:val="single" w:color="000000" w:themeColor="text1" w:sz="4" w:space="0"/>
@@ -1184,7 +1184,7 @@
         </w:tc>
         <w:tc>
           <w:tcPr>
-            <w:tcW w:w="2384" w:type="dxa"/>
+            <w:tcW w:w="2450" w:type="dxa"/>
             <w:tcBorders>
               <w:top w:val="single" w:color="000000" w:themeColor="text1" w:sz="4" w:space="0"/>
               <w:left w:val="single" w:color="000000" w:themeColor="text1" w:sz="4" w:space="0"/>
@@ -1237,7 +1237,7 @@
         </w:tc>
         <w:tc>
           <w:tcPr>
-            <w:tcW w:w="991" w:type="dxa"/>
+            <w:tcW w:w="999" w:type="dxa"/>
             <w:tcBorders>
               <w:top w:val="single" w:color="000000" w:themeColor="text1" w:sz="4" w:space="0"/>
               <w:left w:val="single" w:color="000000" w:themeColor="text1" w:sz="4" w:space="0"/>
@@ -1297,7 +1297,7 @@
         </w:trPr>
         <w:tc>
           <w:tcPr>
-            <w:tcW w:w="4673" w:type="dxa"/>
+            <w:tcW w:w="4873" w:type="dxa"/>
             <w:tcBorders>
               <w:top w:val="single" w:color="000000" w:themeColor="text1" w:sz="4" w:space="0"/>
               <w:left w:val="single" w:color="000000" w:themeColor="text1" w:sz="4" w:space="0"/>
@@ -1375,7 +1375,7 @@
         </w:tc>
         <w:tc>
           <w:tcPr>
-            <w:tcW w:w="2384" w:type="dxa"/>
+            <w:tcW w:w="2450" w:type="dxa"/>
             <w:tcBorders>
               <w:top w:val="single" w:color="000000" w:themeColor="text1" w:sz="4" w:space="0"/>
               <w:left w:val="single" w:color="000000" w:themeColor="text1" w:sz="4" w:space="0"/>
@@ -1418,7 +1418,7 @@
         </w:tc>
         <w:tc>
           <w:tcPr>
-            <w:tcW w:w="2384" w:type="dxa"/>
+            <w:tcW w:w="2450" w:type="dxa"/>
             <w:tcBorders>
               <w:top w:val="single" w:color="000000" w:themeColor="text1" w:sz="4" w:space="0"/>
               <w:left w:val="single" w:color="000000" w:themeColor="text1" w:sz="4" w:space="0"/>
@@ -1460,7 +1460,7 @@
         </w:tc>
         <w:tc>
           <w:tcPr>
-            <w:tcW w:w="991" w:type="dxa"/>
+            <w:tcW w:w="999" w:type="dxa"/>
             <w:tcBorders>
               <w:top w:val="single" w:color="000000" w:themeColor="text1" w:sz="4" w:space="0"/>
               <w:left w:val="single" w:color="000000" w:themeColor="text1" w:sz="4" w:space="0"/>
@@ -1949,7 +1949,7 @@
       <w:headerReference w:type="default" r:id="rId8"/>
       <w:footerReference w:type="default" r:id="rId9"/>
       <w:pgSz w:w="11906" w:h="16838" w:orient="portrait"/>
-      <w:pgMar w:top="964" w:right="737" w:bottom="964" w:left="737" w:header="624" w:footer="680" w:gutter="0"/>
+      <w:pgMar w:top="964" w:right="567" w:bottom="964" w:left="567" w:header="624" w:footer="680" w:gutter="0"/>
       <w:cols w:space="708"/>
       <w:docGrid w:linePitch="326"/>
     </w:sectPr>

--- a/mbr/templates/cert_master_template.docx
+++ b/mbr/templates/cert_master_template.docx
@@ -415,9 +415,9 @@
       </w:tblPr>
       <w:tblGrid>
         <w:gridCol w:w="4873"/>
-        <w:gridCol w:w="2450"/>
-        <w:gridCol w:w="2450"/>
-        <w:gridCol w:w="999"/>
+        <w:gridCol w:w="2393"/>
+        <w:gridCol w:w="2393"/>
+        <w:gridCol w:w="1113"/>
       </w:tblGrid>
       <w:tr>
         <w:trPr>
@@ -528,7 +528,7 @@
         </w:tc>
         <w:tc>
           <w:tcPr>
-            <w:tcW w:w="2450" w:type="dxa"/>
+            <w:tcW w:w="2393" w:type="dxa"/>
             <w:tcBorders>
               <w:top w:val="single" w:color="000000" w:themeColor="text1" w:sz="4" w:space="0"/>
               <w:left w:val="single" w:color="000000" w:themeColor="text1" w:sz="4" w:space="0"/>
@@ -610,7 +610,7 @@
         </w:tc>
         <w:tc>
           <w:tcPr>
-            <w:tcW w:w="2450" w:type="dxa"/>
+            <w:tcW w:w="2393" w:type="dxa"/>
             <w:tcBorders>
               <w:top w:val="single" w:color="000000" w:themeColor="text1" w:sz="4" w:space="0"/>
               <w:left w:val="single" w:color="000000" w:themeColor="text1" w:sz="4" w:space="0"/>
@@ -723,7 +723,7 @@
         </w:tc>
         <w:tc>
           <w:tcPr>
-            <w:tcW w:w="999" w:type="dxa"/>
+            <w:tcW w:w="1113" w:type="dxa"/>
             <w:tcBorders>
               <w:top w:val="single" w:color="000000" w:themeColor="text1" w:sz="4" w:space="0"/>
               <w:left w:val="single" w:color="000000" w:themeColor="text1" w:sz="4" w:space="0"/>
@@ -890,7 +890,7 @@
         </w:tc>
         <w:tc>
           <w:tcPr>
-            <w:tcW w:w="2450" w:type="dxa"/>
+            <w:tcW w:w="2393" w:type="dxa"/>
             <w:tcBorders>
               <w:top w:val="single" w:color="000000" w:themeColor="text1" w:sz="4" w:space="0"/>
               <w:left w:val="single" w:color="000000" w:themeColor="text1" w:sz="4" w:space="0"/>
@@ -933,7 +933,7 @@
         </w:tc>
         <w:tc>
           <w:tcPr>
-            <w:tcW w:w="2450" w:type="dxa"/>
+            <w:tcW w:w="2393" w:type="dxa"/>
             <w:tcBorders>
               <w:top w:val="single" w:color="000000" w:themeColor="text1" w:sz="4" w:space="0"/>
               <w:left w:val="single" w:color="000000" w:themeColor="text1" w:sz="4" w:space="0"/>
@@ -975,7 +975,7 @@
         </w:tc>
         <w:tc>
           <w:tcPr>
-            <w:tcW w:w="999" w:type="dxa"/>
+            <w:tcW w:w="1113" w:type="dxa"/>
             <w:tcBorders>
               <w:top w:val="single" w:color="000000" w:themeColor="text1" w:sz="4" w:space="0"/>
               <w:left w:val="single" w:color="000000" w:themeColor="text1" w:sz="4" w:space="0"/>
@@ -1130,7 +1130,7 @@
         </w:tc>
         <w:tc>
           <w:tcPr>
-            <w:tcW w:w="2450" w:type="dxa"/>
+            <w:tcW w:w="2393" w:type="dxa"/>
             <w:tcBorders>
               <w:top w:val="single" w:color="000000" w:themeColor="text1" w:sz="4" w:space="0"/>
               <w:left w:val="single" w:color="000000" w:themeColor="text1" w:sz="4" w:space="0"/>
@@ -1184,7 +1184,7 @@
         </w:tc>
         <w:tc>
           <w:tcPr>
-            <w:tcW w:w="2450" w:type="dxa"/>
+            <w:tcW w:w="2393" w:type="dxa"/>
             <w:tcBorders>
               <w:top w:val="single" w:color="000000" w:themeColor="text1" w:sz="4" w:space="0"/>
               <w:left w:val="single" w:color="000000" w:themeColor="text1" w:sz="4" w:space="0"/>
@@ -1237,7 +1237,7 @@
         </w:tc>
         <w:tc>
           <w:tcPr>
-            <w:tcW w:w="999" w:type="dxa"/>
+            <w:tcW w:w="1113" w:type="dxa"/>
             <w:tcBorders>
               <w:top w:val="single" w:color="000000" w:themeColor="text1" w:sz="4" w:space="0"/>
               <w:left w:val="single" w:color="000000" w:themeColor="text1" w:sz="4" w:space="0"/>
@@ -1375,7 +1375,7 @@
         </w:tc>
         <w:tc>
           <w:tcPr>
-            <w:tcW w:w="2450" w:type="dxa"/>
+            <w:tcW w:w="2393" w:type="dxa"/>
             <w:tcBorders>
               <w:top w:val="single" w:color="000000" w:themeColor="text1" w:sz="4" w:space="0"/>
               <w:left w:val="single" w:color="000000" w:themeColor="text1" w:sz="4" w:space="0"/>
@@ -1418,7 +1418,7 @@
         </w:tc>
         <w:tc>
           <w:tcPr>
-            <w:tcW w:w="2450" w:type="dxa"/>
+            <w:tcW w:w="2393" w:type="dxa"/>
             <w:tcBorders>
               <w:top w:val="single" w:color="000000" w:themeColor="text1" w:sz="4" w:space="0"/>
               <w:left w:val="single" w:color="000000" w:themeColor="text1" w:sz="4" w:space="0"/>
@@ -1460,7 +1460,7 @@
         </w:tc>
         <w:tc>
           <w:tcPr>
-            <w:tcW w:w="999" w:type="dxa"/>
+            <w:tcW w:w="1113" w:type="dxa"/>
             <w:tcBorders>
               <w:top w:val="single" w:color="000000" w:themeColor="text1" w:sz="4" w:space="0"/>
               <w:left w:val="single" w:color="000000" w:themeColor="text1" w:sz="4" w:space="0"/>

--- a/mbr/templates/cert_master_template.docx
+++ b/mbr/templates/cert_master_template.docx
@@ -416,8 +416,8 @@
       <w:tblGrid>
         <w:gridCol w:w="4873"/>
         <w:gridCol w:w="2393"/>
-        <w:gridCol w:w="2393"/>
-        <w:gridCol w:w="1113"/>
+        <w:gridCol w:w="2336"/>
+        <w:gridCol w:w="1170"/>
       </w:tblGrid>
       <w:tr>
         <w:trPr>
@@ -610,7 +610,7 @@
         </w:tc>
         <w:tc>
           <w:tcPr>
-            <w:tcW w:w="2393" w:type="dxa"/>
+            <w:tcW w:w="2336" w:type="dxa"/>
             <w:tcBorders>
               <w:top w:val="single" w:color="000000" w:themeColor="text1" w:sz="4" w:space="0"/>
               <w:left w:val="single" w:color="000000" w:themeColor="text1" w:sz="4" w:space="0"/>
@@ -723,7 +723,7 @@
         </w:tc>
         <w:tc>
           <w:tcPr>
-            <w:tcW w:w="1113" w:type="dxa"/>
+            <w:tcW w:w="1170" w:type="dxa"/>
             <w:tcBorders>
               <w:top w:val="single" w:color="000000" w:themeColor="text1" w:sz="4" w:space="0"/>
               <w:left w:val="single" w:color="000000" w:themeColor="text1" w:sz="4" w:space="0"/>
@@ -933,7 +933,7 @@
         </w:tc>
         <w:tc>
           <w:tcPr>
-            <w:tcW w:w="2393" w:type="dxa"/>
+            <w:tcW w:w="2336" w:type="dxa"/>
             <w:tcBorders>
               <w:top w:val="single" w:color="000000" w:themeColor="text1" w:sz="4" w:space="0"/>
               <w:left w:val="single" w:color="000000" w:themeColor="text1" w:sz="4" w:space="0"/>
@@ -975,7 +975,7 @@
         </w:tc>
         <w:tc>
           <w:tcPr>
-            <w:tcW w:w="1113" w:type="dxa"/>
+            <w:tcW w:w="1170" w:type="dxa"/>
             <w:tcBorders>
               <w:top w:val="single" w:color="000000" w:themeColor="text1" w:sz="4" w:space="0"/>
               <w:left w:val="single" w:color="000000" w:themeColor="text1" w:sz="4" w:space="0"/>
@@ -1184,7 +1184,7 @@
         </w:tc>
         <w:tc>
           <w:tcPr>
-            <w:tcW w:w="2393" w:type="dxa"/>
+            <w:tcW w:w="2336" w:type="dxa"/>
             <w:tcBorders>
               <w:top w:val="single" w:color="000000" w:themeColor="text1" w:sz="4" w:space="0"/>
               <w:left w:val="single" w:color="000000" w:themeColor="text1" w:sz="4" w:space="0"/>
@@ -1237,7 +1237,7 @@
         </w:tc>
         <w:tc>
           <w:tcPr>
-            <w:tcW w:w="1113" w:type="dxa"/>
+            <w:tcW w:w="1170" w:type="dxa"/>
             <w:tcBorders>
               <w:top w:val="single" w:color="000000" w:themeColor="text1" w:sz="4" w:space="0"/>
               <w:left w:val="single" w:color="000000" w:themeColor="text1" w:sz="4" w:space="0"/>
@@ -1418,7 +1418,7 @@
         </w:tc>
         <w:tc>
           <w:tcPr>
-            <w:tcW w:w="2393" w:type="dxa"/>
+            <w:tcW w:w="2336" w:type="dxa"/>
             <w:tcBorders>
               <w:top w:val="single" w:color="000000" w:themeColor="text1" w:sz="4" w:space="0"/>
               <w:left w:val="single" w:color="000000" w:themeColor="text1" w:sz="4" w:space="0"/>
@@ -1460,7 +1460,7 @@
         </w:tc>
         <w:tc>
           <w:tcPr>
-            <w:tcW w:w="1113" w:type="dxa"/>
+            <w:tcW w:w="1170" w:type="dxa"/>
             <w:tcBorders>
               <w:top w:val="single" w:color="000000" w:themeColor="text1" w:sz="4" w:space="0"/>
               <w:left w:val="single" w:color="000000" w:themeColor="text1" w:sz="4" w:space="0"/>

--- a/mbr/templates/cert_master_template.docx
+++ b/mbr/templates/cert_master_template.docx
@@ -405,7 +405,7 @@
     <w:tbl>
       <w:tblPr>
         <w:tblW w:w="10772" w:type="dxa"/>
-        <w:tblInd w:w="60" w:type="dxa"/>
+        <w:tblInd w:w="0" w:type="dxa"/>
         <w:tblLayout w:type="fixed"/>
         <w:tblCellMar>
           <w:left w:w="10" w:type="dxa"/>
@@ -444,7 +444,7 @@
             <w:pPr>
               <w:pStyle w:val="Standard"/>
               <w:snapToGrid w:val="0"/>
-              <w:jc w:val="center"/>
+              <w:jc w:val="left"/>
               <w:rPr>
                 <w:rFonts w:ascii="TeX Gyre Bonum" w:hAnsi="TeX Gyre Bonum"/>
                 <w:b w:val="1"/>
@@ -492,7 +492,7 @@
             <w:pPr>
               <w:pStyle w:val="Standard"/>
               <w:snapToGrid w:val="0"/>
-              <w:jc w:val="center"/>
+              <w:jc w:val="left"/>
               <w:rPr>
                 <w:rFonts w:ascii="TeX Gyre Bonum" w:hAnsi="TeX Gyre Bonum"/>
                 <w:b w:val="1"/>
@@ -547,7 +547,7 @@
               <w:pStyle w:val="Standard"/>
               <w:snapToGrid w:val="0"/>
               <w:ind w:right="72"/>
-              <w:jc w:val="center"/>
+              <w:jc w:val="left"/>
               <w:rPr>
                 <w:rFonts w:ascii="TeX Gyre Bonum" w:hAnsi="TeX Gyre Bonum"/>
                 <w:b w:val="1"/>
@@ -574,7 +574,7 @@
               <w:pStyle w:val="Standard"/>
               <w:snapToGrid w:val="0"/>
               <w:ind w:right="72"/>
-              <w:jc w:val="center"/>
+              <w:jc w:val="left"/>
               <w:rPr>
                 <w:rFonts w:ascii="TeX Gyre Bonum" w:hAnsi="TeX Gyre Bonum"/>
                 <w:b w:val="1"/>
@@ -628,7 +628,7 @@
             <w:pPr>
               <w:pStyle w:val="Standard"/>
               <w:snapToGrid w:val="0"/>
-              <w:jc w:val="center"/>
+              <w:jc w:val="left"/>
               <w:rPr>
                 <w:rFonts w:ascii="TeX Gyre Bonum" w:hAnsi="TeX Gyre Bonum"/>
                 <w:b w:val="1"/>
@@ -687,7 +687,7 @@
             <w:pPr>
               <w:pStyle w:val="Standard"/>
               <w:snapToGrid w:val="0"/>
-              <w:jc w:val="center"/>
+              <w:jc w:val="left"/>
               <w:rPr>
                 <w:rFonts w:ascii="TeX Gyre Bonum" w:hAnsi="TeX Gyre Bonum"/>
                 <w:b w:val="1"/>
@@ -742,7 +742,7 @@
             <w:pPr>
               <w:pStyle w:val="Standard"/>
               <w:snapToGrid w:val="0"/>
-              <w:jc w:val="center"/>
+              <w:jc w:val="left"/>
               <w:rPr>
                 <w:rFonts w:ascii="TeX Gyre Bonum" w:hAnsi="TeX Gyre Bonum"/>
                 <w:b w:val="1"/>
@@ -768,7 +768,7 @@
             <w:pPr>
               <w:pStyle w:val="Standard"/>
               <w:snapToGrid w:val="0"/>
-              <w:jc w:val="center"/>
+              <w:jc w:val="left"/>
               <w:rPr>
                 <w:rFonts w:ascii="TeX Gyre Bonum" w:hAnsi="TeX Gyre Bonum"/>
                 <w:b w:val="1"/>
@@ -816,7 +816,7 @@
             <w:pPr>
               <w:pStyle w:val="Standard"/>
               <w:snapToGrid w:val="0"/>
-              <w:jc w:val="center"/>
+              <w:jc w:val="left"/>
               <w:rPr>
                 <w:rFonts w:ascii="TeX Gyre Bonum" w:hAnsi="TeX Gyre Bonum"/>
                 <w:sz w:val="22"/>
@@ -878,7 +878,7 @@
             <w:pPr>
               <w:pStyle w:val="Standard"/>
               <w:snapToGrid w:val="0"/>
-              <w:jc w:val="center"/>
+              <w:jc w:val="left"/>
               <w:rPr>
                 <w:rFonts w:ascii="TeX Gyre Bonum" w:hAnsi="TeX Gyre Bonum"/>
                 <w:sz w:val="22"/>
@@ -908,7 +908,7 @@
             <w:pPr>
               <w:pStyle w:val="Standard"/>
               <w:snapToGrid w:val="0"/>
-              <w:jc w:val="center"/>
+              <w:jc w:val="left"/>
               <w:rPr>
                 <w:rFonts w:ascii="TeX Gyre Bonum" w:hAnsi="TeX Gyre Bonum"/>
                 <w:sz w:val="22"/>
@@ -921,7 +921,7 @@
             <w:pPr>
               <w:pStyle w:val="Standard"/>
               <w:snapToGrid w:val="0"/>
-              <w:jc w:val="center"/>
+              <w:jc w:val="left"/>
               <w:rPr>
                 <w:rFonts w:ascii="TeX Gyre Bonum" w:hAnsi="TeX Gyre Bonum"/>
                 <w:sz w:val="22"/>
@@ -951,7 +951,7 @@
             <w:pPr>
               <w:pStyle w:val="Standard"/>
               <w:snapToGrid w:val="0"/>
-              <w:jc w:val="center"/>
+              <w:jc w:val="left"/>
               <w:rPr>
                 <w:rFonts w:ascii="TeX Gyre Bonum" w:hAnsi="TeX Gyre Bonum"/>
                 <w:sz w:val="22"/>
@@ -963,7 +963,7 @@
             <w:pPr>
               <w:pStyle w:val="Standard"/>
               <w:snapToGrid w:val="0"/>
-              <w:jc w:val="center"/>
+              <w:jc w:val="left"/>
               <w:rPr>
                 <w:rFonts w:ascii="TeX Gyre Bonum" w:hAnsi="TeX Gyre Bonum"/>
                 <w:sz w:val="22"/>
@@ -994,7 +994,7 @@
             <w:pPr>
               <w:pStyle w:val="Standard"/>
               <w:snapToGrid w:val="0"/>
-              <w:jc w:val="center"/>
+              <w:jc w:val="left"/>
               <w:rPr>
                 <w:rFonts w:ascii="TeX Gyre Bonum" w:hAnsi="TeX Gyre Bonum"/>
                 <w:sz w:val="22"/>
@@ -1007,7 +1007,7 @@
             <w:pPr>
               <w:pStyle w:val="Standard"/>
               <w:snapToGrid w:val="0"/>
-              <w:jc w:val="center"/>
+              <w:jc w:val="left"/>
               <w:rPr>
                 <w:rFonts w:ascii="TeX Gyre Bonum" w:hAnsi="TeX Gyre Bonum"/>
                 <w:sz w:val="22"/>
@@ -1043,7 +1043,7 @@
             <w:pPr>
               <w:pStyle w:val="Standard"/>
               <w:snapToGrid w:val="0"/>
-              <w:jc w:val="center"/>
+              <w:jc w:val="left"/>
               <w:rPr>
                 <w:rFonts w:ascii="TeX Gyre Bonum" w:hAnsi="TeX Gyre Bonum"/>
                 <w:sz w:val="22"/>
@@ -1065,7 +1065,7 @@
             <w:pPr>
               <w:pStyle w:val="Standard"/>
               <w:snapToGrid w:val="0"/>
-              <w:jc w:val="center"/>
+              <w:jc w:val="left"/>
               <w:rPr>
                 <w:rFonts w:ascii="TeX Gyre Bonum" w:hAnsi="TeX Gyre Bonum"/>
                 <w:sz w:val="22"/>
@@ -1087,7 +1087,7 @@
             <w:pPr>
               <w:pStyle w:val="Standard"/>
               <w:snapToGrid w:val="0"/>
-              <w:jc w:val="center"/>
+              <w:jc w:val="left"/>
               <w:rPr>
                 <w:rFonts w:ascii="TeX Gyre Bonum" w:hAnsi="TeX Gyre Bonum"/>
                 <w:sz w:val="22"/>
@@ -1109,7 +1109,7 @@
             <w:pPr>
               <w:pStyle w:val="Standard"/>
               <w:snapToGrid w:val="0"/>
-              <w:jc w:val="center"/>
+              <w:jc w:val="left"/>
               <w:rPr>
                 <w:rFonts w:ascii="TeX Gyre Bonum" w:hAnsi="TeX Gyre Bonum"/>
                 <w:sz w:val="22"/>
@@ -1148,7 +1148,7 @@
             <w:pPr>
               <w:pStyle w:val="Standard"/>
               <w:snapToGrid w:val="0"/>
-              <w:jc w:val="center"/>
+              <w:jc w:val="left"/>
               <w:rPr>
                 <w:rFonts w:ascii="TeX Gyre Bonum" w:hAnsi="TeX Gyre Bonum"/>
                 <w:sz w:val="22"/>
@@ -1202,7 +1202,7 @@
             <w:pPr>
               <w:pStyle w:val="Standard"/>
               <w:snapToGrid w:val="0"/>
-              <w:jc w:val="center"/>
+              <w:jc w:val="left"/>
               <w:rPr>
                 <w:rFonts w:ascii="TeX Gyre Bonum" w:hAnsi="TeX Gyre Bonum"/>
                 <w:sz w:val="22"/>
@@ -1256,7 +1256,7 @@
             <w:pPr>
               <w:pStyle w:val="Standard"/>
               <w:snapToGrid w:val="0"/>
-              <w:jc w:val="center"/>
+              <w:jc w:val="left"/>
               <w:rPr>
                 <w:rFonts w:ascii="TeX Gyre Bonum" w:hAnsi="TeX Gyre Bonum"/>
                 <w:sz w:val="22"/>
@@ -1315,7 +1315,7 @@
             <w:pPr>
               <w:pStyle w:val="Standard"/>
               <w:snapToGrid w:val="0"/>
-              <w:jc w:val="center"/>
+              <w:jc w:val="left"/>
               <w:rPr>
                 <w:rFonts w:ascii="TeX Gyre Bonum" w:hAnsi="TeX Gyre Bonum"/>
                 <w:sz w:val="22"/>
@@ -1363,7 +1363,7 @@
             <w:pPr>
               <w:pStyle w:val="Standard"/>
               <w:snapToGrid w:val="0"/>
-              <w:jc w:val="center"/>
+              <w:jc w:val="left"/>
               <w:rPr>
                 <w:rFonts w:ascii="TeX Gyre Bonum" w:hAnsi="TeX Gyre Bonum"/>
                 <w:sz w:val="22"/>
@@ -1393,7 +1393,7 @@
             <w:pPr>
               <w:pStyle w:val="Standard"/>
               <w:snapToGrid w:val="0"/>
-              <w:jc w:val="center"/>
+              <w:jc w:val="left"/>
               <w:rPr>
                 <w:rFonts w:ascii="TeX Gyre Bonum" w:hAnsi="TeX Gyre Bonum"/>
                 <w:sz w:val="22"/>
@@ -1406,7 +1406,7 @@
             <w:pPr>
               <w:pStyle w:val="Standard"/>
               <w:snapToGrid w:val="0"/>
-              <w:jc w:val="center"/>
+              <w:jc w:val="left"/>
               <w:rPr>
                 <w:rFonts w:ascii="TeX Gyre Bonum" w:hAnsi="TeX Gyre Bonum"/>
                 <w:sz w:val="22"/>
@@ -1436,7 +1436,7 @@
             <w:pPr>
               <w:pStyle w:val="Standard"/>
               <w:snapToGrid w:val="0"/>
-              <w:jc w:val="center"/>
+              <w:jc w:val="left"/>
               <w:rPr>
                 <w:rFonts w:ascii="TeX Gyre Bonum" w:hAnsi="TeX Gyre Bonum"/>
                 <w:sz w:val="22"/>
@@ -1448,7 +1448,7 @@
             <w:pPr>
               <w:pStyle w:val="Standard"/>
               <w:snapToGrid w:val="0"/>
-              <w:jc w:val="center"/>
+              <w:jc w:val="left"/>
               <w:rPr>
                 <w:rFonts w:ascii="TeX Gyre Bonum" w:hAnsi="TeX Gyre Bonum"/>
                 <w:sz w:val="22"/>
@@ -1479,7 +1479,7 @@
             <w:pPr>
               <w:pStyle w:val="Standard"/>
               <w:snapToGrid w:val="0"/>
-              <w:jc w:val="center"/>
+              <w:jc w:val="left"/>
               <w:rPr>
                 <w:rFonts w:ascii="TeX Gyre Bonum" w:hAnsi="TeX Gyre Bonum"/>
                 <w:sz w:val="22"/>
@@ -1492,7 +1492,7 @@
             <w:pPr>
               <w:pStyle w:val="Standard"/>
               <w:snapToGrid w:val="0"/>
-              <w:jc w:val="center"/>
+              <w:jc w:val="left"/>
               <w:rPr>
                 <w:rFonts w:ascii="TeX Gyre Bonum" w:hAnsi="TeX Gyre Bonum"/>
                 <w:sz w:val="22"/>

--- a/mbr/templates/cert_master_template.docx
+++ b/mbr/templates/cert_master_template.docx
@@ -1997,8 +1997,8 @@
   </w:p>
   <w:tbl>
     <w:tblPr>
-      <w:tblW w:w="9639" w:type="dxa"/>
-      <w:tblInd w:w="60" w:type="dxa"/>
+      <w:tblW w:w="10772" w:type="dxa"/>
+      <w:tblInd w:w="0" w:type="dxa"/>
       <w:tblLayout w:type="fixed"/>
       <w:tblCellMar>
         <w:left w:w="10" w:type="dxa"/>
@@ -2007,13 +2007,13 @@
       <w:tblLook w:val="0000" w:firstRow="0" w:lastRow="0" w:firstColumn="0" w:lastColumn="0" w:noHBand="0" w:noVBand="0"/>
     </w:tblPr>
     <w:tblGrid>
-      <w:gridCol w:w="4819"/>
-      <w:gridCol w:w="4820"/>
+      <w:gridCol w:w="5386"/>
+      <w:gridCol w:w="5386"/>
     </w:tblGrid>
     <w:tr>
       <w:tc>
         <w:tcPr>
-          <w:tcW w:w="4819" w:type="dxa"/>
+          <w:tcW w:w="5386" w:type="dxa"/>
           <w:tcBorders>
             <w:top w:val="single" w:color="0000FF" w:sz="4" w:space="0"/>
           </w:tcBorders>
@@ -2085,7 +2085,7 @@
       </w:tc>
       <w:tc>
         <w:tcPr>
-          <w:tcW w:w="4820" w:type="dxa"/>
+          <w:tcW w:w="5386" w:type="dxa"/>
           <w:tcBorders>
             <w:top w:val="single" w:color="0000FF" w:sz="4" w:space="0"/>
           </w:tcBorders>
@@ -2194,8 +2194,8 @@
 <w:hdr xmlns:wpc="http://schemas.microsoft.com/office/word/2010/wordprocessingCanvas" xmlns:cx="http://schemas.microsoft.com/office/drawing/2014/chartex" xmlns:cx1="http://schemas.microsoft.com/office/drawing/2015/9/8/chartex" xmlns:cx2="http://schemas.microsoft.com/office/drawing/2015/10/21/chartex" xmlns:cx3="http://schemas.microsoft.com/office/drawing/2016/5/9/chartex" xmlns:cx4="http://schemas.microsoft.com/office/drawing/2016/5/10/chartex" xmlns:cx5="http://schemas.microsoft.com/office/drawing/2016/5/11/chartex" xmlns:cx6="http://schemas.microsoft.com/office/drawing/2016/5/12/chartex" xmlns:cx7="http://schemas.microsoft.com/office/drawing/2016/5/13/chartex" xmlns:cx8="http://schemas.microsoft.com/office/drawing/2016/5/14/chartex" xmlns:mc="http://schemas.openxmlformats.org/markup-compatibility/2006" xmlns:aink="http://schemas.microsoft.com/office/drawing/2016/ink" xmlns:am3d="http://schemas.microsoft.com/office/drawing/2017/model3d" xmlns:o="urn:schemas-microsoft-com:office:office" xmlns:oel="http://schemas.microsoft.com/office/2019/extlst" xmlns:r="http://schemas.openxmlformats.org/officeDocument/2006/relationships" xmlns:m="http://schemas.openxmlformats.org/officeDocument/2006/math" xmlns:v="urn:schemas-microsoft-com:vml" xmlns:wp14="http://schemas.microsoft.com/office/word/2010/wordprocessingDrawing" xmlns:wp="http://schemas.openxmlformats.org/drawingml/2006/wordprocessingDrawing" xmlns:w10="urn:schemas-microsoft-com:office:word" xmlns:w="http://schemas.openxmlformats.org/wordprocessingml/2006/main" xmlns:w14="http://schemas.microsoft.com/office/word/2010/wordml" xmlns:w15="http://schemas.microsoft.com/office/word/2012/wordml" xmlns:w16cex="http://schemas.microsoft.com/office/word/2018/wordml/cex" xmlns:w16cid="http://schemas.microsoft.com/office/word/2016/wordml/cid" xmlns:w16="http://schemas.microsoft.com/office/word/2018/wordml" xmlns:w16du="http://schemas.microsoft.com/office/word/2023/wordml/word16du" xmlns:w16sdtdh="http://schemas.microsoft.com/office/word/2020/wordml/sdtdatahash" xmlns:w16sdtfl="http://schemas.microsoft.com/office/word/2024/wordml/sdtformatlock" xmlns:w16se="http://schemas.microsoft.com/office/word/2015/wordml/symex" xmlns:wpg="http://schemas.microsoft.com/office/word/2010/wordprocessingGroup" xmlns:wpi="http://schemas.microsoft.com/office/word/2010/wordprocessingInk" xmlns:wne="http://schemas.microsoft.com/office/word/2006/wordml" xmlns:wps="http://schemas.microsoft.com/office/word/2010/wordprocessingShape" mc:Ignorable="w14 w15 w16se w16cid w16 w16cex w16sdtdh w16sdtfl w16du wp14">
   <w:tbl>
     <w:tblPr>
-      <w:tblW w:w="9684" w:type="dxa"/>
-      <w:tblInd w:w="60" w:type="dxa"/>
+      <w:tblW w:w="10772" w:type="dxa"/>
+      <w:tblInd w:w="0" w:type="dxa"/>
       <w:tblLayout w:type="fixed"/>
       <w:tblCellMar>
         <w:left w:w="10" w:type="dxa"/>
@@ -2205,7 +2205,7 @@
     </w:tblPr>
     <w:tblGrid>
       <w:gridCol w:w="2400"/>
-      <w:gridCol w:w="7284"/>
+      <w:gridCol w:w="8372"/>
     </w:tblGrid>
     <w:tr>
       <w:trPr>
@@ -2269,7 +2269,7 @@
       </w:tc>
       <w:tc>
         <w:tcPr>
-          <w:tcW w:w="7284" w:type="dxa"/>
+          <w:tcW w:w="8372" w:type="dxa"/>
           <w:tcBorders>
             <w:top w:val="single" w:color="0000FF" w:sz="4" w:space="0"/>
             <w:left w:val="single" w:color="0000FF" w:sz="4" w:space="0"/>

--- a/mbr/templates/cert_master_template.docx
+++ b/mbr/templates/cert_master_template.docx
@@ -415,9 +415,9 @@
       </w:tblPr>
       <w:tblGrid>
         <w:gridCol w:w="4873"/>
-        <w:gridCol w:w="2393"/>
-        <w:gridCol w:w="2336"/>
-        <w:gridCol w:w="1170"/>
+        <w:gridCol w:w="2093"/>
+        <w:gridCol w:w="2036"/>
+        <w:gridCol w:w="1770"/>
       </w:tblGrid>
       <w:tr>
         <w:trPr>
@@ -528,7 +528,7 @@
         </w:tc>
         <w:tc>
           <w:tcPr>
-            <w:tcW w:w="2393" w:type="dxa"/>
+            <w:tcW w:w="2093" w:type="dxa"/>
             <w:tcBorders>
               <w:top w:val="single" w:color="000000" w:themeColor="text1" w:sz="4" w:space="0"/>
               <w:left w:val="single" w:color="000000" w:themeColor="text1" w:sz="4" w:space="0"/>
@@ -610,7 +610,7 @@
         </w:tc>
         <w:tc>
           <w:tcPr>
-            <w:tcW w:w="2336" w:type="dxa"/>
+            <w:tcW w:w="2036" w:type="dxa"/>
             <w:tcBorders>
               <w:top w:val="single" w:color="000000" w:themeColor="text1" w:sz="4" w:space="0"/>
               <w:left w:val="single" w:color="000000" w:themeColor="text1" w:sz="4" w:space="0"/>
@@ -723,7 +723,7 @@
         </w:tc>
         <w:tc>
           <w:tcPr>
-            <w:tcW w:w="1170" w:type="dxa"/>
+            <w:tcW w:w="1770" w:type="dxa"/>
             <w:tcBorders>
               <w:top w:val="single" w:color="000000" w:themeColor="text1" w:sz="4" w:space="0"/>
               <w:left w:val="single" w:color="000000" w:themeColor="text1" w:sz="4" w:space="0"/>
@@ -890,7 +890,7 @@
         </w:tc>
         <w:tc>
           <w:tcPr>
-            <w:tcW w:w="2393" w:type="dxa"/>
+            <w:tcW w:w="2093" w:type="dxa"/>
             <w:tcBorders>
               <w:top w:val="single" w:color="000000" w:themeColor="text1" w:sz="4" w:space="0"/>
               <w:left w:val="single" w:color="000000" w:themeColor="text1" w:sz="4" w:space="0"/>
@@ -933,7 +933,7 @@
         </w:tc>
         <w:tc>
           <w:tcPr>
-            <w:tcW w:w="2336" w:type="dxa"/>
+            <w:tcW w:w="2036" w:type="dxa"/>
             <w:tcBorders>
               <w:top w:val="single" w:color="000000" w:themeColor="text1" w:sz="4" w:space="0"/>
               <w:left w:val="single" w:color="000000" w:themeColor="text1" w:sz="4" w:space="0"/>
@@ -975,7 +975,7 @@
         </w:tc>
         <w:tc>
           <w:tcPr>
-            <w:tcW w:w="1170" w:type="dxa"/>
+            <w:tcW w:w="1770" w:type="dxa"/>
             <w:tcBorders>
               <w:top w:val="single" w:color="000000" w:themeColor="text1" w:sz="4" w:space="0"/>
               <w:left w:val="single" w:color="000000" w:themeColor="text1" w:sz="4" w:space="0"/>
@@ -1130,7 +1130,7 @@
         </w:tc>
         <w:tc>
           <w:tcPr>
-            <w:tcW w:w="2393" w:type="dxa"/>
+            <w:tcW w:w="2093" w:type="dxa"/>
             <w:tcBorders>
               <w:top w:val="single" w:color="000000" w:themeColor="text1" w:sz="4" w:space="0"/>
               <w:left w:val="single" w:color="000000" w:themeColor="text1" w:sz="4" w:space="0"/>
@@ -1184,7 +1184,7 @@
         </w:tc>
         <w:tc>
           <w:tcPr>
-            <w:tcW w:w="2336" w:type="dxa"/>
+            <w:tcW w:w="2036" w:type="dxa"/>
             <w:tcBorders>
               <w:top w:val="single" w:color="000000" w:themeColor="text1" w:sz="4" w:space="0"/>
               <w:left w:val="single" w:color="000000" w:themeColor="text1" w:sz="4" w:space="0"/>
@@ -1237,7 +1237,7 @@
         </w:tc>
         <w:tc>
           <w:tcPr>
-            <w:tcW w:w="1170" w:type="dxa"/>
+            <w:tcW w:w="1770" w:type="dxa"/>
             <w:tcBorders>
               <w:top w:val="single" w:color="000000" w:themeColor="text1" w:sz="4" w:space="0"/>
               <w:left w:val="single" w:color="000000" w:themeColor="text1" w:sz="4" w:space="0"/>
@@ -1375,7 +1375,7 @@
         </w:tc>
         <w:tc>
           <w:tcPr>
-            <w:tcW w:w="2393" w:type="dxa"/>
+            <w:tcW w:w="2093" w:type="dxa"/>
             <w:tcBorders>
               <w:top w:val="single" w:color="000000" w:themeColor="text1" w:sz="4" w:space="0"/>
               <w:left w:val="single" w:color="000000" w:themeColor="text1" w:sz="4" w:space="0"/>
@@ -1418,7 +1418,7 @@
         </w:tc>
         <w:tc>
           <w:tcPr>
-            <w:tcW w:w="2336" w:type="dxa"/>
+            <w:tcW w:w="2036" w:type="dxa"/>
             <w:tcBorders>
               <w:top w:val="single" w:color="000000" w:themeColor="text1" w:sz="4" w:space="0"/>
               <w:left w:val="single" w:color="000000" w:themeColor="text1" w:sz="4" w:space="0"/>
@@ -1460,7 +1460,7 @@
         </w:tc>
         <w:tc>
           <w:tcPr>
-            <w:tcW w:w="1170" w:type="dxa"/>
+            <w:tcW w:w="1770" w:type="dxa"/>
             <w:tcBorders>
               <w:top w:val="single" w:color="000000" w:themeColor="text1" w:sz="4" w:space="0"/>
               <w:left w:val="single" w:color="000000" w:themeColor="text1" w:sz="4" w:space="0"/>

--- a/mbr/templates/cert_master_template.docx
+++ b/mbr/templates/cert_master_template.docx
@@ -415,9 +415,9 @@
       </w:tblPr>
       <w:tblGrid>
         <w:gridCol w:w="4873"/>
-        <w:gridCol w:w="2093"/>
-        <w:gridCol w:w="2036"/>
-        <w:gridCol w:w="1770"/>
+        <w:gridCol w:w="2178"/>
+        <w:gridCol w:w="2126"/>
+        <w:gridCol w:w="1595"/>
       </w:tblGrid>
       <w:tr>
         <w:trPr>
@@ -528,7 +528,7 @@
         </w:tc>
         <w:tc>
           <w:tcPr>
-            <w:tcW w:w="2093" w:type="dxa"/>
+            <w:tcW w:w="2178" w:type="dxa"/>
             <w:tcBorders>
               <w:top w:val="single" w:color="000000" w:themeColor="text1" w:sz="4" w:space="0"/>
               <w:left w:val="single" w:color="000000" w:themeColor="text1" w:sz="4" w:space="0"/>
@@ -610,7 +610,7 @@
         </w:tc>
         <w:tc>
           <w:tcPr>
-            <w:tcW w:w="2036" w:type="dxa"/>
+            <w:tcW w:w="2126" w:type="dxa"/>
             <w:tcBorders>
               <w:top w:val="single" w:color="000000" w:themeColor="text1" w:sz="4" w:space="0"/>
               <w:left w:val="single" w:color="000000" w:themeColor="text1" w:sz="4" w:space="0"/>
@@ -723,7 +723,7 @@
         </w:tc>
         <w:tc>
           <w:tcPr>
-            <w:tcW w:w="1770" w:type="dxa"/>
+            <w:tcW w:w="1595" w:type="dxa"/>
             <w:tcBorders>
               <w:top w:val="single" w:color="000000" w:themeColor="text1" w:sz="4" w:space="0"/>
               <w:left w:val="single" w:color="000000" w:themeColor="text1" w:sz="4" w:space="0"/>
@@ -890,7 +890,7 @@
         </w:tc>
         <w:tc>
           <w:tcPr>
-            <w:tcW w:w="2093" w:type="dxa"/>
+            <w:tcW w:w="2178" w:type="dxa"/>
             <w:tcBorders>
               <w:top w:val="single" w:color="000000" w:themeColor="text1" w:sz="4" w:space="0"/>
               <w:left w:val="single" w:color="000000" w:themeColor="text1" w:sz="4" w:space="0"/>
@@ -933,7 +933,7 @@
         </w:tc>
         <w:tc>
           <w:tcPr>
-            <w:tcW w:w="2036" w:type="dxa"/>
+            <w:tcW w:w="2126" w:type="dxa"/>
             <w:tcBorders>
               <w:top w:val="single" w:color="000000" w:themeColor="text1" w:sz="4" w:space="0"/>
               <w:left w:val="single" w:color="000000" w:themeColor="text1" w:sz="4" w:space="0"/>
@@ -975,7 +975,7 @@
         </w:tc>
         <w:tc>
           <w:tcPr>
-            <w:tcW w:w="1770" w:type="dxa"/>
+            <w:tcW w:w="1595" w:type="dxa"/>
             <w:tcBorders>
               <w:top w:val="single" w:color="000000" w:themeColor="text1" w:sz="4" w:space="0"/>
               <w:left w:val="single" w:color="000000" w:themeColor="text1" w:sz="4" w:space="0"/>
@@ -1130,7 +1130,7 @@
         </w:tc>
         <w:tc>
           <w:tcPr>
-            <w:tcW w:w="2093" w:type="dxa"/>
+            <w:tcW w:w="2178" w:type="dxa"/>
             <w:tcBorders>
               <w:top w:val="single" w:color="000000" w:themeColor="text1" w:sz="4" w:space="0"/>
               <w:left w:val="single" w:color="000000" w:themeColor="text1" w:sz="4" w:space="0"/>
@@ -1184,7 +1184,7 @@
         </w:tc>
         <w:tc>
           <w:tcPr>
-            <w:tcW w:w="2036" w:type="dxa"/>
+            <w:tcW w:w="2126" w:type="dxa"/>
             <w:tcBorders>
               <w:top w:val="single" w:color="000000" w:themeColor="text1" w:sz="4" w:space="0"/>
               <w:left w:val="single" w:color="000000" w:themeColor="text1" w:sz="4" w:space="0"/>
@@ -1237,7 +1237,7 @@
         </w:tc>
         <w:tc>
           <w:tcPr>
-            <w:tcW w:w="1770" w:type="dxa"/>
+            <w:tcW w:w="1595" w:type="dxa"/>
             <w:tcBorders>
               <w:top w:val="single" w:color="000000" w:themeColor="text1" w:sz="4" w:space="0"/>
               <w:left w:val="single" w:color="000000" w:themeColor="text1" w:sz="4" w:space="0"/>
@@ -1375,7 +1375,7 @@
         </w:tc>
         <w:tc>
           <w:tcPr>
-            <w:tcW w:w="2093" w:type="dxa"/>
+            <w:tcW w:w="2178" w:type="dxa"/>
             <w:tcBorders>
               <w:top w:val="single" w:color="000000" w:themeColor="text1" w:sz="4" w:space="0"/>
               <w:left w:val="single" w:color="000000" w:themeColor="text1" w:sz="4" w:space="0"/>
@@ -1418,7 +1418,7 @@
         </w:tc>
         <w:tc>
           <w:tcPr>
-            <w:tcW w:w="2036" w:type="dxa"/>
+            <w:tcW w:w="2126" w:type="dxa"/>
             <w:tcBorders>
               <w:top w:val="single" w:color="000000" w:themeColor="text1" w:sz="4" w:space="0"/>
               <w:left w:val="single" w:color="000000" w:themeColor="text1" w:sz="4" w:space="0"/>
@@ -1460,7 +1460,7 @@
         </w:tc>
         <w:tc>
           <w:tcPr>
-            <w:tcW w:w="1770" w:type="dxa"/>
+            <w:tcW w:w="1595" w:type="dxa"/>
             <w:tcBorders>
               <w:top w:val="single" w:color="000000" w:themeColor="text1" w:sz="4" w:space="0"/>
               <w:left w:val="single" w:color="000000" w:themeColor="text1" w:sz="4" w:space="0"/>

--- a/mbr/templates/cert_master_template.docx
+++ b/mbr/templates/cert_master_template.docx
@@ -2301,13 +2301,13 @@
             <w:spacing w:line="360" w:lineRule="auto"/>
             <w:jc w:val="center"/>
             <w:rPr>
-              <w:szCs w:val="999"/>
+              <w:szCs w:val="996"/>
               <w:lang w:val="en-GB"/>
             </w:rPr>
           </w:pPr>
           <w:r>
             <w:rPr>
-              <w:szCs w:val="999"/>
+              <w:szCs w:val="996"/>
               <w:lang w:val="en-GB"/>
             </w:rPr>
             <w:t>ŚWIADECTWO JAKOŚCI</w:t>
@@ -2320,20 +2320,20 @@
             <w:spacing w:line="360" w:lineRule="auto"/>
             <w:jc w:val="center"/>
             <w:rPr>
-              <w:szCs w:val="999"/>
+              <w:szCs w:val="996"/>
               <w:lang w:val="en-GB"/>
             </w:rPr>
           </w:pPr>
           <w:r>
             <w:rPr>
-              <w:szCs w:val="999"/>
+              <w:szCs w:val="996"/>
               <w:lang w:val="en-GB"/>
             </w:rPr>
             <w:t>/</w:t>
           </w:r>
           <w:r>
             <w:rPr>
-              <w:szCs w:val="999"/>
+              <w:szCs w:val="996"/>
               <w:lang w:val="en-GB"/>
             </w:rPr>
             <w:t>CERTIFICATE OF ANALYSIS</w:t>
@@ -2345,7 +2345,7 @@
             <w:rPr>
               <w:rFonts w:ascii="Bookman Old Style" w:hAnsi="Bookman Old Style"/>
               <w:b/>
-              <w:szCs w:val="999"/>
+              <w:szCs w:val="997"/>
               <w:lang w:val="en-GB"/>
             </w:rPr>
           </w:pPr>
@@ -2353,8 +2353,8 @@
             <w:rPr>
               <w:rFonts w:ascii="Bookman Old Style" w:hAnsi="Bookman Old Style"/>
               <w:b/>
-              <w:sz w:val="999"/>
-              <w:szCs w:val="999"/>
+              <w:sz w:val="997"/>
+              <w:szCs w:val="997"/>
               <w:lang w:val="en-GB"/>
             </w:rPr>
             <w:t>{{display_name}}</w:t>
@@ -2363,7 +2363,7 @@
             <w:rPr>
               <w:rFonts w:ascii="Bookman Old Style" w:hAnsi="Bookman Old Style"/>
               <w:b/>
-              <w:szCs w:val="999"/>
+              <w:szCs w:val="997"/>
               <w:lang w:val="en-GB"/>
             </w:rPr>
           </w:r>
@@ -2371,7 +2371,7 @@
             <w:rPr>
               <w:rFonts w:ascii="Bookman Old Style" w:hAnsi="Bookman Old Style"/>
               <w:b/>
-              <w:szCs w:val="999"/>
+              <w:szCs w:val="997"/>
               <w:lang w:val="en-GB"/>
             </w:rPr>
           </w:r>
@@ -2379,7 +2379,7 @@
             <w:rPr>
               <w:rFonts w:ascii="Bookman Old Style" w:hAnsi="Bookman Old Style"/>
               <w:b/>
-              <w:szCs w:val="999"/>
+              <w:szCs w:val="997"/>
               <w:lang w:val="en-GB"/>
             </w:rPr>
           </w:r>
@@ -2387,7 +2387,7 @@
             <w:rPr>
               <w:rFonts w:ascii="Bookman Old Style" w:hAnsi="Bookman Old Style"/>
               <w:b/>
-              <w:szCs w:val="999"/>
+              <w:szCs w:val="997"/>
               <w:lang w:val="en-GB"/>
             </w:rPr>
           </w:r>
@@ -2937,7 +2937,7 @@
     </w:pPr>
     <w:rPr>
       <w:b/>
-      <w:sz w:val="999"/>
+      <w:sz w:val="996"/>
     </w:rPr>
   </w:style>
   <w:style w:type="paragraph" w:styleId="Nagwek8">
@@ -2952,7 +2952,7 @@
       <w:outlineLvl w:val="7"/>
     </w:pPr>
     <w:rPr>
-      <w:sz w:val="999"/>
+      <w:sz w:val="997"/>
     </w:rPr>
   </w:style>
   <w:style w:type="character" w:styleId="Domylnaczcionkaakapitu" w:default="1">

--- a/mbr/templates/cert_master_template.docx
+++ b/mbr/templates/cert_master_template.docx
@@ -1949,7 +1949,7 @@
       <w:headerReference w:type="default" r:id="rId8"/>
       <w:footerReference w:type="default" r:id="rId9"/>
       <w:pgSz w:w="11906" w:h="16838" w:orient="portrait"/>
-      <w:pgMar w:top="964" w:right="567" w:bottom="964" w:left="567" w:header="624" w:footer="680" w:gutter="0"/>
+      <w:pgMar w:top="567" w:right="567" w:bottom="964" w:left="567" w:header="284" w:footer="680" w:gutter="0"/>
       <w:cols w:space="708"/>
       <w:docGrid w:linePitch="326"/>
     </w:sectPr>
@@ -2287,7 +2287,7 @@
         <w:p>
           <w:pPr>
             <w:pStyle w:val="Nagwek4"/>
-            <w:spacing w:line="360" w:lineRule="auto"/>
+            <w:spacing w:line="240" w:lineRule="auto"/>
             <w:jc w:val="center"/>
             <w:rPr>
               <w:lang w:val="en-GB"/>
@@ -2298,7 +2298,7 @@
           <w:pPr>
             <w:pStyle w:val="Nagwek4"/>
             <w:snapToGrid w:val="0"/>
-            <w:spacing w:line="360" w:lineRule="auto"/>
+            <w:spacing w:line="240" w:lineRule="auto"/>
             <w:jc w:val="center"/>
             <w:rPr>
               <w:szCs w:val="996"/>
@@ -2317,7 +2317,7 @@
           <w:pPr>
             <w:pStyle w:val="Nagwek4"/>
             <w:snapToGrid w:val="0"/>
-            <w:spacing w:line="360" w:lineRule="auto"/>
+            <w:spacing w:line="240" w:lineRule="auto"/>
             <w:jc w:val="center"/>
             <w:rPr>
               <w:szCs w:val="996"/>

--- a/mbr/templates/cert_master_template.docx
+++ b/mbr/templates/cert_master_template.docx
@@ -547,7 +547,7 @@
               <w:pStyle w:val="Standard"/>
               <w:snapToGrid w:val="0"/>
               <w:ind w:right="72"/>
-              <w:jc w:val="left"/>
+              <w:jc w:val="center"/>
               <w:rPr>
                 <w:rFonts w:ascii="TeX Gyre Bonum" w:hAnsi="TeX Gyre Bonum"/>
                 <w:b w:val="1"/>
@@ -574,7 +574,7 @@
               <w:pStyle w:val="Standard"/>
               <w:snapToGrid w:val="0"/>
               <w:ind w:right="72"/>
-              <w:jc w:val="left"/>
+              <w:jc w:val="center"/>
               <w:rPr>
                 <w:rFonts w:ascii="TeX Gyre Bonum" w:hAnsi="TeX Gyre Bonum"/>
                 <w:b w:val="1"/>
@@ -628,7 +628,7 @@
             <w:pPr>
               <w:pStyle w:val="Standard"/>
               <w:snapToGrid w:val="0"/>
-              <w:jc w:val="left"/>
+              <w:jc w:val="center"/>
               <w:rPr>
                 <w:rFonts w:ascii="TeX Gyre Bonum" w:hAnsi="TeX Gyre Bonum"/>
                 <w:b w:val="1"/>
@@ -687,7 +687,7 @@
             <w:pPr>
               <w:pStyle w:val="Standard"/>
               <w:snapToGrid w:val="0"/>
-              <w:jc w:val="left"/>
+              <w:jc w:val="center"/>
               <w:rPr>
                 <w:rFonts w:ascii="TeX Gyre Bonum" w:hAnsi="TeX Gyre Bonum"/>
                 <w:b w:val="1"/>
@@ -742,7 +742,7 @@
             <w:pPr>
               <w:pStyle w:val="Standard"/>
               <w:snapToGrid w:val="0"/>
-              <w:jc w:val="left"/>
+              <w:jc w:val="center"/>
               <w:rPr>
                 <w:rFonts w:ascii="TeX Gyre Bonum" w:hAnsi="TeX Gyre Bonum"/>
                 <w:b w:val="1"/>
@@ -768,7 +768,7 @@
             <w:pPr>
               <w:pStyle w:val="Standard"/>
               <w:snapToGrid w:val="0"/>
-              <w:jc w:val="left"/>
+              <w:jc w:val="center"/>
               <w:rPr>
                 <w:rFonts w:ascii="TeX Gyre Bonum" w:hAnsi="TeX Gyre Bonum"/>
                 <w:b w:val="1"/>
@@ -1148,7 +1148,7 @@
             <w:pPr>
               <w:pStyle w:val="Standard"/>
               <w:snapToGrid w:val="0"/>
-              <w:jc w:val="left"/>
+              <w:jc w:val="center"/>
               <w:rPr>
                 <w:rFonts w:ascii="TeX Gyre Bonum" w:hAnsi="TeX Gyre Bonum"/>
                 <w:sz w:val="22"/>
@@ -1202,7 +1202,7 @@
             <w:pPr>
               <w:pStyle w:val="Standard"/>
               <w:snapToGrid w:val="0"/>
-              <w:jc w:val="left"/>
+              <w:jc w:val="center"/>
               <w:rPr>
                 <w:rFonts w:ascii="TeX Gyre Bonum" w:hAnsi="TeX Gyre Bonum"/>
                 <w:sz w:val="22"/>
@@ -1256,7 +1256,7 @@
             <w:pPr>
               <w:pStyle w:val="Standard"/>
               <w:snapToGrid w:val="0"/>
-              <w:jc w:val="left"/>
+              <w:jc w:val="center"/>
               <w:rPr>
                 <w:rFonts w:ascii="TeX Gyre Bonum" w:hAnsi="TeX Gyre Bonum"/>
                 <w:sz w:val="22"/>

--- a/mbr/templates/cert_master_template.docx
+++ b/mbr/templates/cert_master_template.docx
@@ -57,7 +57,7 @@
           <w:sz w:val="22"/>
           <w:szCs w:val="22"/>
         </w:rPr>
-        <w:t>Klasyfikowany na podstawie specyfikacji/Classified on TDS: {{spec_number}} CAS: {{cas_number}}</w:t>
+        <w:t>Klasyfikowany na podstawie specyfikacji/Classified on TDS: {{spec_number}} {% if cas_number %}CAS: {{cas_number}}{% endif %}</w:t>
       </w:r>
       <w:r>
         <w:rPr>

--- a/mbr/templates/cert_master_template.docx
+++ b/mbr/templates/cert_master_template.docx
@@ -16,8 +16,10 @@
         <w:rPr>
           <w:rFonts w:ascii="TeX Gyre Bonum" w:hAnsi="TeX Gyre Bonum"/>
           <w:sz w:val="22"/>
-        </w:rPr>
-        <w:t xml:space="preserve">Kod AVON/AVON code: {{avon_code}}</w:t>
+          <w:b/>
+          <w:bCs/>
+        </w:rPr>
+        <w:t xml:space="preserve">AVON code: {{avon_code}}</w:t>
       </w:r>
     </w:p>
     <w:p xmlns:wp14="http://schemas.microsoft.com/office/word/2010/wordml" wp14:textId="77777777">
@@ -25,8 +27,10 @@
         <w:rPr>
           <w:rFonts w:ascii="TeX Gyre Bonum" w:hAnsi="TeX Gyre Bonum"/>
           <w:sz w:val="22"/>
-        </w:rPr>
-        <w:t xml:space="preserve">Nazwa AVON/AVON name: {{avon_name}}</w:t>
+          <w:b/>
+          <w:bCs/>
+        </w:rPr>
+        <w:t xml:space="preserve">AVON name: {{avon_name}}</w:t>
       </w:r>
     </w:p>
     <w:p xmlns:wp14="http://schemas.microsoft.com/office/word/2010/wordml" wp14:textId="77777777">

--- a/mbr/templates/cert_master_template.docx
+++ b/mbr/templates/cert_master_template.docx
@@ -1282,7 +1282,7 @@
                 <w:sz w:val="22"/>
                 <w:szCs w:val="22"/>
               </w:rPr>
-              <w:t>row.result</w:t>
+              <w:t xml:space="preserve">r row.result </w:t>
             </w:r>
             <w:r>
               <w:rPr>

--- a/mbr/templates/cert_master_template.docx
+++ b/mbr/templates/cert_master_template.docx
@@ -1174,7 +1174,7 @@
                 <w:sz w:val="22"/>
                 <w:szCs w:val="22"/>
               </w:rPr>
-              <w:t>row.requirement</w:t>
+              <w:t xml:space="preserve">r row.requirement </w:t>
             </w:r>
             <w:r>
               <w:rPr>

--- a/mbr/templates/cert_master_template.docx
+++ b/mbr/templates/cert_master_template.docx
@@ -1146,7 +1146,7 @@
               <w:bottom w:w="30" w:type="dxa"/>
               <w:right w:w="70" w:type="dxa"/>
             </w:tcMar>
-            <w:vAlign w:val="center"/>
+            <w:vAlign w:val="bottom"/>
           </w:tcPr>
           <w:p>
             <w:pPr>
@@ -1254,7 +1254,7 @@
               <w:bottom w:w="30" w:type="dxa"/>
               <w:right w:w="70" w:type="dxa"/>
             </w:tcMar>
-            <w:vAlign w:val="center"/>
+            <w:vAlign w:val="bottom"/>
           </w:tcPr>
           <w:p>
             <w:pPr>

--- a/mbr/templates/cert_master_template.docx
+++ b/mbr/templates/cert_master_template.docx
@@ -1146,7 +1146,7 @@
               <w:bottom w:w="30" w:type="dxa"/>
               <w:right w:w="70" w:type="dxa"/>
             </w:tcMar>
-            <w:vAlign w:val="bottom"/>
+            <w:vAlign w:val="center"/>
           </w:tcPr>
           <w:p>
             <w:pPr>
@@ -1254,7 +1254,7 @@
               <w:bottom w:w="30" w:type="dxa"/>
               <w:right w:w="70" w:type="dxa"/>
             </w:tcMar>
-            <w:vAlign w:val="bottom"/>
+            <w:vAlign w:val="center"/>
           </w:tcPr>
           <w:p>
             <w:pPr>
